--- a/templates/plananual/DPCC 1° A 5°/DPCC 4° - PROGRAMACIÓN CURRICULAR ANUAL .docx
+++ b/templates/plananual/DPCC 1° A 5°/DPCC 4° - PROGRAMACIÓN CURRICULAR ANUAL .docx
@@ -10216,7 +10216,7 @@
     <w:tbl>
       <w:tblPr>
         <w:tblStyle w:val="Tablaconcuadrcula"/>
-        <w:tblW w:w="14850" w:type="dxa"/>
+        <w:tblW w:w="14851" w:type="dxa"/>
         <w:jc w:val="center"/>
         <w:tblBorders>
           <w:top w:val="double" w:sz="4" w:space="0" w:color="47D459" w:themeColor="accent3" w:themeTint="99"/>
@@ -10230,7 +10230,7 @@
         <w:tblLook w:val="04A0" w:firstRow="1" w:lastRow="0" w:firstColumn="1" w:lastColumn="0" w:noHBand="0" w:noVBand="1"/>
       </w:tblPr>
       <w:tblGrid>
-        <w:gridCol w:w="874"/>
+        <w:gridCol w:w="875"/>
         <w:gridCol w:w="1095"/>
         <w:gridCol w:w="1726"/>
         <w:gridCol w:w="6169"/>
@@ -10246,32 +10246,27 @@
         <w:tc>
           <w:tcPr>
             <w:tcW w:w="875" w:type="dxa"/>
-            <w:tcBorders>
-              <w:top w:val="double" w:sz="4" w:space="0" w:color="47D459" w:themeColor="accent3" w:themeTint="99"/>
-              <w:left w:val="double" w:sz="4" w:space="0" w:color="47D459" w:themeColor="accent3" w:themeTint="99"/>
-              <w:bottom w:val="double" w:sz="4" w:space="0" w:color="47D459" w:themeColor="accent3" w:themeTint="99"/>
-              <w:right w:val="double" w:sz="4" w:space="0" w:color="47D459" w:themeColor="accent3" w:themeTint="99"/>
-            </w:tcBorders>
             <w:shd w:val="clear" w:color="auto" w:fill="C1F0C7" w:themeFill="accent3" w:themeFillTint="33"/>
             <w:vAlign w:val="center"/>
-            <w:hideMark/>
-          </w:tcPr>
-          <w:p>
-            <w:pPr>
-              <w:spacing w:after="160" w:line="276" w:lineRule="auto"/>
-              <w:ind w:right="-455"/>
-              <w:rPr>
-                <w:rFonts w:ascii="Arial Nova Cond Light" w:hAnsi="Arial Nova Cond Light" w:cs="Times New Roman"/>
-                <w:b/>
-                <w:bCs/>
-                <w:color w:val="000000" w:themeColor="text1"/>
-                <w:sz w:val="20"/>
-                <w:szCs w:val="20"/>
-              </w:rPr>
-            </w:pPr>
-            <w:r>
-              <w:rPr>
-                <w:rFonts w:ascii="Arial Nova Cond Light" w:hAnsi="Arial Nova Cond Light" w:cs="Times New Roman"/>
+          </w:tcPr>
+          <w:p>
+            <w:pPr>
+              <w:pStyle w:val="Prrafodelista"/>
+              <w:ind w:left="0"/>
+              <w:jc w:val="center"/>
+              <w:rPr>
+                <w:rFonts w:ascii="Arial Nova Cond" w:hAnsi="Arial Nova Cond" w:cs="Times New Roman"/>
+                <w:b/>
+                <w:bCs/>
+                <w:color w:val="000000" w:themeColor="text1"/>
+                <w:sz w:val="20"/>
+                <w:szCs w:val="20"/>
+              </w:rPr>
+            </w:pPr>
+            <w:bookmarkStart w:id="1" w:name="_Hlk227075175"/>
+            <w:r>
+              <w:rPr>
+                <w:rFonts w:ascii="Arial Nova Cond" w:hAnsi="Arial Nova Cond" w:cs="Times New Roman"/>
                 <w:b/>
                 <w:bCs/>
                 <w:color w:val="000000" w:themeColor="text1"/>
@@ -10285,32 +10280,26 @@
         <w:tc>
           <w:tcPr>
             <w:tcW w:w="1095" w:type="dxa"/>
-            <w:tcBorders>
-              <w:top w:val="double" w:sz="4" w:space="0" w:color="47D459" w:themeColor="accent3" w:themeTint="99"/>
-              <w:left w:val="double" w:sz="4" w:space="0" w:color="47D459" w:themeColor="accent3" w:themeTint="99"/>
-              <w:bottom w:val="double" w:sz="4" w:space="0" w:color="47D459" w:themeColor="accent3" w:themeTint="99"/>
-              <w:right w:val="double" w:sz="4" w:space="0" w:color="47D459" w:themeColor="accent3" w:themeTint="99"/>
-            </w:tcBorders>
             <w:shd w:val="clear" w:color="auto" w:fill="C1F0C7" w:themeFill="accent3" w:themeFillTint="33"/>
             <w:vAlign w:val="center"/>
-            <w:hideMark/>
-          </w:tcPr>
-          <w:p>
-            <w:pPr>
-              <w:spacing w:after="160" w:line="276" w:lineRule="auto"/>
-              <w:ind w:right="-455"/>
-              <w:rPr>
-                <w:rFonts w:ascii="Arial Nova Cond Light" w:hAnsi="Arial Nova Cond Light" w:cs="Times New Roman"/>
-                <w:b/>
-                <w:bCs/>
-                <w:color w:val="000000" w:themeColor="text1"/>
-                <w:sz w:val="20"/>
-                <w:szCs w:val="20"/>
-              </w:rPr>
-            </w:pPr>
-            <w:r>
-              <w:rPr>
-                <w:rFonts w:ascii="Arial Nova Cond Light" w:hAnsi="Arial Nova Cond Light" w:cs="Times New Roman"/>
+          </w:tcPr>
+          <w:p>
+            <w:pPr>
+              <w:pStyle w:val="Prrafodelista"/>
+              <w:ind w:left="0"/>
+              <w:jc w:val="center"/>
+              <w:rPr>
+                <w:rFonts w:ascii="Arial Nova Cond" w:hAnsi="Arial Nova Cond" w:cs="Times New Roman"/>
+                <w:b/>
+                <w:bCs/>
+                <w:color w:val="000000" w:themeColor="text1"/>
+                <w:sz w:val="20"/>
+                <w:szCs w:val="20"/>
+              </w:rPr>
+            </w:pPr>
+            <w:r>
+              <w:rPr>
+                <w:rFonts w:ascii="Arial Nova Cond" w:hAnsi="Arial Nova Cond" w:cs="Times New Roman"/>
                 <w:b/>
                 <w:bCs/>
                 <w:color w:val="000000" w:themeColor="text1"/>
@@ -10324,32 +10313,26 @@
         <w:tc>
           <w:tcPr>
             <w:tcW w:w="1726" w:type="dxa"/>
-            <w:tcBorders>
-              <w:top w:val="double" w:sz="4" w:space="0" w:color="47D459" w:themeColor="accent3" w:themeTint="99"/>
-              <w:left w:val="double" w:sz="4" w:space="0" w:color="47D459" w:themeColor="accent3" w:themeTint="99"/>
-              <w:bottom w:val="double" w:sz="4" w:space="0" w:color="47D459" w:themeColor="accent3" w:themeTint="99"/>
-              <w:right w:val="double" w:sz="4" w:space="0" w:color="47D459" w:themeColor="accent3" w:themeTint="99"/>
-            </w:tcBorders>
             <w:shd w:val="clear" w:color="auto" w:fill="C1F0C7" w:themeFill="accent3" w:themeFillTint="33"/>
             <w:vAlign w:val="center"/>
-            <w:hideMark/>
-          </w:tcPr>
-          <w:p>
-            <w:pPr>
-              <w:spacing w:after="160" w:line="276" w:lineRule="auto"/>
-              <w:ind w:right="-455"/>
-              <w:rPr>
-                <w:rFonts w:ascii="Arial Nova Cond Light" w:hAnsi="Arial Nova Cond Light" w:cs="Times New Roman"/>
-                <w:b/>
-                <w:bCs/>
-                <w:color w:val="000000" w:themeColor="text1"/>
-                <w:sz w:val="20"/>
-                <w:szCs w:val="20"/>
-              </w:rPr>
-            </w:pPr>
-            <w:r>
-              <w:rPr>
-                <w:rFonts w:ascii="Arial Nova Cond Light" w:hAnsi="Arial Nova Cond Light" w:cs="Times New Roman"/>
+          </w:tcPr>
+          <w:p>
+            <w:pPr>
+              <w:pStyle w:val="Prrafodelista"/>
+              <w:ind w:left="0"/>
+              <w:jc w:val="center"/>
+              <w:rPr>
+                <w:rFonts w:ascii="Arial Nova Cond" w:hAnsi="Arial Nova Cond" w:cs="Times New Roman"/>
+                <w:b/>
+                <w:bCs/>
+                <w:color w:val="000000" w:themeColor="text1"/>
+                <w:sz w:val="20"/>
+                <w:szCs w:val="20"/>
+              </w:rPr>
+            </w:pPr>
+            <w:r>
+              <w:rPr>
+                <w:rFonts w:ascii="Arial Nova Cond" w:hAnsi="Arial Nova Cond" w:cs="Times New Roman"/>
                 <w:b/>
                 <w:bCs/>
                 <w:color w:val="000000" w:themeColor="text1"/>
@@ -10363,110 +10346,147 @@
         <w:tc>
           <w:tcPr>
             <w:tcW w:w="6169" w:type="dxa"/>
-            <w:tcBorders>
-              <w:top w:val="double" w:sz="4" w:space="0" w:color="47D459" w:themeColor="accent3" w:themeTint="99"/>
-              <w:left w:val="double" w:sz="4" w:space="0" w:color="47D459" w:themeColor="accent3" w:themeTint="99"/>
-              <w:bottom w:val="double" w:sz="4" w:space="0" w:color="47D459" w:themeColor="accent3" w:themeTint="99"/>
-              <w:right w:val="double" w:sz="4" w:space="0" w:color="47D459" w:themeColor="accent3" w:themeTint="99"/>
-            </w:tcBorders>
             <w:shd w:val="clear" w:color="auto" w:fill="C1F0C7" w:themeFill="accent3" w:themeFillTint="33"/>
             <w:vAlign w:val="center"/>
-            <w:hideMark/>
-          </w:tcPr>
-          <w:p>
-            <w:pPr>
-              <w:spacing w:after="160" w:line="276" w:lineRule="auto"/>
-              <w:ind w:right="-455"/>
-              <w:rPr>
-                <w:rFonts w:ascii="Arial Nova Cond Light" w:hAnsi="Arial Nova Cond Light" w:cs="Times New Roman"/>
-                <w:b/>
-                <w:bCs/>
-                <w:color w:val="000000" w:themeColor="text1"/>
-                <w:sz w:val="20"/>
-                <w:szCs w:val="20"/>
-              </w:rPr>
-            </w:pPr>
-            <w:r>
-              <w:rPr>
-                <w:rFonts w:ascii="Arial Nova Cond Light" w:hAnsi="Arial Nova Cond Light" w:cs="Times New Roman"/>
-                <w:b/>
-                <w:bCs/>
-                <w:color w:val="000000" w:themeColor="text1"/>
-                <w:sz w:val="20"/>
-                <w:szCs w:val="20"/>
-              </w:rPr>
-              <w:t>SITUACIÓN SIGNIFICATIVA</w:t>
+          </w:tcPr>
+          <w:p>
+            <w:pPr>
+              <w:pStyle w:val="Prrafodelista"/>
+              <w:ind w:left="0"/>
+              <w:jc w:val="center"/>
+              <w:rPr>
+                <w:rFonts w:ascii="Arial Nova Cond" w:hAnsi="Arial Nova Cond" w:cs="Times New Roman"/>
+                <w:b/>
+                <w:bCs/>
+                <w:color w:val="000000" w:themeColor="text1"/>
+                <w:sz w:val="20"/>
+                <w:szCs w:val="20"/>
+              </w:rPr>
+            </w:pPr>
+            <w:r>
+              <w:rPr>
+                <w:rFonts w:ascii="Arial Nova Cond" w:hAnsi="Arial Nova Cond" w:cs="Times New Roman"/>
+                <w:b/>
+                <w:bCs/>
+                <w:color w:val="000000" w:themeColor="text1"/>
+                <w:sz w:val="20"/>
+                <w:szCs w:val="20"/>
+              </w:rPr>
+              <w:t>SITUACIÓN SIGNIF</w:t>
+            </w:r>
+            <w:r>
+              <w:rPr>
+                <w:rFonts w:ascii="Arial Nova Cond" w:hAnsi="Arial Nova Cond" w:cs="Times New Roman"/>
+                <w:b/>
+                <w:bCs/>
+                <w:color w:val="000000" w:themeColor="text1"/>
+                <w:sz w:val="20"/>
+                <w:szCs w:val="20"/>
+              </w:rPr>
+              <w:t>I</w:t>
+            </w:r>
+            <w:r>
+              <w:rPr>
+                <w:rFonts w:ascii="Arial Nova Cond" w:hAnsi="Arial Nova Cond" w:cs="Times New Roman"/>
+                <w:b/>
+                <w:bCs/>
+                <w:color w:val="000000" w:themeColor="text1"/>
+                <w:sz w:val="20"/>
+                <w:szCs w:val="20"/>
+              </w:rPr>
+              <w:t>CATIVA</w:t>
             </w:r>
           </w:p>
         </w:tc>
         <w:tc>
           <w:tcPr>
             <w:tcW w:w="2015" w:type="dxa"/>
-            <w:tcBorders>
-              <w:top w:val="double" w:sz="4" w:space="0" w:color="47D459" w:themeColor="accent3" w:themeTint="99"/>
-              <w:left w:val="double" w:sz="4" w:space="0" w:color="47D459" w:themeColor="accent3" w:themeTint="99"/>
-              <w:bottom w:val="double" w:sz="4" w:space="0" w:color="47D459" w:themeColor="accent3" w:themeTint="99"/>
-              <w:right w:val="double" w:sz="4" w:space="0" w:color="47D459" w:themeColor="accent3" w:themeTint="99"/>
-            </w:tcBorders>
             <w:shd w:val="clear" w:color="auto" w:fill="C1F0C7" w:themeFill="accent3" w:themeFillTint="33"/>
             <w:vAlign w:val="center"/>
-            <w:hideMark/>
-          </w:tcPr>
-          <w:p>
-            <w:pPr>
-              <w:spacing w:after="160" w:line="276" w:lineRule="auto"/>
-              <w:ind w:right="-455"/>
-              <w:rPr>
-                <w:rFonts w:ascii="Arial Nova Cond Light" w:hAnsi="Arial Nova Cond Light" w:cs="Times New Roman"/>
-                <w:b/>
-                <w:bCs/>
-                <w:color w:val="000000" w:themeColor="text1"/>
-                <w:sz w:val="20"/>
-                <w:szCs w:val="20"/>
-              </w:rPr>
-            </w:pPr>
-            <w:r>
-              <w:rPr>
-                <w:rFonts w:ascii="Arial Nova Cond Light" w:hAnsi="Arial Nova Cond Light" w:cs="Times New Roman"/>
-                <w:b/>
-                <w:bCs/>
-                <w:color w:val="000000" w:themeColor="text1"/>
-                <w:sz w:val="20"/>
-                <w:szCs w:val="20"/>
-              </w:rPr>
-              <w:t>TÍTULO DE LA UNIDAD DIDÁCTICA.</w:t>
+          </w:tcPr>
+          <w:p>
+            <w:pPr>
+              <w:pStyle w:val="Prrafodelista"/>
+              <w:ind w:left="0"/>
+              <w:jc w:val="center"/>
+              <w:rPr>
+                <w:rFonts w:ascii="Arial Nova Cond" w:hAnsi="Arial Nova Cond" w:cs="Times New Roman"/>
+                <w:b/>
+                <w:bCs/>
+                <w:color w:val="000000" w:themeColor="text1"/>
+                <w:sz w:val="20"/>
+                <w:szCs w:val="20"/>
+              </w:rPr>
+            </w:pPr>
+            <w:r>
+              <w:rPr>
+                <w:rFonts w:ascii="Arial Nova Cond" w:hAnsi="Arial Nova Cond" w:cs="Times New Roman"/>
+                <w:b/>
+                <w:bCs/>
+                <w:color w:val="000000" w:themeColor="text1"/>
+                <w:sz w:val="20"/>
+                <w:szCs w:val="20"/>
+              </w:rPr>
+              <w:t>TÍTULO DE LA UNIDAD DID</w:t>
+            </w:r>
+            <w:r>
+              <w:rPr>
+                <w:rFonts w:ascii="Arial Nova Cond" w:hAnsi="Arial Nova Cond" w:cs="Times New Roman"/>
+                <w:b/>
+                <w:bCs/>
+                <w:color w:val="000000" w:themeColor="text1"/>
+                <w:sz w:val="20"/>
+                <w:szCs w:val="20"/>
+              </w:rPr>
+              <w:t>Á</w:t>
+            </w:r>
+            <w:r>
+              <w:rPr>
+                <w:rFonts w:ascii="Arial Nova Cond" w:hAnsi="Arial Nova Cond" w:cs="Times New Roman"/>
+                <w:b/>
+                <w:bCs/>
+                <w:color w:val="000000" w:themeColor="text1"/>
+                <w:sz w:val="20"/>
+                <w:szCs w:val="20"/>
+              </w:rPr>
+              <w:t>CTICA</w:t>
+            </w:r>
+            <w:r>
+              <w:rPr>
+                <w:rFonts w:ascii="Arial Nova Cond" w:hAnsi="Arial Nova Cond" w:cs="Times New Roman"/>
+                <w:b/>
+                <w:bCs/>
+                <w:color w:val="000000" w:themeColor="text1"/>
+                <w:sz w:val="20"/>
+                <w:szCs w:val="20"/>
+              </w:rPr>
+              <w:t>.</w:t>
             </w:r>
           </w:p>
         </w:tc>
         <w:tc>
           <w:tcPr>
             <w:tcW w:w="1634" w:type="dxa"/>
-            <w:tcBorders>
-              <w:top w:val="double" w:sz="4" w:space="0" w:color="47D459" w:themeColor="accent3" w:themeTint="99"/>
-              <w:left w:val="double" w:sz="4" w:space="0" w:color="47D459" w:themeColor="accent3" w:themeTint="99"/>
-              <w:bottom w:val="double" w:sz="4" w:space="0" w:color="47D459" w:themeColor="accent3" w:themeTint="99"/>
-              <w:right w:val="double" w:sz="4" w:space="0" w:color="47D459" w:themeColor="accent3" w:themeTint="99"/>
-            </w:tcBorders>
             <w:shd w:val="clear" w:color="auto" w:fill="C1F0C7" w:themeFill="accent3" w:themeFillTint="33"/>
             <w:vAlign w:val="center"/>
-            <w:hideMark/>
-          </w:tcPr>
-          <w:p>
-            <w:pPr>
-              <w:spacing w:after="160" w:line="276" w:lineRule="auto"/>
-              <w:ind w:right="-455"/>
-              <w:rPr>
-                <w:rFonts w:ascii="Arial Nova Cond Light" w:hAnsi="Arial Nova Cond Light" w:cs="Times New Roman"/>
-                <w:b/>
-                <w:bCs/>
-                <w:color w:val="000000" w:themeColor="text1"/>
-                <w:sz w:val="20"/>
-                <w:szCs w:val="20"/>
-              </w:rPr>
-            </w:pPr>
-            <w:r>
-              <w:rPr>
-                <w:rFonts w:ascii="Arial Nova Cond Light" w:hAnsi="Arial Nova Cond Light" w:cs="Times New Roman"/>
+          </w:tcPr>
+          <w:p>
+            <w:pPr>
+              <w:pStyle w:val="Prrafodelista"/>
+              <w:ind w:left="0"/>
+              <w:jc w:val="center"/>
+              <w:rPr>
+                <w:rFonts w:ascii="Arial Nova Cond" w:hAnsi="Arial Nova Cond" w:cs="Times New Roman"/>
+                <w:b/>
+                <w:bCs/>
+                <w:color w:val="000000" w:themeColor="text1"/>
+                <w:sz w:val="20"/>
+                <w:szCs w:val="20"/>
+              </w:rPr>
+            </w:pPr>
+            <w:r>
+              <w:rPr>
+                <w:rFonts w:ascii="Arial Nova Cond" w:hAnsi="Arial Nova Cond" w:cs="Times New Roman"/>
                 <w:b/>
                 <w:bCs/>
                 <w:color w:val="000000" w:themeColor="text1"/>
@@ -10480,32 +10500,26 @@
         <w:tc>
           <w:tcPr>
             <w:tcW w:w="1337" w:type="dxa"/>
-            <w:tcBorders>
-              <w:top w:val="double" w:sz="4" w:space="0" w:color="47D459" w:themeColor="accent3" w:themeTint="99"/>
-              <w:left w:val="double" w:sz="4" w:space="0" w:color="47D459" w:themeColor="accent3" w:themeTint="99"/>
-              <w:bottom w:val="double" w:sz="4" w:space="0" w:color="47D459" w:themeColor="accent3" w:themeTint="99"/>
-              <w:right w:val="double" w:sz="4" w:space="0" w:color="47D459" w:themeColor="accent3" w:themeTint="99"/>
-            </w:tcBorders>
             <w:shd w:val="clear" w:color="auto" w:fill="C1F0C7" w:themeFill="accent3" w:themeFillTint="33"/>
             <w:vAlign w:val="center"/>
-            <w:hideMark/>
-          </w:tcPr>
-          <w:p>
-            <w:pPr>
-              <w:spacing w:after="160" w:line="276" w:lineRule="auto"/>
-              <w:ind w:right="-455"/>
-              <w:rPr>
-                <w:rFonts w:ascii="Arial Nova Cond Light" w:hAnsi="Arial Nova Cond Light" w:cs="Times New Roman"/>
-                <w:b/>
-                <w:bCs/>
-                <w:color w:val="000000" w:themeColor="text1"/>
-                <w:sz w:val="20"/>
-                <w:szCs w:val="20"/>
-              </w:rPr>
-            </w:pPr>
-            <w:r>
-              <w:rPr>
-                <w:rFonts w:ascii="Arial Nova Cond Light" w:hAnsi="Arial Nova Cond Light" w:cs="Times New Roman"/>
+          </w:tcPr>
+          <w:p>
+            <w:pPr>
+              <w:pStyle w:val="Prrafodelista"/>
+              <w:ind w:left="0"/>
+              <w:jc w:val="center"/>
+              <w:rPr>
+                <w:rFonts w:ascii="Arial Nova Cond" w:hAnsi="Arial Nova Cond" w:cs="Times New Roman"/>
+                <w:b/>
+                <w:bCs/>
+                <w:color w:val="000000" w:themeColor="text1"/>
+                <w:sz w:val="20"/>
+                <w:szCs w:val="20"/>
+              </w:rPr>
+            </w:pPr>
+            <w:r>
+              <w:rPr>
+                <w:rFonts w:ascii="Arial Nova Cond" w:hAnsi="Arial Nova Cond" w:cs="Times New Roman"/>
                 <w:b/>
                 <w:bCs/>
                 <w:color w:val="000000" w:themeColor="text1"/>
@@ -10526,24 +10540,23 @@
           <w:tcPr>
             <w:tcW w:w="875" w:type="dxa"/>
             <w:vMerge w:val="restart"/>
-            <w:tcBorders>
-              <w:top w:val="double" w:sz="4" w:space="0" w:color="47D459" w:themeColor="accent3" w:themeTint="99"/>
-              <w:left w:val="double" w:sz="4" w:space="0" w:color="47D459" w:themeColor="accent3" w:themeTint="99"/>
-              <w:bottom w:val="double" w:sz="4" w:space="0" w:color="47D459" w:themeColor="accent3" w:themeTint="99"/>
-              <w:right w:val="double" w:sz="4" w:space="0" w:color="47D459" w:themeColor="accent3" w:themeTint="99"/>
-            </w:tcBorders>
-            <w:vAlign w:val="center"/>
-            <w:hideMark/>
-          </w:tcPr>
-          <w:p>
-            <w:pPr>
-              <w:spacing w:after="160" w:line="276" w:lineRule="auto"/>
-              <w:ind w:right="-455"/>
-              <w:rPr>
-                <w:rFonts w:ascii="Arial Nova Cond Light" w:hAnsi="Arial Nova Cond Light" w:cs="Times New Roman"/>
-                <w:b/>
-                <w:bCs/>
-                <w:color w:val="000000" w:themeColor="text1"/>
+            <w:vAlign w:val="center"/>
+          </w:tcPr>
+          <w:p>
+            <w:pPr>
+              <w:pStyle w:val="Prrafodelista"/>
+              <w:tabs>
+                <w:tab w:val="left" w:pos="0"/>
+                <w:tab w:val="left" w:pos="142"/>
+                <w:tab w:val="left" w:pos="284"/>
+              </w:tabs>
+              <w:spacing w:line="276" w:lineRule="auto"/>
+              <w:ind w:left="0"/>
+              <w:jc w:val="center"/>
+              <w:rPr>
+                <w:rFonts w:ascii="Arial Nova Cond" w:eastAsia="Calibri" w:hAnsi="Arial Nova Cond" w:cs="Times New Roman"/>
+                <w:b/>
+                <w:bCs/>
                 <w:sz w:val="20"/>
                 <w:szCs w:val="20"/>
                 <w:lang w:val="es-ES_tradnl"/>
@@ -10551,10 +10564,9 @@
             </w:pPr>
             <w:r>
               <w:rPr>
-                <w:rFonts w:ascii="Arial Nova Cond Light" w:hAnsi="Arial Nova Cond Light" w:cs="Times New Roman"/>
-                <w:b/>
-                <w:bCs/>
-                <w:color w:val="000000" w:themeColor="text1"/>
+                <w:rFonts w:ascii="Arial Nova Cond" w:eastAsia="Calibri" w:hAnsi="Arial Nova Cond" w:cs="Times New Roman"/>
+                <w:b/>
+                <w:bCs/>
                 <w:sz w:val="20"/>
                 <w:szCs w:val="20"/>
                 <w:lang w:val="es-ES_tradnl"/>
@@ -10566,24 +10578,23 @@
         <w:tc>
           <w:tcPr>
             <w:tcW w:w="1095" w:type="dxa"/>
-            <w:tcBorders>
-              <w:top w:val="double" w:sz="4" w:space="0" w:color="47D459" w:themeColor="accent3" w:themeTint="99"/>
-              <w:left w:val="double" w:sz="4" w:space="0" w:color="47D459" w:themeColor="accent3" w:themeTint="99"/>
-              <w:bottom w:val="double" w:sz="4" w:space="0" w:color="47D459" w:themeColor="accent3" w:themeTint="99"/>
-              <w:right w:val="double" w:sz="4" w:space="0" w:color="47D459" w:themeColor="accent3" w:themeTint="99"/>
-            </w:tcBorders>
-            <w:vAlign w:val="center"/>
-            <w:hideMark/>
-          </w:tcPr>
-          <w:p>
-            <w:pPr>
-              <w:spacing w:after="160" w:line="276" w:lineRule="auto"/>
-              <w:ind w:right="-455"/>
-              <w:rPr>
-                <w:rFonts w:ascii="Arial Nova Cond Light" w:hAnsi="Arial Nova Cond Light" w:cs="Times New Roman"/>
-                <w:b/>
-                <w:bCs/>
-                <w:color w:val="000000" w:themeColor="text1"/>
+            <w:vAlign w:val="center"/>
+          </w:tcPr>
+          <w:p>
+            <w:pPr>
+              <w:pStyle w:val="Prrafodelista"/>
+              <w:tabs>
+                <w:tab w:val="left" w:pos="0"/>
+                <w:tab w:val="left" w:pos="142"/>
+                <w:tab w:val="left" w:pos="284"/>
+              </w:tabs>
+              <w:spacing w:line="276" w:lineRule="auto"/>
+              <w:ind w:left="0"/>
+              <w:jc w:val="center"/>
+              <w:rPr>
+                <w:rFonts w:ascii="Arial Nova Cond" w:eastAsia="Calibri" w:hAnsi="Arial Nova Cond" w:cs="Times New Roman"/>
+                <w:b/>
+                <w:bCs/>
                 <w:sz w:val="20"/>
                 <w:szCs w:val="20"/>
                 <w:lang w:val="es-ES_tradnl"/>
@@ -10591,10 +10602,9 @@
             </w:pPr>
             <w:r>
               <w:rPr>
-                <w:rFonts w:ascii="Arial Nova Cond Light" w:hAnsi="Arial Nova Cond Light" w:cs="Times New Roman"/>
-                <w:b/>
-                <w:bCs/>
-                <w:color w:val="000000" w:themeColor="text1"/>
+                <w:rFonts w:ascii="Arial Nova Cond" w:eastAsia="Calibri" w:hAnsi="Arial Nova Cond" w:cs="Times New Roman"/>
+                <w:b/>
+                <w:bCs/>
                 <w:sz w:val="20"/>
                 <w:szCs w:val="20"/>
                 <w:lang w:val="es-ES_tradnl"/>
@@ -10606,24 +10616,21 @@
         <w:tc>
           <w:tcPr>
             <w:tcW w:w="1726" w:type="dxa"/>
-            <w:tcBorders>
-              <w:top w:val="double" w:sz="4" w:space="0" w:color="47D459" w:themeColor="accent3" w:themeTint="99"/>
-              <w:left w:val="double" w:sz="4" w:space="0" w:color="47D459" w:themeColor="accent3" w:themeTint="99"/>
-              <w:bottom w:val="double" w:sz="4" w:space="0" w:color="47D459" w:themeColor="accent3" w:themeTint="99"/>
-              <w:right w:val="double" w:sz="4" w:space="0" w:color="47D459" w:themeColor="accent3" w:themeTint="99"/>
-            </w:tcBorders>
-            <w:vAlign w:val="center"/>
-            <w:hideMark/>
-          </w:tcPr>
-          <w:p>
-            <w:pPr>
-              <w:spacing w:after="160" w:line="276" w:lineRule="auto"/>
-              <w:ind w:right="-455"/>
-              <w:rPr>
-                <w:rFonts w:ascii="Arial Nova Cond Light" w:hAnsi="Arial Nova Cond Light" w:cs="Times New Roman"/>
-                <w:b/>
-                <w:bCs/>
-                <w:color w:val="000000" w:themeColor="text1"/>
+            <w:vAlign w:val="center"/>
+          </w:tcPr>
+          <w:p>
+            <w:pPr>
+              <w:pStyle w:val="Prrafodelista"/>
+              <w:tabs>
+                <w:tab w:val="left" w:pos="0"/>
+                <w:tab w:val="left" w:pos="142"/>
+                <w:tab w:val="left" w:pos="284"/>
+              </w:tabs>
+              <w:spacing w:line="276" w:lineRule="auto"/>
+              <w:ind w:left="0"/>
+              <w:jc w:val="both"/>
+              <w:rPr>
+                <w:rFonts w:ascii="Arial Nova Cond" w:eastAsia="Calibri" w:hAnsi="Arial Nova Cond" w:cs="Times New Roman"/>
                 <w:sz w:val="20"/>
                 <w:szCs w:val="20"/>
                 <w:lang w:val="es-ES_tradnl"/>
@@ -10631,10 +10638,7 @@
             </w:pPr>
             <w:r>
               <w:rPr>
-                <w:rFonts w:ascii="Arial Nova Cond Light" w:hAnsi="Arial Nova Cond Light" w:cs="Times New Roman"/>
-                <w:b/>
-                <w:bCs/>
-                <w:color w:val="000000" w:themeColor="text1"/>
+                <w:rFonts w:ascii="Arial Nova Cond" w:eastAsia="Calibri" w:hAnsi="Arial Nova Cond" w:cs="Times New Roman"/>
                 <w:sz w:val="20"/>
                 <w:szCs w:val="20"/>
                 <w:lang w:val="es-ES_tradnl"/>
@@ -10646,24 +10650,21 @@
         <w:tc>
           <w:tcPr>
             <w:tcW w:w="6169" w:type="dxa"/>
-            <w:tcBorders>
-              <w:top w:val="double" w:sz="4" w:space="0" w:color="47D459" w:themeColor="accent3" w:themeTint="99"/>
-              <w:left w:val="double" w:sz="4" w:space="0" w:color="47D459" w:themeColor="accent3" w:themeTint="99"/>
-              <w:bottom w:val="double" w:sz="4" w:space="0" w:color="47D459" w:themeColor="accent3" w:themeTint="99"/>
-              <w:right w:val="double" w:sz="4" w:space="0" w:color="47D459" w:themeColor="accent3" w:themeTint="99"/>
-            </w:tcBorders>
-            <w:vAlign w:val="center"/>
-            <w:hideMark/>
-          </w:tcPr>
-          <w:p>
-            <w:pPr>
-              <w:spacing w:after="160" w:line="276" w:lineRule="auto"/>
-              <w:ind w:right="-455"/>
-              <w:rPr>
-                <w:rFonts w:ascii="Arial Nova Cond Light" w:hAnsi="Arial Nova Cond Light" w:cs="Times New Roman"/>
-                <w:b/>
-                <w:bCs/>
-                <w:color w:val="000000" w:themeColor="text1"/>
+            <w:vAlign w:val="center"/>
+          </w:tcPr>
+          <w:p>
+            <w:pPr>
+              <w:pStyle w:val="Prrafodelista"/>
+              <w:tabs>
+                <w:tab w:val="left" w:pos="0"/>
+                <w:tab w:val="left" w:pos="142"/>
+                <w:tab w:val="left" w:pos="284"/>
+              </w:tabs>
+              <w:spacing w:line="276" w:lineRule="auto"/>
+              <w:ind w:left="0"/>
+              <w:jc w:val="both"/>
+              <w:rPr>
+                <w:rFonts w:ascii="Arial Nova Cond" w:eastAsia="Calibri" w:hAnsi="Arial Nova Cond" w:cs="Times New Roman"/>
                 <w:sz w:val="20"/>
                 <w:szCs w:val="20"/>
                 <w:lang w:val="es-ES_tradnl"/>
@@ -10671,10 +10672,7 @@
             </w:pPr>
             <w:r>
               <w:rPr>
-                <w:rFonts w:ascii="Arial Nova Cond Light" w:hAnsi="Arial Nova Cond Light" w:cs="Times New Roman"/>
-                <w:b/>
-                <w:bCs/>
-                <w:color w:val="000000" w:themeColor="text1"/>
+                <w:rFonts w:ascii="Arial Nova Cond" w:eastAsia="Calibri" w:hAnsi="Arial Nova Cond" w:cs="Times New Roman"/>
                 <w:sz w:val="20"/>
                 <w:szCs w:val="20"/>
                 <w:lang w:val="es-ES_tradnl"/>
@@ -10686,34 +10684,27 @@
         <w:tc>
           <w:tcPr>
             <w:tcW w:w="2015" w:type="dxa"/>
-            <w:tcBorders>
-              <w:top w:val="double" w:sz="4" w:space="0" w:color="47D459" w:themeColor="accent3" w:themeTint="99"/>
-              <w:left w:val="double" w:sz="4" w:space="0" w:color="47D459" w:themeColor="accent3" w:themeTint="99"/>
-              <w:bottom w:val="double" w:sz="4" w:space="0" w:color="47D459" w:themeColor="accent3" w:themeTint="99"/>
-              <w:right w:val="double" w:sz="4" w:space="0" w:color="47D459" w:themeColor="accent3" w:themeTint="99"/>
-            </w:tcBorders>
-            <w:vAlign w:val="center"/>
-            <w:hideMark/>
-          </w:tcPr>
-          <w:p>
-            <w:pPr>
-              <w:spacing w:after="160" w:line="276" w:lineRule="auto"/>
-              <w:ind w:right="-455"/>
-              <w:rPr>
-                <w:rFonts w:ascii="Arial Nova Cond Light" w:hAnsi="Arial Nova Cond Light" w:cs="Times New Roman"/>
-                <w:b/>
-                <w:bCs/>
-                <w:color w:val="000000" w:themeColor="text1"/>
-                <w:sz w:val="20"/>
-                <w:szCs w:val="20"/>
-              </w:rPr>
-            </w:pPr>
-            <w:r>
-              <w:rPr>
-                <w:rFonts w:ascii="Arial Nova Cond Light" w:hAnsi="Arial Nova Cond Light" w:cs="Times New Roman"/>
-                <w:b/>
-                <w:bCs/>
-                <w:color w:val="000000" w:themeColor="text1"/>
+            <w:vAlign w:val="center"/>
+          </w:tcPr>
+          <w:p>
+            <w:pPr>
+              <w:autoSpaceDE w:val="0"/>
+              <w:autoSpaceDN w:val="0"/>
+              <w:adjustRightInd w:val="0"/>
+              <w:jc w:val="center"/>
+              <w:rPr>
+                <w:rFonts w:ascii="Arial Nova Cond" w:hAnsi="Arial Nova Cond" w:cs="Arial"/>
+                <w:color w:val="000000"/>
+                <w:kern w:val="0"/>
+                <w:sz w:val="20"/>
+                <w:szCs w:val="20"/>
+              </w:rPr>
+            </w:pPr>
+            <w:r>
+              <w:rPr>
+                <w:rFonts w:ascii="Arial Nova Cond" w:hAnsi="Arial Nova Cond" w:cs="Arial"/>
+                <w:color w:val="000000"/>
+                <w:kern w:val="0"/>
                 <w:sz w:val="20"/>
                 <w:szCs w:val="20"/>
               </w:rPr>
@@ -10724,34 +10715,27 @@
         <w:tc>
           <w:tcPr>
             <w:tcW w:w="1634" w:type="dxa"/>
-            <w:tcBorders>
-              <w:top w:val="double" w:sz="4" w:space="0" w:color="47D459" w:themeColor="accent3" w:themeTint="99"/>
-              <w:left w:val="double" w:sz="4" w:space="0" w:color="47D459" w:themeColor="accent3" w:themeTint="99"/>
-              <w:bottom w:val="double" w:sz="4" w:space="0" w:color="47D459" w:themeColor="accent3" w:themeTint="99"/>
-              <w:right w:val="double" w:sz="4" w:space="0" w:color="47D459" w:themeColor="accent3" w:themeTint="99"/>
-            </w:tcBorders>
-            <w:vAlign w:val="center"/>
-            <w:hideMark/>
-          </w:tcPr>
-          <w:p>
-            <w:pPr>
-              <w:spacing w:after="160" w:line="276" w:lineRule="auto"/>
-              <w:ind w:right="-455"/>
-              <w:rPr>
-                <w:rFonts w:ascii="Arial Nova Cond Light" w:hAnsi="Arial Nova Cond Light" w:cs="Times New Roman"/>
-                <w:b/>
-                <w:bCs/>
-                <w:color w:val="000000" w:themeColor="text1"/>
-                <w:sz w:val="20"/>
-                <w:szCs w:val="20"/>
-              </w:rPr>
-            </w:pPr>
-            <w:r>
-              <w:rPr>
-                <w:rFonts w:ascii="Arial Nova Cond Light" w:hAnsi="Arial Nova Cond Light" w:cs="Times New Roman"/>
-                <w:b/>
-                <w:bCs/>
-                <w:color w:val="000000" w:themeColor="text1"/>
+            <w:vAlign w:val="center"/>
+          </w:tcPr>
+          <w:p>
+            <w:pPr>
+              <w:autoSpaceDE w:val="0"/>
+              <w:autoSpaceDN w:val="0"/>
+              <w:adjustRightInd w:val="0"/>
+              <w:jc w:val="both"/>
+              <w:rPr>
+                <w:rFonts w:ascii="Arial Nova Cond" w:hAnsi="Arial Nova Cond" w:cs="Arial"/>
+                <w:color w:val="000000"/>
+                <w:kern w:val="0"/>
+                <w:sz w:val="20"/>
+                <w:szCs w:val="20"/>
+              </w:rPr>
+            </w:pPr>
+            <w:r>
+              <w:rPr>
+                <w:rFonts w:ascii="Arial Nova Cond" w:hAnsi="Arial Nova Cond" w:cs="Arial"/>
+                <w:color w:val="000000"/>
+                <w:kern w:val="0"/>
                 <w:sz w:val="20"/>
                 <w:szCs w:val="20"/>
               </w:rPr>
@@ -10762,34 +10746,27 @@
         <w:tc>
           <w:tcPr>
             <w:tcW w:w="1337" w:type="dxa"/>
-            <w:tcBorders>
-              <w:top w:val="double" w:sz="4" w:space="0" w:color="47D459" w:themeColor="accent3" w:themeTint="99"/>
-              <w:left w:val="double" w:sz="4" w:space="0" w:color="47D459" w:themeColor="accent3" w:themeTint="99"/>
-              <w:bottom w:val="double" w:sz="4" w:space="0" w:color="47D459" w:themeColor="accent3" w:themeTint="99"/>
-              <w:right w:val="double" w:sz="4" w:space="0" w:color="47D459" w:themeColor="accent3" w:themeTint="99"/>
-            </w:tcBorders>
-            <w:vAlign w:val="center"/>
-            <w:hideMark/>
-          </w:tcPr>
-          <w:p>
-            <w:pPr>
-              <w:spacing w:after="160" w:line="276" w:lineRule="auto"/>
-              <w:ind w:right="-455"/>
-              <w:rPr>
-                <w:rFonts w:ascii="Arial Nova Cond Light" w:hAnsi="Arial Nova Cond Light" w:cs="Times New Roman"/>
-                <w:b/>
-                <w:bCs/>
-                <w:color w:val="000000" w:themeColor="text1"/>
-                <w:sz w:val="20"/>
-                <w:szCs w:val="20"/>
-              </w:rPr>
-            </w:pPr>
-            <w:r>
-              <w:rPr>
-                <w:rFonts w:ascii="Arial Nova Cond Light" w:hAnsi="Arial Nova Cond Light" w:cs="Times New Roman"/>
-                <w:b/>
-                <w:bCs/>
-                <w:color w:val="000000" w:themeColor="text1"/>
+            <w:vAlign w:val="center"/>
+          </w:tcPr>
+          <w:p>
+            <w:pPr>
+              <w:autoSpaceDE w:val="0"/>
+              <w:autoSpaceDN w:val="0"/>
+              <w:adjustRightInd w:val="0"/>
+              <w:jc w:val="center"/>
+              <w:rPr>
+                <w:rFonts w:ascii="Arial Nova Cond" w:hAnsi="Arial Nova Cond" w:cs="Arial"/>
+                <w:color w:val="000000"/>
+                <w:kern w:val="0"/>
+                <w:sz w:val="20"/>
+                <w:szCs w:val="20"/>
+              </w:rPr>
+            </w:pPr>
+            <w:r>
+              <w:rPr>
+                <w:rFonts w:ascii="Arial Nova Cond" w:hAnsi="Arial Nova Cond" w:cs="Arial"/>
+                <w:color w:val="000000"/>
+                <w:kern w:val="0"/>
                 <w:sz w:val="20"/>
                 <w:szCs w:val="20"/>
               </w:rPr>
@@ -10807,24 +10784,23 @@
           <w:tcPr>
             <w:tcW w:w="875" w:type="dxa"/>
             <w:vMerge/>
-            <w:tcBorders>
-              <w:top w:val="double" w:sz="4" w:space="0" w:color="47D459" w:themeColor="accent3" w:themeTint="99"/>
-              <w:left w:val="double" w:sz="4" w:space="0" w:color="47D459" w:themeColor="accent3" w:themeTint="99"/>
-              <w:bottom w:val="double" w:sz="4" w:space="0" w:color="47D459" w:themeColor="accent3" w:themeTint="99"/>
-              <w:right w:val="double" w:sz="4" w:space="0" w:color="47D459" w:themeColor="accent3" w:themeTint="99"/>
-            </w:tcBorders>
-            <w:vAlign w:val="center"/>
-            <w:hideMark/>
-          </w:tcPr>
-          <w:p>
-            <w:pPr>
-              <w:spacing w:after="160" w:line="276" w:lineRule="auto"/>
-              <w:ind w:right="-455"/>
-              <w:rPr>
-                <w:rFonts w:ascii="Arial Nova Cond Light" w:hAnsi="Arial Nova Cond Light" w:cs="Times New Roman"/>
-                <w:b/>
-                <w:bCs/>
-                <w:color w:val="000000" w:themeColor="text1"/>
+            <w:vAlign w:val="center"/>
+          </w:tcPr>
+          <w:p>
+            <w:pPr>
+              <w:pStyle w:val="Prrafodelista"/>
+              <w:tabs>
+                <w:tab w:val="left" w:pos="0"/>
+                <w:tab w:val="left" w:pos="142"/>
+                <w:tab w:val="left" w:pos="284"/>
+              </w:tabs>
+              <w:spacing w:line="276" w:lineRule="auto"/>
+              <w:ind w:left="0"/>
+              <w:jc w:val="center"/>
+              <w:rPr>
+                <w:rFonts w:ascii="Arial Nova Cond" w:eastAsia="Calibri" w:hAnsi="Arial Nova Cond" w:cs="Times New Roman"/>
+                <w:b/>
+                <w:bCs/>
                 <w:sz w:val="20"/>
                 <w:szCs w:val="20"/>
                 <w:lang w:val="es-ES_tradnl"/>
@@ -10835,24 +10811,23 @@
         <w:tc>
           <w:tcPr>
             <w:tcW w:w="1095" w:type="dxa"/>
-            <w:tcBorders>
-              <w:top w:val="double" w:sz="4" w:space="0" w:color="47D459" w:themeColor="accent3" w:themeTint="99"/>
-              <w:left w:val="double" w:sz="4" w:space="0" w:color="47D459" w:themeColor="accent3" w:themeTint="99"/>
-              <w:bottom w:val="double" w:sz="4" w:space="0" w:color="47D459" w:themeColor="accent3" w:themeTint="99"/>
-              <w:right w:val="double" w:sz="4" w:space="0" w:color="47D459" w:themeColor="accent3" w:themeTint="99"/>
-            </w:tcBorders>
-            <w:vAlign w:val="center"/>
-            <w:hideMark/>
-          </w:tcPr>
-          <w:p>
-            <w:pPr>
-              <w:spacing w:after="160" w:line="276" w:lineRule="auto"/>
-              <w:ind w:right="-455"/>
-              <w:rPr>
-                <w:rFonts w:ascii="Arial Nova Cond Light" w:hAnsi="Arial Nova Cond Light" w:cs="Times New Roman"/>
-                <w:b/>
-                <w:bCs/>
-                <w:color w:val="000000" w:themeColor="text1"/>
+            <w:vAlign w:val="center"/>
+          </w:tcPr>
+          <w:p>
+            <w:pPr>
+              <w:pStyle w:val="Prrafodelista"/>
+              <w:tabs>
+                <w:tab w:val="left" w:pos="0"/>
+                <w:tab w:val="left" w:pos="142"/>
+                <w:tab w:val="left" w:pos="284"/>
+              </w:tabs>
+              <w:spacing w:line="276" w:lineRule="auto"/>
+              <w:ind w:left="0"/>
+              <w:jc w:val="center"/>
+              <w:rPr>
+                <w:rFonts w:ascii="Arial Nova Cond" w:eastAsia="Calibri" w:hAnsi="Arial Nova Cond" w:cs="Times New Roman"/>
+                <w:b/>
+                <w:bCs/>
                 <w:sz w:val="20"/>
                 <w:szCs w:val="20"/>
                 <w:lang w:val="es-ES_tradnl"/>
@@ -10860,10 +10835,9 @@
             </w:pPr>
             <w:r>
               <w:rPr>
-                <w:rFonts w:ascii="Arial Nova Cond Light" w:hAnsi="Arial Nova Cond Light" w:cs="Times New Roman"/>
-                <w:b/>
-                <w:bCs/>
-                <w:color w:val="000000" w:themeColor="text1"/>
+                <w:rFonts w:ascii="Arial Nova Cond" w:eastAsia="Calibri" w:hAnsi="Arial Nova Cond" w:cs="Times New Roman"/>
+                <w:b/>
+                <w:bCs/>
                 <w:sz w:val="20"/>
                 <w:szCs w:val="20"/>
                 <w:lang w:val="es-ES_tradnl"/>
@@ -10875,34 +10849,21 @@
         <w:tc>
           <w:tcPr>
             <w:tcW w:w="1726" w:type="dxa"/>
-            <w:tcBorders>
-              <w:top w:val="double" w:sz="4" w:space="0" w:color="47D459" w:themeColor="accent3" w:themeTint="99"/>
-              <w:left w:val="double" w:sz="4" w:space="0" w:color="47D459" w:themeColor="accent3" w:themeTint="99"/>
-              <w:bottom w:val="double" w:sz="4" w:space="0" w:color="47D459" w:themeColor="accent3" w:themeTint="99"/>
-              <w:right w:val="double" w:sz="4" w:space="0" w:color="47D459" w:themeColor="accent3" w:themeTint="99"/>
-            </w:tcBorders>
-            <w:vAlign w:val="center"/>
-            <w:hideMark/>
-          </w:tcPr>
-          <w:p>
-            <w:pPr>
-              <w:spacing w:after="160" w:line="276" w:lineRule="auto"/>
-              <w:ind w:right="-455"/>
-              <w:rPr>
-                <w:rFonts w:ascii="Arial Nova Cond Light" w:hAnsi="Arial Nova Cond Light" w:cs="Times New Roman"/>
-                <w:b/>
-                <w:bCs/>
-                <w:color w:val="000000" w:themeColor="text1"/>
-                <w:sz w:val="20"/>
-                <w:szCs w:val="20"/>
-              </w:rPr>
-            </w:pPr>
-            <w:r>
-              <w:rPr>
-                <w:rFonts w:ascii="Arial Nova Cond Light" w:hAnsi="Arial Nova Cond Light" w:cs="Times New Roman"/>
-                <w:b/>
-                <w:bCs/>
-                <w:color w:val="000000" w:themeColor="text1"/>
+            <w:vAlign w:val="center"/>
+          </w:tcPr>
+          <w:p>
+            <w:pPr>
+              <w:pStyle w:val="NormalWeb"/>
+              <w:jc w:val="both"/>
+              <w:rPr>
+                <w:rFonts w:ascii="Arial Nova Cond" w:hAnsi="Arial Nova Cond"/>
+                <w:sz w:val="20"/>
+                <w:szCs w:val="20"/>
+              </w:rPr>
+            </w:pPr>
+            <w:r>
+              <w:rPr>
+                <w:rFonts w:ascii="Arial Nova Cond" w:eastAsia="Calibri" w:hAnsi="Arial Nova Cond"/>
                 <w:sz w:val="20"/>
                 <w:szCs w:val="20"/>
                 <w:lang w:val="es-ES_tradnl"/>
@@ -10914,24 +10875,21 @@
         <w:tc>
           <w:tcPr>
             <w:tcW w:w="6169" w:type="dxa"/>
-            <w:tcBorders>
-              <w:top w:val="double" w:sz="4" w:space="0" w:color="47D459" w:themeColor="accent3" w:themeTint="99"/>
-              <w:left w:val="double" w:sz="4" w:space="0" w:color="47D459" w:themeColor="accent3" w:themeTint="99"/>
-              <w:bottom w:val="double" w:sz="4" w:space="0" w:color="47D459" w:themeColor="accent3" w:themeTint="99"/>
-              <w:right w:val="double" w:sz="4" w:space="0" w:color="47D459" w:themeColor="accent3" w:themeTint="99"/>
-            </w:tcBorders>
-            <w:vAlign w:val="center"/>
-            <w:hideMark/>
-          </w:tcPr>
-          <w:p>
-            <w:pPr>
-              <w:spacing w:after="160" w:line="276" w:lineRule="auto"/>
-              <w:ind w:right="-455"/>
-              <w:rPr>
-                <w:rFonts w:ascii="Arial Nova Cond Light" w:hAnsi="Arial Nova Cond Light" w:cs="Times New Roman"/>
-                <w:b/>
-                <w:bCs/>
-                <w:color w:val="000000" w:themeColor="text1"/>
+            <w:vAlign w:val="center"/>
+          </w:tcPr>
+          <w:p>
+            <w:pPr>
+              <w:pStyle w:val="Prrafodelista"/>
+              <w:tabs>
+                <w:tab w:val="left" w:pos="0"/>
+                <w:tab w:val="left" w:pos="142"/>
+                <w:tab w:val="left" w:pos="284"/>
+              </w:tabs>
+              <w:spacing w:line="276" w:lineRule="auto"/>
+              <w:ind w:left="0"/>
+              <w:jc w:val="both"/>
+              <w:rPr>
+                <w:rFonts w:ascii="Arial Nova Cond" w:eastAsia="Calibri" w:hAnsi="Arial Nova Cond" w:cs="Times New Roman"/>
                 <w:sz w:val="20"/>
                 <w:szCs w:val="20"/>
                 <w:lang w:val="es-ES_tradnl"/>
@@ -10939,10 +10897,7 @@
             </w:pPr>
             <w:r>
               <w:rPr>
-                <w:rFonts w:ascii="Arial Nova Cond Light" w:hAnsi="Arial Nova Cond Light" w:cs="Times New Roman"/>
-                <w:b/>
-                <w:bCs/>
-                <w:color w:val="000000" w:themeColor="text1"/>
+                <w:rFonts w:ascii="Arial Nova Cond" w:eastAsia="Calibri" w:hAnsi="Arial Nova Cond" w:cs="Times New Roman"/>
                 <w:sz w:val="20"/>
                 <w:szCs w:val="20"/>
                 <w:lang w:val="es-ES_tradnl"/>
@@ -10954,34 +10909,27 @@
         <w:tc>
           <w:tcPr>
             <w:tcW w:w="2015" w:type="dxa"/>
-            <w:tcBorders>
-              <w:top w:val="double" w:sz="4" w:space="0" w:color="47D459" w:themeColor="accent3" w:themeTint="99"/>
-              <w:left w:val="double" w:sz="4" w:space="0" w:color="47D459" w:themeColor="accent3" w:themeTint="99"/>
-              <w:bottom w:val="double" w:sz="4" w:space="0" w:color="47D459" w:themeColor="accent3" w:themeTint="99"/>
-              <w:right w:val="double" w:sz="4" w:space="0" w:color="47D459" w:themeColor="accent3" w:themeTint="99"/>
-            </w:tcBorders>
-            <w:vAlign w:val="center"/>
-            <w:hideMark/>
-          </w:tcPr>
-          <w:p>
-            <w:pPr>
-              <w:spacing w:after="160" w:line="276" w:lineRule="auto"/>
-              <w:ind w:right="-455"/>
-              <w:rPr>
-                <w:rFonts w:ascii="Arial Nova Cond Light" w:hAnsi="Arial Nova Cond Light" w:cs="Times New Roman"/>
-                <w:b/>
-                <w:bCs/>
-                <w:color w:val="000000" w:themeColor="text1"/>
-                <w:sz w:val="20"/>
-                <w:szCs w:val="20"/>
-              </w:rPr>
-            </w:pPr>
-            <w:r>
-              <w:rPr>
-                <w:rFonts w:ascii="Arial Nova Cond Light" w:hAnsi="Arial Nova Cond Light" w:cs="Times New Roman"/>
-                <w:b/>
-                <w:bCs/>
-                <w:color w:val="000000" w:themeColor="text1"/>
+            <w:vAlign w:val="center"/>
+          </w:tcPr>
+          <w:p>
+            <w:pPr>
+              <w:autoSpaceDE w:val="0"/>
+              <w:autoSpaceDN w:val="0"/>
+              <w:adjustRightInd w:val="0"/>
+              <w:jc w:val="center"/>
+              <w:rPr>
+                <w:rFonts w:ascii="Arial Nova Cond" w:hAnsi="Arial Nova Cond" w:cs="Arial"/>
+                <w:color w:val="000000" w:themeColor="text1"/>
+                <w:kern w:val="0"/>
+                <w:sz w:val="20"/>
+                <w:szCs w:val="20"/>
+              </w:rPr>
+            </w:pPr>
+            <w:r>
+              <w:rPr>
+                <w:rFonts w:ascii="Arial Nova Cond" w:hAnsi="Arial Nova Cond" w:cs="Arial"/>
+                <w:color w:val="000000"/>
+                <w:kern w:val="0"/>
                 <w:sz w:val="20"/>
                 <w:szCs w:val="20"/>
               </w:rPr>
@@ -10992,34 +10940,27 @@
         <w:tc>
           <w:tcPr>
             <w:tcW w:w="1634" w:type="dxa"/>
-            <w:tcBorders>
-              <w:top w:val="double" w:sz="4" w:space="0" w:color="47D459" w:themeColor="accent3" w:themeTint="99"/>
-              <w:left w:val="double" w:sz="4" w:space="0" w:color="47D459" w:themeColor="accent3" w:themeTint="99"/>
-              <w:bottom w:val="double" w:sz="4" w:space="0" w:color="47D459" w:themeColor="accent3" w:themeTint="99"/>
-              <w:right w:val="double" w:sz="4" w:space="0" w:color="47D459" w:themeColor="accent3" w:themeTint="99"/>
-            </w:tcBorders>
-            <w:vAlign w:val="center"/>
-            <w:hideMark/>
-          </w:tcPr>
-          <w:p>
-            <w:pPr>
-              <w:spacing w:after="160" w:line="276" w:lineRule="auto"/>
-              <w:ind w:right="-455"/>
-              <w:rPr>
-                <w:rFonts w:ascii="Arial Nova Cond Light" w:hAnsi="Arial Nova Cond Light" w:cs="Times New Roman"/>
-                <w:b/>
-                <w:bCs/>
-                <w:color w:val="000000" w:themeColor="text1"/>
-                <w:sz w:val="20"/>
-                <w:szCs w:val="20"/>
-              </w:rPr>
-            </w:pPr>
-            <w:r>
-              <w:rPr>
-                <w:rFonts w:ascii="Arial Nova Cond Light" w:hAnsi="Arial Nova Cond Light" w:cs="Times New Roman"/>
-                <w:b/>
-                <w:bCs/>
-                <w:color w:val="000000" w:themeColor="text1"/>
+            <w:vAlign w:val="center"/>
+          </w:tcPr>
+          <w:p>
+            <w:pPr>
+              <w:autoSpaceDE w:val="0"/>
+              <w:autoSpaceDN w:val="0"/>
+              <w:adjustRightInd w:val="0"/>
+              <w:jc w:val="both"/>
+              <w:rPr>
+                <w:rFonts w:ascii="Arial Nova Cond" w:hAnsi="Arial Nova Cond" w:cs="Arial"/>
+                <w:color w:val="000000"/>
+                <w:kern w:val="0"/>
+                <w:sz w:val="20"/>
+                <w:szCs w:val="20"/>
+              </w:rPr>
+            </w:pPr>
+            <w:r>
+              <w:rPr>
+                <w:rFonts w:ascii="Arial Nova Cond" w:hAnsi="Arial Nova Cond" w:cs="Arial"/>
+                <w:color w:val="000000"/>
+                <w:kern w:val="0"/>
                 <w:sz w:val="20"/>
                 <w:szCs w:val="20"/>
               </w:rPr>
@@ -11030,34 +10971,27 @@
         <w:tc>
           <w:tcPr>
             <w:tcW w:w="1337" w:type="dxa"/>
-            <w:tcBorders>
-              <w:top w:val="double" w:sz="4" w:space="0" w:color="47D459" w:themeColor="accent3" w:themeTint="99"/>
-              <w:left w:val="double" w:sz="4" w:space="0" w:color="47D459" w:themeColor="accent3" w:themeTint="99"/>
-              <w:bottom w:val="double" w:sz="4" w:space="0" w:color="47D459" w:themeColor="accent3" w:themeTint="99"/>
-              <w:right w:val="double" w:sz="4" w:space="0" w:color="47D459" w:themeColor="accent3" w:themeTint="99"/>
-            </w:tcBorders>
-            <w:vAlign w:val="center"/>
-            <w:hideMark/>
-          </w:tcPr>
-          <w:p>
-            <w:pPr>
-              <w:spacing w:after="160" w:line="276" w:lineRule="auto"/>
-              <w:ind w:right="-455"/>
-              <w:rPr>
-                <w:rFonts w:ascii="Arial Nova Cond Light" w:hAnsi="Arial Nova Cond Light" w:cs="Times New Roman"/>
-                <w:b/>
-                <w:bCs/>
-                <w:color w:val="000000" w:themeColor="text1"/>
-                <w:sz w:val="20"/>
-                <w:szCs w:val="20"/>
-              </w:rPr>
-            </w:pPr>
-            <w:r>
-              <w:rPr>
-                <w:rFonts w:ascii="Arial Nova Cond Light" w:hAnsi="Arial Nova Cond Light" w:cs="Times New Roman"/>
-                <w:b/>
-                <w:bCs/>
-                <w:color w:val="000000" w:themeColor="text1"/>
+            <w:vAlign w:val="center"/>
+          </w:tcPr>
+          <w:p>
+            <w:pPr>
+              <w:autoSpaceDE w:val="0"/>
+              <w:autoSpaceDN w:val="0"/>
+              <w:adjustRightInd w:val="0"/>
+              <w:jc w:val="center"/>
+              <w:rPr>
+                <w:rFonts w:ascii="Arial Nova Cond" w:hAnsi="Arial Nova Cond" w:cs="Arial"/>
+                <w:color w:val="000000"/>
+                <w:kern w:val="0"/>
+                <w:sz w:val="20"/>
+                <w:szCs w:val="20"/>
+              </w:rPr>
+            </w:pPr>
+            <w:r>
+              <w:rPr>
+                <w:rFonts w:ascii="Arial Nova Cond" w:hAnsi="Arial Nova Cond" w:cs="Arial"/>
+                <w:color w:val="000000"/>
+                <w:kern w:val="0"/>
                 <w:sz w:val="20"/>
                 <w:szCs w:val="20"/>
               </w:rPr>
@@ -11075,24 +11009,23 @@
           <w:tcPr>
             <w:tcW w:w="875" w:type="dxa"/>
             <w:vMerge/>
-            <w:tcBorders>
-              <w:top w:val="double" w:sz="4" w:space="0" w:color="47D459" w:themeColor="accent3" w:themeTint="99"/>
-              <w:left w:val="double" w:sz="4" w:space="0" w:color="47D459" w:themeColor="accent3" w:themeTint="99"/>
-              <w:bottom w:val="double" w:sz="4" w:space="0" w:color="47D459" w:themeColor="accent3" w:themeTint="99"/>
-              <w:right w:val="double" w:sz="4" w:space="0" w:color="47D459" w:themeColor="accent3" w:themeTint="99"/>
-            </w:tcBorders>
-            <w:vAlign w:val="center"/>
-            <w:hideMark/>
-          </w:tcPr>
-          <w:p>
-            <w:pPr>
-              <w:spacing w:after="160" w:line="276" w:lineRule="auto"/>
-              <w:ind w:right="-455"/>
-              <w:rPr>
-                <w:rFonts w:ascii="Arial Nova Cond Light" w:hAnsi="Arial Nova Cond Light" w:cs="Times New Roman"/>
-                <w:b/>
-                <w:bCs/>
-                <w:color w:val="000000" w:themeColor="text1"/>
+            <w:vAlign w:val="center"/>
+          </w:tcPr>
+          <w:p>
+            <w:pPr>
+              <w:pStyle w:val="Prrafodelista"/>
+              <w:tabs>
+                <w:tab w:val="left" w:pos="0"/>
+                <w:tab w:val="left" w:pos="142"/>
+                <w:tab w:val="left" w:pos="284"/>
+              </w:tabs>
+              <w:spacing w:line="276" w:lineRule="auto"/>
+              <w:ind w:left="0"/>
+              <w:jc w:val="center"/>
+              <w:rPr>
+                <w:rFonts w:ascii="Arial Nova Cond" w:eastAsia="Calibri" w:hAnsi="Arial Nova Cond" w:cs="Times New Roman"/>
+                <w:b/>
+                <w:bCs/>
                 <w:sz w:val="20"/>
                 <w:szCs w:val="20"/>
                 <w:lang w:val="es-ES_tradnl"/>
@@ -11103,24 +11036,23 @@
         <w:tc>
           <w:tcPr>
             <w:tcW w:w="1095" w:type="dxa"/>
-            <w:tcBorders>
-              <w:top w:val="double" w:sz="4" w:space="0" w:color="47D459" w:themeColor="accent3" w:themeTint="99"/>
-              <w:left w:val="double" w:sz="4" w:space="0" w:color="47D459" w:themeColor="accent3" w:themeTint="99"/>
-              <w:bottom w:val="double" w:sz="4" w:space="0" w:color="47D459" w:themeColor="accent3" w:themeTint="99"/>
-              <w:right w:val="double" w:sz="4" w:space="0" w:color="47D459" w:themeColor="accent3" w:themeTint="99"/>
-            </w:tcBorders>
-            <w:vAlign w:val="center"/>
-            <w:hideMark/>
-          </w:tcPr>
-          <w:p>
-            <w:pPr>
-              <w:spacing w:after="160" w:line="276" w:lineRule="auto"/>
-              <w:ind w:right="-455"/>
-              <w:rPr>
-                <w:rFonts w:ascii="Arial Nova Cond Light" w:hAnsi="Arial Nova Cond Light" w:cs="Times New Roman"/>
-                <w:b/>
-                <w:bCs/>
-                <w:color w:val="000000" w:themeColor="text1"/>
+            <w:vAlign w:val="center"/>
+          </w:tcPr>
+          <w:p>
+            <w:pPr>
+              <w:pStyle w:val="Prrafodelista"/>
+              <w:tabs>
+                <w:tab w:val="left" w:pos="0"/>
+                <w:tab w:val="left" w:pos="142"/>
+                <w:tab w:val="left" w:pos="284"/>
+              </w:tabs>
+              <w:spacing w:line="276" w:lineRule="auto"/>
+              <w:ind w:left="0"/>
+              <w:jc w:val="center"/>
+              <w:rPr>
+                <w:rFonts w:ascii="Arial Nova Cond" w:eastAsia="Calibri" w:hAnsi="Arial Nova Cond" w:cs="Times New Roman"/>
+                <w:b/>
+                <w:bCs/>
                 <w:sz w:val="20"/>
                 <w:szCs w:val="20"/>
                 <w:lang w:val="es-ES_tradnl"/>
@@ -11128,10 +11060,9 @@
             </w:pPr>
             <w:r>
               <w:rPr>
-                <w:rFonts w:ascii="Arial Nova Cond Light" w:hAnsi="Arial Nova Cond Light" w:cs="Times New Roman"/>
-                <w:b/>
-                <w:bCs/>
-                <w:color w:val="000000" w:themeColor="text1"/>
+                <w:rFonts w:ascii="Arial Nova Cond" w:eastAsia="Calibri" w:hAnsi="Arial Nova Cond" w:cs="Times New Roman"/>
+                <w:b/>
+                <w:bCs/>
                 <w:sz w:val="20"/>
                 <w:szCs w:val="20"/>
                 <w:lang w:val="es-ES_tradnl"/>
@@ -11143,34 +11074,21 @@
         <w:tc>
           <w:tcPr>
             <w:tcW w:w="1726" w:type="dxa"/>
-            <w:tcBorders>
-              <w:top w:val="double" w:sz="4" w:space="0" w:color="47D459" w:themeColor="accent3" w:themeTint="99"/>
-              <w:left w:val="double" w:sz="4" w:space="0" w:color="47D459" w:themeColor="accent3" w:themeTint="99"/>
-              <w:bottom w:val="double" w:sz="4" w:space="0" w:color="47D459" w:themeColor="accent3" w:themeTint="99"/>
-              <w:right w:val="double" w:sz="4" w:space="0" w:color="47D459" w:themeColor="accent3" w:themeTint="99"/>
-            </w:tcBorders>
-            <w:vAlign w:val="center"/>
-            <w:hideMark/>
-          </w:tcPr>
-          <w:p>
-            <w:pPr>
-              <w:spacing w:after="160" w:line="276" w:lineRule="auto"/>
-              <w:ind w:right="-455"/>
-              <w:rPr>
-                <w:rFonts w:ascii="Arial Nova Cond Light" w:hAnsi="Arial Nova Cond Light" w:cs="Times New Roman"/>
-                <w:b/>
-                <w:bCs/>
-                <w:color w:val="000000" w:themeColor="text1"/>
-                <w:sz w:val="20"/>
-                <w:szCs w:val="20"/>
-              </w:rPr>
-            </w:pPr>
-            <w:r>
-              <w:rPr>
-                <w:rFonts w:ascii="Arial Nova Cond Light" w:hAnsi="Arial Nova Cond Light" w:cs="Times New Roman"/>
-                <w:b/>
-                <w:bCs/>
-                <w:color w:val="000000" w:themeColor="text1"/>
+            <w:vAlign w:val="center"/>
+          </w:tcPr>
+          <w:p>
+            <w:pPr>
+              <w:pStyle w:val="NormalWeb"/>
+              <w:jc w:val="both"/>
+              <w:rPr>
+                <w:rFonts w:ascii="Arial Nova Cond" w:eastAsia="Calibri" w:hAnsi="Arial Nova Cond"/>
+                <w:sz w:val="20"/>
+                <w:szCs w:val="20"/>
+              </w:rPr>
+            </w:pPr>
+            <w:r>
+              <w:rPr>
+                <w:rFonts w:ascii="Arial Nova Cond" w:eastAsia="Calibri" w:hAnsi="Arial Nova Cond"/>
                 <w:sz w:val="20"/>
                 <w:szCs w:val="20"/>
                 <w:lang w:val="es-ES_tradnl"/>
@@ -11182,24 +11100,21 @@
         <w:tc>
           <w:tcPr>
             <w:tcW w:w="6169" w:type="dxa"/>
-            <w:tcBorders>
-              <w:top w:val="double" w:sz="4" w:space="0" w:color="47D459" w:themeColor="accent3" w:themeTint="99"/>
-              <w:left w:val="double" w:sz="4" w:space="0" w:color="47D459" w:themeColor="accent3" w:themeTint="99"/>
-              <w:bottom w:val="double" w:sz="4" w:space="0" w:color="47D459" w:themeColor="accent3" w:themeTint="99"/>
-              <w:right w:val="double" w:sz="4" w:space="0" w:color="47D459" w:themeColor="accent3" w:themeTint="99"/>
-            </w:tcBorders>
-            <w:vAlign w:val="center"/>
-            <w:hideMark/>
-          </w:tcPr>
-          <w:p>
-            <w:pPr>
-              <w:spacing w:after="160" w:line="276" w:lineRule="auto"/>
-              <w:ind w:right="-455"/>
-              <w:rPr>
-                <w:rFonts w:ascii="Arial Nova Cond Light" w:hAnsi="Arial Nova Cond Light" w:cs="Times New Roman"/>
-                <w:b/>
-                <w:bCs/>
-                <w:color w:val="000000" w:themeColor="text1"/>
+            <w:vAlign w:val="center"/>
+          </w:tcPr>
+          <w:p>
+            <w:pPr>
+              <w:pStyle w:val="Prrafodelista"/>
+              <w:tabs>
+                <w:tab w:val="left" w:pos="0"/>
+                <w:tab w:val="left" w:pos="142"/>
+                <w:tab w:val="left" w:pos="284"/>
+              </w:tabs>
+              <w:spacing w:line="276" w:lineRule="auto"/>
+              <w:ind w:left="0"/>
+              <w:jc w:val="both"/>
+              <w:rPr>
+                <w:rFonts w:ascii="Arial Nova Cond" w:eastAsia="Calibri" w:hAnsi="Arial Nova Cond" w:cs="Times New Roman"/>
                 <w:sz w:val="20"/>
                 <w:szCs w:val="20"/>
                 <w:lang w:val="es-ES_tradnl"/>
@@ -11207,10 +11122,7 @@
             </w:pPr>
             <w:r>
               <w:rPr>
-                <w:rFonts w:ascii="Arial Nova Cond Light" w:hAnsi="Arial Nova Cond Light" w:cs="Times New Roman"/>
-                <w:b/>
-                <w:bCs/>
-                <w:color w:val="000000" w:themeColor="text1"/>
+                <w:rFonts w:ascii="Arial Nova Cond" w:eastAsia="Calibri" w:hAnsi="Arial Nova Cond" w:cs="Times New Roman"/>
                 <w:sz w:val="20"/>
                 <w:szCs w:val="20"/>
                 <w:lang w:val="es-ES_tradnl"/>
@@ -11222,34 +11134,27 @@
         <w:tc>
           <w:tcPr>
             <w:tcW w:w="2015" w:type="dxa"/>
-            <w:tcBorders>
-              <w:top w:val="double" w:sz="4" w:space="0" w:color="47D459" w:themeColor="accent3" w:themeTint="99"/>
-              <w:left w:val="double" w:sz="4" w:space="0" w:color="47D459" w:themeColor="accent3" w:themeTint="99"/>
-              <w:bottom w:val="double" w:sz="4" w:space="0" w:color="47D459" w:themeColor="accent3" w:themeTint="99"/>
-              <w:right w:val="double" w:sz="4" w:space="0" w:color="47D459" w:themeColor="accent3" w:themeTint="99"/>
-            </w:tcBorders>
-            <w:vAlign w:val="center"/>
-            <w:hideMark/>
-          </w:tcPr>
-          <w:p>
-            <w:pPr>
-              <w:spacing w:after="160" w:line="276" w:lineRule="auto"/>
-              <w:ind w:right="-455"/>
-              <w:rPr>
-                <w:rFonts w:ascii="Arial Nova Cond Light" w:hAnsi="Arial Nova Cond Light" w:cs="Times New Roman"/>
-                <w:b/>
-                <w:bCs/>
-                <w:color w:val="000000" w:themeColor="text1"/>
-                <w:sz w:val="20"/>
-                <w:szCs w:val="20"/>
-              </w:rPr>
-            </w:pPr>
-            <w:r>
-              <w:rPr>
-                <w:rFonts w:ascii="Arial Nova Cond Light" w:hAnsi="Arial Nova Cond Light" w:cs="Times New Roman"/>
-                <w:b/>
-                <w:bCs/>
-                <w:color w:val="000000" w:themeColor="text1"/>
+            <w:vAlign w:val="center"/>
+          </w:tcPr>
+          <w:p>
+            <w:pPr>
+              <w:autoSpaceDE w:val="0"/>
+              <w:autoSpaceDN w:val="0"/>
+              <w:adjustRightInd w:val="0"/>
+              <w:jc w:val="center"/>
+              <w:rPr>
+                <w:rFonts w:ascii="Arial Nova Cond" w:hAnsi="Arial Nova Cond" w:cs="Arial"/>
+                <w:color w:val="000000"/>
+                <w:kern w:val="0"/>
+                <w:sz w:val="20"/>
+                <w:szCs w:val="20"/>
+              </w:rPr>
+            </w:pPr>
+            <w:r>
+              <w:rPr>
+                <w:rFonts w:ascii="Arial Nova Cond" w:hAnsi="Arial Nova Cond" w:cs="Arial"/>
+                <w:color w:val="000000"/>
+                <w:kern w:val="0"/>
                 <w:sz w:val="20"/>
                 <w:szCs w:val="20"/>
               </w:rPr>
@@ -11260,34 +11165,27 @@
         <w:tc>
           <w:tcPr>
             <w:tcW w:w="1634" w:type="dxa"/>
-            <w:tcBorders>
-              <w:top w:val="double" w:sz="4" w:space="0" w:color="47D459" w:themeColor="accent3" w:themeTint="99"/>
-              <w:left w:val="double" w:sz="4" w:space="0" w:color="47D459" w:themeColor="accent3" w:themeTint="99"/>
-              <w:bottom w:val="double" w:sz="4" w:space="0" w:color="47D459" w:themeColor="accent3" w:themeTint="99"/>
-              <w:right w:val="double" w:sz="4" w:space="0" w:color="47D459" w:themeColor="accent3" w:themeTint="99"/>
-            </w:tcBorders>
-            <w:vAlign w:val="center"/>
-            <w:hideMark/>
-          </w:tcPr>
-          <w:p>
-            <w:pPr>
-              <w:spacing w:after="160" w:line="276" w:lineRule="auto"/>
-              <w:ind w:right="-455"/>
-              <w:rPr>
-                <w:rFonts w:ascii="Arial Nova Cond Light" w:hAnsi="Arial Nova Cond Light" w:cs="Times New Roman"/>
-                <w:b/>
-                <w:bCs/>
-                <w:color w:val="000000" w:themeColor="text1"/>
-                <w:sz w:val="20"/>
-                <w:szCs w:val="20"/>
-              </w:rPr>
-            </w:pPr>
-            <w:r>
-              <w:rPr>
-                <w:rFonts w:ascii="Arial Nova Cond Light" w:hAnsi="Arial Nova Cond Light" w:cs="Times New Roman"/>
-                <w:b/>
-                <w:bCs/>
-                <w:color w:val="000000" w:themeColor="text1"/>
+            <w:vAlign w:val="center"/>
+          </w:tcPr>
+          <w:p>
+            <w:pPr>
+              <w:autoSpaceDE w:val="0"/>
+              <w:autoSpaceDN w:val="0"/>
+              <w:adjustRightInd w:val="0"/>
+              <w:jc w:val="both"/>
+              <w:rPr>
+                <w:rFonts w:ascii="Arial Nova Cond" w:hAnsi="Arial Nova Cond" w:cs="Arial"/>
+                <w:color w:val="000000"/>
+                <w:kern w:val="0"/>
+                <w:sz w:val="20"/>
+                <w:szCs w:val="20"/>
+              </w:rPr>
+            </w:pPr>
+            <w:r>
+              <w:rPr>
+                <w:rFonts w:ascii="Arial Nova Cond" w:hAnsi="Arial Nova Cond" w:cs="Arial"/>
+                <w:color w:val="000000"/>
+                <w:kern w:val="0"/>
                 <w:sz w:val="20"/>
                 <w:szCs w:val="20"/>
               </w:rPr>
@@ -11298,34 +11196,27 @@
         <w:tc>
           <w:tcPr>
             <w:tcW w:w="1337" w:type="dxa"/>
-            <w:tcBorders>
-              <w:top w:val="double" w:sz="4" w:space="0" w:color="47D459" w:themeColor="accent3" w:themeTint="99"/>
-              <w:left w:val="double" w:sz="4" w:space="0" w:color="47D459" w:themeColor="accent3" w:themeTint="99"/>
-              <w:bottom w:val="double" w:sz="4" w:space="0" w:color="47D459" w:themeColor="accent3" w:themeTint="99"/>
-              <w:right w:val="double" w:sz="4" w:space="0" w:color="47D459" w:themeColor="accent3" w:themeTint="99"/>
-            </w:tcBorders>
-            <w:vAlign w:val="center"/>
-            <w:hideMark/>
-          </w:tcPr>
-          <w:p>
-            <w:pPr>
-              <w:spacing w:after="160" w:line="276" w:lineRule="auto"/>
-              <w:ind w:right="-455"/>
-              <w:rPr>
-                <w:rFonts w:ascii="Arial Nova Cond Light" w:hAnsi="Arial Nova Cond Light" w:cs="Times New Roman"/>
-                <w:b/>
-                <w:bCs/>
-                <w:color w:val="000000" w:themeColor="text1"/>
-                <w:sz w:val="20"/>
-                <w:szCs w:val="20"/>
-              </w:rPr>
-            </w:pPr>
-            <w:r>
-              <w:rPr>
-                <w:rFonts w:ascii="Arial Nova Cond Light" w:hAnsi="Arial Nova Cond Light" w:cs="Times New Roman"/>
-                <w:b/>
-                <w:bCs/>
-                <w:color w:val="000000" w:themeColor="text1"/>
+            <w:vAlign w:val="center"/>
+          </w:tcPr>
+          <w:p>
+            <w:pPr>
+              <w:autoSpaceDE w:val="0"/>
+              <w:autoSpaceDN w:val="0"/>
+              <w:adjustRightInd w:val="0"/>
+              <w:jc w:val="center"/>
+              <w:rPr>
+                <w:rFonts w:ascii="Arial Nova Cond" w:hAnsi="Arial Nova Cond" w:cs="Arial"/>
+                <w:color w:val="000000"/>
+                <w:kern w:val="0"/>
+                <w:sz w:val="20"/>
+                <w:szCs w:val="20"/>
+              </w:rPr>
+            </w:pPr>
+            <w:r>
+              <w:rPr>
+                <w:rFonts w:ascii="Arial Nova Cond" w:hAnsi="Arial Nova Cond" w:cs="Arial"/>
+                <w:color w:val="000000"/>
+                <w:kern w:val="0"/>
                 <w:sz w:val="20"/>
                 <w:szCs w:val="20"/>
               </w:rPr>
@@ -11343,24 +11234,23 @@
           <w:tcPr>
             <w:tcW w:w="875" w:type="dxa"/>
             <w:vMerge w:val="restart"/>
-            <w:tcBorders>
-              <w:top w:val="double" w:sz="4" w:space="0" w:color="47D459" w:themeColor="accent3" w:themeTint="99"/>
-              <w:left w:val="double" w:sz="4" w:space="0" w:color="47D459" w:themeColor="accent3" w:themeTint="99"/>
-              <w:bottom w:val="double" w:sz="4" w:space="0" w:color="47D459" w:themeColor="accent3" w:themeTint="99"/>
-              <w:right w:val="double" w:sz="4" w:space="0" w:color="47D459" w:themeColor="accent3" w:themeTint="99"/>
-            </w:tcBorders>
-            <w:vAlign w:val="center"/>
-            <w:hideMark/>
-          </w:tcPr>
-          <w:p>
-            <w:pPr>
-              <w:spacing w:after="160" w:line="276" w:lineRule="auto"/>
-              <w:ind w:right="-455"/>
-              <w:rPr>
-                <w:rFonts w:ascii="Arial Nova Cond Light" w:hAnsi="Arial Nova Cond Light" w:cs="Times New Roman"/>
-                <w:b/>
-                <w:bCs/>
-                <w:color w:val="000000" w:themeColor="text1"/>
+            <w:vAlign w:val="center"/>
+          </w:tcPr>
+          <w:p>
+            <w:pPr>
+              <w:pStyle w:val="Prrafodelista"/>
+              <w:tabs>
+                <w:tab w:val="left" w:pos="0"/>
+                <w:tab w:val="left" w:pos="142"/>
+                <w:tab w:val="left" w:pos="284"/>
+              </w:tabs>
+              <w:spacing w:line="276" w:lineRule="auto"/>
+              <w:ind w:left="0"/>
+              <w:jc w:val="center"/>
+              <w:rPr>
+                <w:rFonts w:ascii="Arial Nova Cond" w:eastAsia="Calibri" w:hAnsi="Arial Nova Cond" w:cs="Times New Roman"/>
+                <w:b/>
+                <w:bCs/>
                 <w:sz w:val="20"/>
                 <w:szCs w:val="20"/>
                 <w:lang w:val="es-ES_tradnl"/>
@@ -11368,10 +11258,9 @@
             </w:pPr>
             <w:r>
               <w:rPr>
-                <w:rFonts w:ascii="Arial Nova Cond Light" w:hAnsi="Arial Nova Cond Light" w:cs="Times New Roman"/>
-                <w:b/>
-                <w:bCs/>
-                <w:color w:val="000000" w:themeColor="text1"/>
+                <w:rFonts w:ascii="Arial Nova Cond" w:eastAsia="Calibri" w:hAnsi="Arial Nova Cond" w:cs="Times New Roman"/>
+                <w:b/>
+                <w:bCs/>
                 <w:sz w:val="20"/>
                 <w:szCs w:val="20"/>
                 <w:lang w:val="es-ES_tradnl"/>
@@ -11383,24 +11272,23 @@
         <w:tc>
           <w:tcPr>
             <w:tcW w:w="1095" w:type="dxa"/>
-            <w:tcBorders>
-              <w:top w:val="double" w:sz="4" w:space="0" w:color="47D459" w:themeColor="accent3" w:themeTint="99"/>
-              <w:left w:val="double" w:sz="4" w:space="0" w:color="47D459" w:themeColor="accent3" w:themeTint="99"/>
-              <w:bottom w:val="double" w:sz="4" w:space="0" w:color="47D459" w:themeColor="accent3" w:themeTint="99"/>
-              <w:right w:val="double" w:sz="4" w:space="0" w:color="47D459" w:themeColor="accent3" w:themeTint="99"/>
-            </w:tcBorders>
-            <w:vAlign w:val="center"/>
-            <w:hideMark/>
-          </w:tcPr>
-          <w:p>
-            <w:pPr>
-              <w:spacing w:after="160" w:line="276" w:lineRule="auto"/>
-              <w:ind w:right="-455"/>
-              <w:rPr>
-                <w:rFonts w:ascii="Arial Nova Cond Light" w:hAnsi="Arial Nova Cond Light" w:cs="Times New Roman"/>
-                <w:b/>
-                <w:bCs/>
-                <w:color w:val="000000" w:themeColor="text1"/>
+            <w:vAlign w:val="center"/>
+          </w:tcPr>
+          <w:p>
+            <w:pPr>
+              <w:pStyle w:val="Prrafodelista"/>
+              <w:tabs>
+                <w:tab w:val="left" w:pos="0"/>
+                <w:tab w:val="left" w:pos="142"/>
+                <w:tab w:val="left" w:pos="284"/>
+              </w:tabs>
+              <w:spacing w:line="276" w:lineRule="auto"/>
+              <w:ind w:left="0"/>
+              <w:jc w:val="center"/>
+              <w:rPr>
+                <w:rFonts w:ascii="Arial Nova Cond" w:eastAsia="Calibri" w:hAnsi="Arial Nova Cond" w:cs="Times New Roman"/>
+                <w:b/>
+                <w:bCs/>
                 <w:sz w:val="20"/>
                 <w:szCs w:val="20"/>
                 <w:lang w:val="es-ES_tradnl"/>
@@ -11408,10 +11296,9 @@
             </w:pPr>
             <w:r>
               <w:rPr>
-                <w:rFonts w:ascii="Arial Nova Cond Light" w:hAnsi="Arial Nova Cond Light" w:cs="Times New Roman"/>
-                <w:b/>
-                <w:bCs/>
-                <w:color w:val="000000" w:themeColor="text1"/>
+                <w:rFonts w:ascii="Arial Nova Cond" w:eastAsia="Calibri" w:hAnsi="Arial Nova Cond" w:cs="Times New Roman"/>
+                <w:b/>
+                <w:bCs/>
                 <w:sz w:val="20"/>
                 <w:szCs w:val="20"/>
                 <w:lang w:val="es-ES_tradnl"/>
@@ -11423,34 +11310,21 @@
         <w:tc>
           <w:tcPr>
             <w:tcW w:w="1726" w:type="dxa"/>
-            <w:tcBorders>
-              <w:top w:val="double" w:sz="4" w:space="0" w:color="47D459" w:themeColor="accent3" w:themeTint="99"/>
-              <w:left w:val="double" w:sz="4" w:space="0" w:color="47D459" w:themeColor="accent3" w:themeTint="99"/>
-              <w:bottom w:val="double" w:sz="4" w:space="0" w:color="47D459" w:themeColor="accent3" w:themeTint="99"/>
-              <w:right w:val="double" w:sz="4" w:space="0" w:color="47D459" w:themeColor="accent3" w:themeTint="99"/>
-            </w:tcBorders>
-            <w:vAlign w:val="center"/>
-            <w:hideMark/>
-          </w:tcPr>
-          <w:p>
-            <w:pPr>
-              <w:spacing w:after="160" w:line="276" w:lineRule="auto"/>
-              <w:ind w:right="-455"/>
-              <w:rPr>
-                <w:rFonts w:ascii="Arial Nova Cond Light" w:hAnsi="Arial Nova Cond Light" w:cs="Times New Roman"/>
-                <w:b/>
-                <w:bCs/>
-                <w:color w:val="000000" w:themeColor="text1"/>
-                <w:sz w:val="20"/>
-                <w:szCs w:val="20"/>
-              </w:rPr>
-            </w:pPr>
-            <w:r>
-              <w:rPr>
-                <w:rFonts w:ascii="Arial Nova Cond Light" w:hAnsi="Arial Nova Cond Light" w:cs="Times New Roman"/>
-                <w:b/>
-                <w:bCs/>
-                <w:color w:val="000000" w:themeColor="text1"/>
+            <w:vAlign w:val="center"/>
+          </w:tcPr>
+          <w:p>
+            <w:pPr>
+              <w:pStyle w:val="Sinespaciado"/>
+              <w:jc w:val="both"/>
+              <w:rPr>
+                <w:rFonts w:ascii="Arial Nova Cond" w:eastAsia="Times New Roman" w:hAnsi="Arial Nova Cond" w:cs="Times New Roman"/>
+                <w:sz w:val="20"/>
+                <w:szCs w:val="20"/>
+              </w:rPr>
+            </w:pPr>
+            <w:r>
+              <w:rPr>
+                <w:rFonts w:ascii="Arial Nova Cond" w:eastAsia="Calibri" w:hAnsi="Arial Nova Cond" w:cs="Times New Roman"/>
                 <w:sz w:val="20"/>
                 <w:szCs w:val="20"/>
                 <w:lang w:val="es-ES_tradnl"/>
@@ -11462,23 +11336,21 @@
         <w:tc>
           <w:tcPr>
             <w:tcW w:w="6169" w:type="dxa"/>
-            <w:tcBorders>
-              <w:top w:val="double" w:sz="4" w:space="0" w:color="47D459" w:themeColor="accent3" w:themeTint="99"/>
-              <w:left w:val="double" w:sz="4" w:space="0" w:color="47D459" w:themeColor="accent3" w:themeTint="99"/>
-              <w:bottom w:val="double" w:sz="4" w:space="0" w:color="47D459" w:themeColor="accent3" w:themeTint="99"/>
-              <w:right w:val="double" w:sz="4" w:space="0" w:color="47D459" w:themeColor="accent3" w:themeTint="99"/>
-            </w:tcBorders>
-            <w:vAlign w:val="center"/>
-            <w:hideMark/>
-          </w:tcPr>
-          <w:p>
-            <w:pPr>
-              <w:spacing w:after="160" w:line="276" w:lineRule="auto"/>
-              <w:ind w:right="-455"/>
-              <w:rPr>
-                <w:rFonts w:ascii="Arial Nova Cond Light" w:hAnsi="Arial Nova Cond Light" w:cs="Times New Roman"/>
-                <w:b/>
-                <w:bCs/>
+            <w:vAlign w:val="center"/>
+          </w:tcPr>
+          <w:p>
+            <w:pPr>
+              <w:pStyle w:val="Prrafodelista"/>
+              <w:tabs>
+                <w:tab w:val="left" w:pos="0"/>
+                <w:tab w:val="left" w:pos="142"/>
+                <w:tab w:val="left" w:pos="284"/>
+              </w:tabs>
+              <w:spacing w:line="276" w:lineRule="auto"/>
+              <w:ind w:left="0"/>
+              <w:jc w:val="both"/>
+              <w:rPr>
+                <w:rFonts w:ascii="Arial Nova Cond" w:eastAsia="Calibri" w:hAnsi="Arial Nova Cond" w:cs="Times New Roman"/>
                 <w:color w:val="000000" w:themeColor="text1"/>
                 <w:sz w:val="20"/>
                 <w:szCs w:val="20"/>
@@ -11487,10 +11359,7 @@
             </w:pPr>
             <w:r>
               <w:rPr>
-                <w:rFonts w:ascii="Arial Nova Cond Light" w:hAnsi="Arial Nova Cond Light" w:cs="Times New Roman"/>
-                <w:b/>
-                <w:bCs/>
-                <w:color w:val="000000" w:themeColor="text1"/>
+                <w:rFonts w:ascii="Arial Nova Cond" w:eastAsia="Calibri" w:hAnsi="Arial Nova Cond" w:cs="Times New Roman"/>
                 <w:sz w:val="20"/>
                 <w:szCs w:val="20"/>
                 <w:lang w:val="es-ES_tradnl"/>
@@ -11502,34 +11371,27 @@
         <w:tc>
           <w:tcPr>
             <w:tcW w:w="2015" w:type="dxa"/>
-            <w:tcBorders>
-              <w:top w:val="double" w:sz="4" w:space="0" w:color="47D459" w:themeColor="accent3" w:themeTint="99"/>
-              <w:left w:val="double" w:sz="4" w:space="0" w:color="47D459" w:themeColor="accent3" w:themeTint="99"/>
-              <w:bottom w:val="double" w:sz="4" w:space="0" w:color="47D459" w:themeColor="accent3" w:themeTint="99"/>
-              <w:right w:val="double" w:sz="4" w:space="0" w:color="47D459" w:themeColor="accent3" w:themeTint="99"/>
-            </w:tcBorders>
-            <w:vAlign w:val="center"/>
-            <w:hideMark/>
-          </w:tcPr>
-          <w:p>
-            <w:pPr>
-              <w:spacing w:after="160" w:line="276" w:lineRule="auto"/>
-              <w:ind w:right="-455"/>
-              <w:rPr>
-                <w:rFonts w:ascii="Arial Nova Cond Light" w:hAnsi="Arial Nova Cond Light" w:cs="Times New Roman"/>
-                <w:b/>
-                <w:bCs/>
-                <w:color w:val="000000" w:themeColor="text1"/>
-                <w:sz w:val="20"/>
-                <w:szCs w:val="20"/>
-              </w:rPr>
-            </w:pPr>
-            <w:r>
-              <w:rPr>
-                <w:rFonts w:ascii="Arial Nova Cond Light" w:hAnsi="Arial Nova Cond Light" w:cs="Times New Roman"/>
-                <w:b/>
-                <w:bCs/>
-                <w:color w:val="000000" w:themeColor="text1"/>
+            <w:vAlign w:val="center"/>
+          </w:tcPr>
+          <w:p>
+            <w:pPr>
+              <w:autoSpaceDE w:val="0"/>
+              <w:autoSpaceDN w:val="0"/>
+              <w:adjustRightInd w:val="0"/>
+              <w:jc w:val="center"/>
+              <w:rPr>
+                <w:rFonts w:ascii="Arial Nova Cond" w:hAnsi="Arial Nova Cond" w:cs="Arial"/>
+                <w:color w:val="215E99" w:themeColor="text2" w:themeTint="BF"/>
+                <w:kern w:val="0"/>
+                <w:sz w:val="20"/>
+                <w:szCs w:val="20"/>
+              </w:rPr>
+            </w:pPr>
+            <w:r>
+              <w:rPr>
+                <w:rFonts w:ascii="Arial Nova Cond" w:hAnsi="Arial Nova Cond" w:cs="Arial"/>
+                <w:color w:val="000000"/>
+                <w:kern w:val="0"/>
                 <w:sz w:val="20"/>
                 <w:szCs w:val="20"/>
               </w:rPr>
@@ -11540,34 +11402,27 @@
         <w:tc>
           <w:tcPr>
             <w:tcW w:w="1634" w:type="dxa"/>
-            <w:tcBorders>
-              <w:top w:val="double" w:sz="4" w:space="0" w:color="47D459" w:themeColor="accent3" w:themeTint="99"/>
-              <w:left w:val="double" w:sz="4" w:space="0" w:color="47D459" w:themeColor="accent3" w:themeTint="99"/>
-              <w:bottom w:val="double" w:sz="4" w:space="0" w:color="47D459" w:themeColor="accent3" w:themeTint="99"/>
-              <w:right w:val="double" w:sz="4" w:space="0" w:color="47D459" w:themeColor="accent3" w:themeTint="99"/>
-            </w:tcBorders>
-            <w:vAlign w:val="center"/>
-            <w:hideMark/>
-          </w:tcPr>
-          <w:p>
-            <w:pPr>
-              <w:spacing w:after="160" w:line="276" w:lineRule="auto"/>
-              <w:ind w:right="-455"/>
-              <w:rPr>
-                <w:rFonts w:ascii="Arial Nova Cond Light" w:hAnsi="Arial Nova Cond Light" w:cs="Times New Roman"/>
-                <w:b/>
-                <w:bCs/>
-                <w:color w:val="000000" w:themeColor="text1"/>
-                <w:sz w:val="20"/>
-                <w:szCs w:val="20"/>
-              </w:rPr>
-            </w:pPr>
-            <w:r>
-              <w:rPr>
-                <w:rFonts w:ascii="Arial Nova Cond Light" w:hAnsi="Arial Nova Cond Light" w:cs="Times New Roman"/>
-                <w:b/>
-                <w:bCs/>
-                <w:color w:val="000000" w:themeColor="text1"/>
+            <w:vAlign w:val="center"/>
+          </w:tcPr>
+          <w:p>
+            <w:pPr>
+              <w:autoSpaceDE w:val="0"/>
+              <w:autoSpaceDN w:val="0"/>
+              <w:adjustRightInd w:val="0"/>
+              <w:jc w:val="both"/>
+              <w:rPr>
+                <w:rFonts w:ascii="Arial Nova Cond" w:hAnsi="Arial Nova Cond" w:cs="Arial"/>
+                <w:color w:val="000000"/>
+                <w:kern w:val="0"/>
+                <w:sz w:val="20"/>
+                <w:szCs w:val="20"/>
+              </w:rPr>
+            </w:pPr>
+            <w:r>
+              <w:rPr>
+                <w:rFonts w:ascii="Arial Nova Cond" w:hAnsi="Arial Nova Cond" w:cs="Arial"/>
+                <w:color w:val="000000"/>
+                <w:kern w:val="0"/>
                 <w:sz w:val="20"/>
                 <w:szCs w:val="20"/>
               </w:rPr>
@@ -11578,34 +11433,27 @@
         <w:tc>
           <w:tcPr>
             <w:tcW w:w="1337" w:type="dxa"/>
-            <w:tcBorders>
-              <w:top w:val="double" w:sz="4" w:space="0" w:color="47D459" w:themeColor="accent3" w:themeTint="99"/>
-              <w:left w:val="double" w:sz="4" w:space="0" w:color="47D459" w:themeColor="accent3" w:themeTint="99"/>
-              <w:bottom w:val="double" w:sz="4" w:space="0" w:color="47D459" w:themeColor="accent3" w:themeTint="99"/>
-              <w:right w:val="double" w:sz="4" w:space="0" w:color="47D459" w:themeColor="accent3" w:themeTint="99"/>
-            </w:tcBorders>
-            <w:vAlign w:val="center"/>
-            <w:hideMark/>
-          </w:tcPr>
-          <w:p>
-            <w:pPr>
-              <w:spacing w:after="160" w:line="276" w:lineRule="auto"/>
-              <w:ind w:right="-455"/>
-              <w:rPr>
-                <w:rFonts w:ascii="Arial Nova Cond Light" w:hAnsi="Arial Nova Cond Light" w:cs="Times New Roman"/>
-                <w:b/>
-                <w:bCs/>
-                <w:color w:val="000000" w:themeColor="text1"/>
-                <w:sz w:val="20"/>
-                <w:szCs w:val="20"/>
-              </w:rPr>
-            </w:pPr>
-            <w:r>
-              <w:rPr>
-                <w:rFonts w:ascii="Arial Nova Cond Light" w:hAnsi="Arial Nova Cond Light" w:cs="Times New Roman"/>
-                <w:b/>
-                <w:bCs/>
-                <w:color w:val="000000" w:themeColor="text1"/>
+            <w:vAlign w:val="center"/>
+          </w:tcPr>
+          <w:p>
+            <w:pPr>
+              <w:autoSpaceDE w:val="0"/>
+              <w:autoSpaceDN w:val="0"/>
+              <w:adjustRightInd w:val="0"/>
+              <w:jc w:val="center"/>
+              <w:rPr>
+                <w:rFonts w:ascii="Arial Nova Cond" w:hAnsi="Arial Nova Cond" w:cs="Arial"/>
+                <w:color w:val="000000"/>
+                <w:kern w:val="0"/>
+                <w:sz w:val="20"/>
+                <w:szCs w:val="20"/>
+              </w:rPr>
+            </w:pPr>
+            <w:r>
+              <w:rPr>
+                <w:rFonts w:ascii="Arial Nova Cond" w:hAnsi="Arial Nova Cond" w:cs="Arial"/>
+                <w:color w:val="000000"/>
+                <w:kern w:val="0"/>
                 <w:sz w:val="20"/>
                 <w:szCs w:val="20"/>
               </w:rPr>
@@ -11623,24 +11471,23 @@
           <w:tcPr>
             <w:tcW w:w="875" w:type="dxa"/>
             <w:vMerge/>
-            <w:tcBorders>
-              <w:top w:val="double" w:sz="4" w:space="0" w:color="47D459" w:themeColor="accent3" w:themeTint="99"/>
-              <w:left w:val="double" w:sz="4" w:space="0" w:color="47D459" w:themeColor="accent3" w:themeTint="99"/>
-              <w:bottom w:val="double" w:sz="4" w:space="0" w:color="47D459" w:themeColor="accent3" w:themeTint="99"/>
-              <w:right w:val="double" w:sz="4" w:space="0" w:color="47D459" w:themeColor="accent3" w:themeTint="99"/>
-            </w:tcBorders>
-            <w:vAlign w:val="center"/>
-            <w:hideMark/>
-          </w:tcPr>
-          <w:p>
-            <w:pPr>
-              <w:spacing w:after="160" w:line="276" w:lineRule="auto"/>
-              <w:ind w:right="-455"/>
-              <w:rPr>
-                <w:rFonts w:ascii="Arial Nova Cond Light" w:hAnsi="Arial Nova Cond Light" w:cs="Times New Roman"/>
-                <w:b/>
-                <w:bCs/>
-                <w:color w:val="000000" w:themeColor="text1"/>
+            <w:vAlign w:val="center"/>
+          </w:tcPr>
+          <w:p>
+            <w:pPr>
+              <w:pStyle w:val="Prrafodelista"/>
+              <w:tabs>
+                <w:tab w:val="left" w:pos="0"/>
+                <w:tab w:val="left" w:pos="142"/>
+                <w:tab w:val="left" w:pos="284"/>
+              </w:tabs>
+              <w:spacing w:line="276" w:lineRule="auto"/>
+              <w:ind w:left="0"/>
+              <w:jc w:val="center"/>
+              <w:rPr>
+                <w:rFonts w:ascii="Arial Nova Cond" w:eastAsia="Calibri" w:hAnsi="Arial Nova Cond" w:cs="Times New Roman"/>
+                <w:b/>
+                <w:bCs/>
                 <w:sz w:val="20"/>
                 <w:szCs w:val="20"/>
                 <w:lang w:val="es-ES_tradnl"/>
@@ -11651,24 +11498,23 @@
         <w:tc>
           <w:tcPr>
             <w:tcW w:w="1095" w:type="dxa"/>
-            <w:tcBorders>
-              <w:top w:val="double" w:sz="4" w:space="0" w:color="47D459" w:themeColor="accent3" w:themeTint="99"/>
-              <w:left w:val="double" w:sz="4" w:space="0" w:color="47D459" w:themeColor="accent3" w:themeTint="99"/>
-              <w:bottom w:val="double" w:sz="4" w:space="0" w:color="47D459" w:themeColor="accent3" w:themeTint="99"/>
-              <w:right w:val="double" w:sz="4" w:space="0" w:color="47D459" w:themeColor="accent3" w:themeTint="99"/>
-            </w:tcBorders>
-            <w:vAlign w:val="center"/>
-            <w:hideMark/>
-          </w:tcPr>
-          <w:p>
-            <w:pPr>
-              <w:spacing w:after="160" w:line="276" w:lineRule="auto"/>
-              <w:ind w:right="-455"/>
-              <w:rPr>
-                <w:rFonts w:ascii="Arial Nova Cond Light" w:hAnsi="Arial Nova Cond Light" w:cs="Times New Roman"/>
-                <w:b/>
-                <w:bCs/>
-                <w:color w:val="000000" w:themeColor="text1"/>
+            <w:vAlign w:val="center"/>
+          </w:tcPr>
+          <w:p>
+            <w:pPr>
+              <w:pStyle w:val="Prrafodelista"/>
+              <w:tabs>
+                <w:tab w:val="left" w:pos="0"/>
+                <w:tab w:val="left" w:pos="142"/>
+                <w:tab w:val="left" w:pos="284"/>
+              </w:tabs>
+              <w:spacing w:line="276" w:lineRule="auto"/>
+              <w:ind w:left="0"/>
+              <w:jc w:val="center"/>
+              <w:rPr>
+                <w:rFonts w:ascii="Arial Nova Cond" w:eastAsia="Calibri" w:hAnsi="Arial Nova Cond" w:cs="Times New Roman"/>
+                <w:b/>
+                <w:bCs/>
                 <w:sz w:val="20"/>
                 <w:szCs w:val="20"/>
                 <w:lang w:val="es-ES_tradnl"/>
@@ -11676,10 +11522,9 @@
             </w:pPr>
             <w:r>
               <w:rPr>
-                <w:rFonts w:ascii="Arial Nova Cond Light" w:hAnsi="Arial Nova Cond Light" w:cs="Times New Roman"/>
-                <w:b/>
-                <w:bCs/>
-                <w:color w:val="000000" w:themeColor="text1"/>
+                <w:rFonts w:ascii="Arial Nova Cond" w:eastAsia="Calibri" w:hAnsi="Arial Nova Cond" w:cs="Times New Roman"/>
+                <w:b/>
+                <w:bCs/>
                 <w:sz w:val="20"/>
                 <w:szCs w:val="20"/>
                 <w:lang w:val="es-ES_tradnl"/>
@@ -11691,34 +11536,21 @@
         <w:tc>
           <w:tcPr>
             <w:tcW w:w="1726" w:type="dxa"/>
-            <w:tcBorders>
-              <w:top w:val="double" w:sz="4" w:space="0" w:color="47D459" w:themeColor="accent3" w:themeTint="99"/>
-              <w:left w:val="double" w:sz="4" w:space="0" w:color="47D459" w:themeColor="accent3" w:themeTint="99"/>
-              <w:bottom w:val="double" w:sz="4" w:space="0" w:color="47D459" w:themeColor="accent3" w:themeTint="99"/>
-              <w:right w:val="double" w:sz="4" w:space="0" w:color="47D459" w:themeColor="accent3" w:themeTint="99"/>
-            </w:tcBorders>
-            <w:vAlign w:val="center"/>
-            <w:hideMark/>
-          </w:tcPr>
-          <w:p>
-            <w:pPr>
-              <w:spacing w:after="160" w:line="276" w:lineRule="auto"/>
-              <w:ind w:right="-455"/>
-              <w:rPr>
-                <w:rFonts w:ascii="Arial Nova Cond Light" w:hAnsi="Arial Nova Cond Light" w:cs="Times New Roman"/>
-                <w:b/>
-                <w:bCs/>
-                <w:color w:val="000000" w:themeColor="text1"/>
-                <w:sz w:val="20"/>
-                <w:szCs w:val="20"/>
-              </w:rPr>
-            </w:pPr>
-            <w:r>
-              <w:rPr>
-                <w:rFonts w:ascii="Arial Nova Cond Light" w:hAnsi="Arial Nova Cond Light" w:cs="Times New Roman"/>
-                <w:b/>
-                <w:bCs/>
-                <w:color w:val="000000" w:themeColor="text1"/>
+            <w:vAlign w:val="center"/>
+          </w:tcPr>
+          <w:p>
+            <w:pPr>
+              <w:pStyle w:val="Sinespaciado"/>
+              <w:jc w:val="both"/>
+              <w:rPr>
+                <w:rFonts w:ascii="Arial Nova Cond" w:hAnsi="Arial Nova Cond"/>
+                <w:sz w:val="20"/>
+                <w:szCs w:val="20"/>
+              </w:rPr>
+            </w:pPr>
+            <w:r>
+              <w:rPr>
+                <w:rFonts w:ascii="Arial Nova Cond" w:eastAsia="Calibri" w:hAnsi="Arial Nova Cond" w:cs="Times New Roman"/>
                 <w:sz w:val="20"/>
                 <w:szCs w:val="20"/>
                 <w:lang w:val="es-ES_tradnl"/>
@@ -11730,23 +11562,21 @@
         <w:tc>
           <w:tcPr>
             <w:tcW w:w="6169" w:type="dxa"/>
-            <w:tcBorders>
-              <w:top w:val="double" w:sz="4" w:space="0" w:color="47D459" w:themeColor="accent3" w:themeTint="99"/>
-              <w:left w:val="double" w:sz="4" w:space="0" w:color="47D459" w:themeColor="accent3" w:themeTint="99"/>
-              <w:bottom w:val="double" w:sz="4" w:space="0" w:color="47D459" w:themeColor="accent3" w:themeTint="99"/>
-              <w:right w:val="double" w:sz="4" w:space="0" w:color="47D459" w:themeColor="accent3" w:themeTint="99"/>
-            </w:tcBorders>
-            <w:vAlign w:val="center"/>
-            <w:hideMark/>
-          </w:tcPr>
-          <w:p>
-            <w:pPr>
-              <w:spacing w:after="160" w:line="276" w:lineRule="auto"/>
-              <w:ind w:right="-455"/>
-              <w:rPr>
-                <w:rFonts w:ascii="Arial Nova Cond Light" w:hAnsi="Arial Nova Cond Light" w:cs="Times New Roman"/>
-                <w:b/>
-                <w:bCs/>
+            <w:vAlign w:val="center"/>
+          </w:tcPr>
+          <w:p>
+            <w:pPr>
+              <w:pStyle w:val="Prrafodelista"/>
+              <w:tabs>
+                <w:tab w:val="left" w:pos="0"/>
+                <w:tab w:val="left" w:pos="142"/>
+                <w:tab w:val="left" w:pos="284"/>
+              </w:tabs>
+              <w:spacing w:line="276" w:lineRule="auto"/>
+              <w:ind w:left="0"/>
+              <w:jc w:val="both"/>
+              <w:rPr>
+                <w:rFonts w:ascii="Arial Nova Cond" w:eastAsia="Calibri" w:hAnsi="Arial Nova Cond" w:cs="Times New Roman"/>
                 <w:color w:val="000000" w:themeColor="text1"/>
                 <w:sz w:val="20"/>
                 <w:szCs w:val="20"/>
@@ -11755,10 +11585,7 @@
             </w:pPr>
             <w:r>
               <w:rPr>
-                <w:rFonts w:ascii="Arial Nova Cond Light" w:hAnsi="Arial Nova Cond Light" w:cs="Times New Roman"/>
-                <w:b/>
-                <w:bCs/>
-                <w:color w:val="000000" w:themeColor="text1"/>
+                <w:rFonts w:ascii="Arial Nova Cond" w:eastAsia="Calibri" w:hAnsi="Arial Nova Cond" w:cs="Times New Roman"/>
                 <w:sz w:val="20"/>
                 <w:szCs w:val="20"/>
                 <w:lang w:val="es-ES_tradnl"/>
@@ -11770,34 +11597,27 @@
         <w:tc>
           <w:tcPr>
             <w:tcW w:w="2015" w:type="dxa"/>
-            <w:tcBorders>
-              <w:top w:val="double" w:sz="4" w:space="0" w:color="47D459" w:themeColor="accent3" w:themeTint="99"/>
-              <w:left w:val="double" w:sz="4" w:space="0" w:color="47D459" w:themeColor="accent3" w:themeTint="99"/>
-              <w:bottom w:val="double" w:sz="4" w:space="0" w:color="47D459" w:themeColor="accent3" w:themeTint="99"/>
-              <w:right w:val="double" w:sz="4" w:space="0" w:color="47D459" w:themeColor="accent3" w:themeTint="99"/>
-            </w:tcBorders>
-            <w:vAlign w:val="center"/>
-            <w:hideMark/>
-          </w:tcPr>
-          <w:p>
-            <w:pPr>
-              <w:spacing w:after="160" w:line="276" w:lineRule="auto"/>
-              <w:ind w:right="-455"/>
-              <w:rPr>
-                <w:rFonts w:ascii="Arial Nova Cond Light" w:hAnsi="Arial Nova Cond Light" w:cs="Times New Roman"/>
-                <w:b/>
-                <w:bCs/>
-                <w:color w:val="000000" w:themeColor="text1"/>
-                <w:sz w:val="20"/>
-                <w:szCs w:val="20"/>
-              </w:rPr>
-            </w:pPr>
-            <w:r>
-              <w:rPr>
-                <w:rFonts w:ascii="Arial Nova Cond Light" w:hAnsi="Arial Nova Cond Light" w:cs="Times New Roman"/>
-                <w:b/>
-                <w:bCs/>
-                <w:color w:val="000000" w:themeColor="text1"/>
+            <w:vAlign w:val="center"/>
+          </w:tcPr>
+          <w:p>
+            <w:pPr>
+              <w:autoSpaceDE w:val="0"/>
+              <w:autoSpaceDN w:val="0"/>
+              <w:adjustRightInd w:val="0"/>
+              <w:jc w:val="center"/>
+              <w:rPr>
+                <w:rFonts w:ascii="Arial Nova Cond" w:hAnsi="Arial Nova Cond" w:cs="Arial"/>
+                <w:color w:val="000000" w:themeColor="text1"/>
+                <w:kern w:val="0"/>
+                <w:sz w:val="20"/>
+                <w:szCs w:val="20"/>
+              </w:rPr>
+            </w:pPr>
+            <w:r>
+              <w:rPr>
+                <w:rFonts w:ascii="Arial Nova Cond" w:hAnsi="Arial Nova Cond" w:cs="Arial"/>
+                <w:color w:val="000000"/>
+                <w:kern w:val="0"/>
                 <w:sz w:val="20"/>
                 <w:szCs w:val="20"/>
               </w:rPr>
@@ -11808,34 +11628,27 @@
         <w:tc>
           <w:tcPr>
             <w:tcW w:w="1634" w:type="dxa"/>
-            <w:tcBorders>
-              <w:top w:val="double" w:sz="4" w:space="0" w:color="47D459" w:themeColor="accent3" w:themeTint="99"/>
-              <w:left w:val="double" w:sz="4" w:space="0" w:color="47D459" w:themeColor="accent3" w:themeTint="99"/>
-              <w:bottom w:val="double" w:sz="4" w:space="0" w:color="47D459" w:themeColor="accent3" w:themeTint="99"/>
-              <w:right w:val="double" w:sz="4" w:space="0" w:color="47D459" w:themeColor="accent3" w:themeTint="99"/>
-            </w:tcBorders>
-            <w:vAlign w:val="center"/>
-            <w:hideMark/>
-          </w:tcPr>
-          <w:p>
-            <w:pPr>
-              <w:spacing w:after="160" w:line="276" w:lineRule="auto"/>
-              <w:ind w:right="-455"/>
-              <w:rPr>
-                <w:rFonts w:ascii="Arial Nova Cond Light" w:hAnsi="Arial Nova Cond Light" w:cs="Times New Roman"/>
-                <w:b/>
-                <w:bCs/>
-                <w:color w:val="000000" w:themeColor="text1"/>
-                <w:sz w:val="20"/>
-                <w:szCs w:val="20"/>
-              </w:rPr>
-            </w:pPr>
-            <w:r>
-              <w:rPr>
-                <w:rFonts w:ascii="Arial Nova Cond Light" w:hAnsi="Arial Nova Cond Light" w:cs="Times New Roman"/>
-                <w:b/>
-                <w:bCs/>
-                <w:color w:val="000000" w:themeColor="text1"/>
+            <w:vAlign w:val="center"/>
+          </w:tcPr>
+          <w:p>
+            <w:pPr>
+              <w:autoSpaceDE w:val="0"/>
+              <w:autoSpaceDN w:val="0"/>
+              <w:adjustRightInd w:val="0"/>
+              <w:jc w:val="both"/>
+              <w:rPr>
+                <w:rFonts w:ascii="Arial Nova Cond" w:hAnsi="Arial Nova Cond" w:cs="Arial"/>
+                <w:color w:val="000000"/>
+                <w:kern w:val="0"/>
+                <w:sz w:val="20"/>
+                <w:szCs w:val="20"/>
+              </w:rPr>
+            </w:pPr>
+            <w:r>
+              <w:rPr>
+                <w:rFonts w:ascii="Arial Nova Cond" w:hAnsi="Arial Nova Cond" w:cs="Arial"/>
+                <w:color w:val="000000"/>
+                <w:kern w:val="0"/>
                 <w:sz w:val="20"/>
                 <w:szCs w:val="20"/>
               </w:rPr>
@@ -11846,34 +11659,27 @@
         <w:tc>
           <w:tcPr>
             <w:tcW w:w="1337" w:type="dxa"/>
-            <w:tcBorders>
-              <w:top w:val="double" w:sz="4" w:space="0" w:color="47D459" w:themeColor="accent3" w:themeTint="99"/>
-              <w:left w:val="double" w:sz="4" w:space="0" w:color="47D459" w:themeColor="accent3" w:themeTint="99"/>
-              <w:bottom w:val="double" w:sz="4" w:space="0" w:color="47D459" w:themeColor="accent3" w:themeTint="99"/>
-              <w:right w:val="double" w:sz="4" w:space="0" w:color="47D459" w:themeColor="accent3" w:themeTint="99"/>
-            </w:tcBorders>
-            <w:vAlign w:val="center"/>
-            <w:hideMark/>
-          </w:tcPr>
-          <w:p>
-            <w:pPr>
-              <w:spacing w:after="160" w:line="276" w:lineRule="auto"/>
-              <w:ind w:right="-455"/>
-              <w:rPr>
-                <w:rFonts w:ascii="Arial Nova Cond Light" w:hAnsi="Arial Nova Cond Light" w:cs="Times New Roman"/>
-                <w:b/>
-                <w:bCs/>
-                <w:color w:val="000000" w:themeColor="text1"/>
-                <w:sz w:val="20"/>
-                <w:szCs w:val="20"/>
-              </w:rPr>
-            </w:pPr>
-            <w:r>
-              <w:rPr>
-                <w:rFonts w:ascii="Arial Nova Cond Light" w:hAnsi="Arial Nova Cond Light" w:cs="Times New Roman"/>
-                <w:b/>
-                <w:bCs/>
-                <w:color w:val="000000" w:themeColor="text1"/>
+            <w:vAlign w:val="center"/>
+          </w:tcPr>
+          <w:p>
+            <w:pPr>
+              <w:autoSpaceDE w:val="0"/>
+              <w:autoSpaceDN w:val="0"/>
+              <w:adjustRightInd w:val="0"/>
+              <w:jc w:val="center"/>
+              <w:rPr>
+                <w:rFonts w:ascii="Arial Nova Cond" w:hAnsi="Arial Nova Cond" w:cs="Arial"/>
+                <w:color w:val="000000"/>
+                <w:kern w:val="0"/>
+                <w:sz w:val="20"/>
+                <w:szCs w:val="20"/>
+              </w:rPr>
+            </w:pPr>
+            <w:r>
+              <w:rPr>
+                <w:rFonts w:ascii="Arial Nova Cond" w:hAnsi="Arial Nova Cond" w:cs="Arial"/>
+                <w:color w:val="000000"/>
+                <w:kern w:val="0"/>
                 <w:sz w:val="20"/>
                 <w:szCs w:val="20"/>
               </w:rPr>
@@ -11891,24 +11697,23 @@
           <w:tcPr>
             <w:tcW w:w="875" w:type="dxa"/>
             <w:vMerge w:val="restart"/>
-            <w:tcBorders>
-              <w:top w:val="double" w:sz="4" w:space="0" w:color="47D459" w:themeColor="accent3" w:themeTint="99"/>
-              <w:left w:val="double" w:sz="4" w:space="0" w:color="47D459" w:themeColor="accent3" w:themeTint="99"/>
-              <w:bottom w:val="double" w:sz="4" w:space="0" w:color="47D459" w:themeColor="accent3" w:themeTint="99"/>
-              <w:right w:val="double" w:sz="4" w:space="0" w:color="47D459" w:themeColor="accent3" w:themeTint="99"/>
-            </w:tcBorders>
-            <w:vAlign w:val="center"/>
-            <w:hideMark/>
-          </w:tcPr>
-          <w:p>
-            <w:pPr>
-              <w:spacing w:after="160" w:line="276" w:lineRule="auto"/>
-              <w:ind w:right="-455"/>
-              <w:rPr>
-                <w:rFonts w:ascii="Arial Nova Cond Light" w:hAnsi="Arial Nova Cond Light" w:cs="Times New Roman"/>
-                <w:b/>
-                <w:bCs/>
-                <w:color w:val="000000" w:themeColor="text1"/>
+            <w:vAlign w:val="center"/>
+          </w:tcPr>
+          <w:p>
+            <w:pPr>
+              <w:pStyle w:val="Prrafodelista"/>
+              <w:tabs>
+                <w:tab w:val="left" w:pos="0"/>
+                <w:tab w:val="left" w:pos="142"/>
+                <w:tab w:val="left" w:pos="284"/>
+              </w:tabs>
+              <w:spacing w:line="276" w:lineRule="auto"/>
+              <w:ind w:left="0"/>
+              <w:jc w:val="center"/>
+              <w:rPr>
+                <w:rFonts w:ascii="Arial Nova Cond" w:eastAsia="Calibri" w:hAnsi="Arial Nova Cond" w:cs="Times New Roman"/>
+                <w:b/>
+                <w:bCs/>
                 <w:sz w:val="20"/>
                 <w:szCs w:val="20"/>
                 <w:lang w:val="es-ES_tradnl"/>
@@ -11916,10 +11721,9 @@
             </w:pPr>
             <w:r>
               <w:rPr>
-                <w:rFonts w:ascii="Arial Nova Cond Light" w:hAnsi="Arial Nova Cond Light" w:cs="Times New Roman"/>
-                <w:b/>
-                <w:bCs/>
-                <w:color w:val="000000" w:themeColor="text1"/>
+                <w:rFonts w:ascii="Arial Nova Cond" w:eastAsia="Calibri" w:hAnsi="Arial Nova Cond" w:cs="Times New Roman"/>
+                <w:b/>
+                <w:bCs/>
                 <w:sz w:val="20"/>
                 <w:szCs w:val="20"/>
                 <w:lang w:val="es-ES_tradnl"/>
@@ -11931,24 +11735,23 @@
         <w:tc>
           <w:tcPr>
             <w:tcW w:w="1095" w:type="dxa"/>
-            <w:tcBorders>
-              <w:top w:val="double" w:sz="4" w:space="0" w:color="47D459" w:themeColor="accent3" w:themeTint="99"/>
-              <w:left w:val="double" w:sz="4" w:space="0" w:color="47D459" w:themeColor="accent3" w:themeTint="99"/>
-              <w:bottom w:val="double" w:sz="4" w:space="0" w:color="47D459" w:themeColor="accent3" w:themeTint="99"/>
-              <w:right w:val="double" w:sz="4" w:space="0" w:color="47D459" w:themeColor="accent3" w:themeTint="99"/>
-            </w:tcBorders>
-            <w:vAlign w:val="center"/>
-            <w:hideMark/>
-          </w:tcPr>
-          <w:p>
-            <w:pPr>
-              <w:spacing w:after="160" w:line="276" w:lineRule="auto"/>
-              <w:ind w:right="-455"/>
-              <w:rPr>
-                <w:rFonts w:ascii="Arial Nova Cond Light" w:hAnsi="Arial Nova Cond Light" w:cs="Times New Roman"/>
-                <w:b/>
-                <w:bCs/>
-                <w:color w:val="000000" w:themeColor="text1"/>
+            <w:vAlign w:val="center"/>
+          </w:tcPr>
+          <w:p>
+            <w:pPr>
+              <w:pStyle w:val="Prrafodelista"/>
+              <w:tabs>
+                <w:tab w:val="left" w:pos="0"/>
+                <w:tab w:val="left" w:pos="142"/>
+                <w:tab w:val="left" w:pos="284"/>
+              </w:tabs>
+              <w:spacing w:line="276" w:lineRule="auto"/>
+              <w:ind w:left="0"/>
+              <w:jc w:val="center"/>
+              <w:rPr>
+                <w:rFonts w:ascii="Arial Nova Cond" w:eastAsia="Calibri" w:hAnsi="Arial Nova Cond" w:cs="Times New Roman"/>
+                <w:b/>
+                <w:bCs/>
                 <w:sz w:val="20"/>
                 <w:szCs w:val="20"/>
                 <w:lang w:val="es-ES_tradnl"/>
@@ -11956,10 +11759,9 @@
             </w:pPr>
             <w:r>
               <w:rPr>
-                <w:rFonts w:ascii="Arial Nova Cond Light" w:hAnsi="Arial Nova Cond Light" w:cs="Times New Roman"/>
-                <w:b/>
-                <w:bCs/>
-                <w:color w:val="000000" w:themeColor="text1"/>
+                <w:rFonts w:ascii="Arial Nova Cond" w:eastAsia="Calibri" w:hAnsi="Arial Nova Cond" w:cs="Times New Roman"/>
+                <w:b/>
+                <w:bCs/>
                 <w:sz w:val="20"/>
                 <w:szCs w:val="20"/>
                 <w:lang w:val="es-ES_tradnl"/>
@@ -11971,34 +11773,22 @@
         <w:tc>
           <w:tcPr>
             <w:tcW w:w="1726" w:type="dxa"/>
-            <w:tcBorders>
-              <w:top w:val="double" w:sz="4" w:space="0" w:color="47D459" w:themeColor="accent3" w:themeTint="99"/>
-              <w:left w:val="double" w:sz="4" w:space="0" w:color="47D459" w:themeColor="accent3" w:themeTint="99"/>
-              <w:bottom w:val="double" w:sz="4" w:space="0" w:color="47D459" w:themeColor="accent3" w:themeTint="99"/>
-              <w:right w:val="double" w:sz="4" w:space="0" w:color="47D459" w:themeColor="accent3" w:themeTint="99"/>
-            </w:tcBorders>
-            <w:vAlign w:val="center"/>
-            <w:hideMark/>
-          </w:tcPr>
-          <w:p>
-            <w:pPr>
-              <w:spacing w:after="160" w:line="276" w:lineRule="auto"/>
-              <w:ind w:right="-455"/>
-              <w:rPr>
-                <w:rFonts w:ascii="Arial Nova Cond Light" w:hAnsi="Arial Nova Cond Light" w:cs="Times New Roman"/>
-                <w:b/>
-                <w:bCs/>
-                <w:color w:val="000000" w:themeColor="text1"/>
-                <w:sz w:val="20"/>
-                <w:szCs w:val="20"/>
-              </w:rPr>
-            </w:pPr>
-            <w:r>
-              <w:rPr>
-                <w:rFonts w:ascii="Arial Nova Cond Light" w:hAnsi="Arial Nova Cond Light" w:cs="Times New Roman"/>
-                <w:b/>
-                <w:bCs/>
-                <w:color w:val="000000" w:themeColor="text1"/>
+            <w:vAlign w:val="center"/>
+          </w:tcPr>
+          <w:p>
+            <w:pPr>
+              <w:pStyle w:val="Sinespaciado"/>
+              <w:jc w:val="both"/>
+              <w:rPr>
+                <w:rFonts w:ascii="Arial Nova Cond" w:hAnsi="Arial Nova Cond"/>
+                <w:color w:val="000000" w:themeColor="text1"/>
+                <w:sz w:val="20"/>
+                <w:szCs w:val="20"/>
+              </w:rPr>
+            </w:pPr>
+            <w:r>
+              <w:rPr>
+                <w:rFonts w:ascii="Arial Nova Cond" w:eastAsia="Calibri" w:hAnsi="Arial Nova Cond" w:cs="Times New Roman"/>
                 <w:sz w:val="20"/>
                 <w:szCs w:val="20"/>
                 <w:lang w:val="es-ES_tradnl"/>
@@ -12010,23 +11800,21 @@
         <w:tc>
           <w:tcPr>
             <w:tcW w:w="6169" w:type="dxa"/>
-            <w:tcBorders>
-              <w:top w:val="double" w:sz="4" w:space="0" w:color="47D459" w:themeColor="accent3" w:themeTint="99"/>
-              <w:left w:val="double" w:sz="4" w:space="0" w:color="47D459" w:themeColor="accent3" w:themeTint="99"/>
-              <w:bottom w:val="double" w:sz="4" w:space="0" w:color="47D459" w:themeColor="accent3" w:themeTint="99"/>
-              <w:right w:val="double" w:sz="4" w:space="0" w:color="47D459" w:themeColor="accent3" w:themeTint="99"/>
-            </w:tcBorders>
-            <w:vAlign w:val="center"/>
-            <w:hideMark/>
-          </w:tcPr>
-          <w:p>
-            <w:pPr>
-              <w:spacing w:after="160" w:line="276" w:lineRule="auto"/>
-              <w:ind w:right="-455"/>
-              <w:rPr>
-                <w:rFonts w:ascii="Arial Nova Cond Light" w:hAnsi="Arial Nova Cond Light" w:cs="Times New Roman"/>
-                <w:b/>
-                <w:bCs/>
+            <w:vAlign w:val="center"/>
+          </w:tcPr>
+          <w:p>
+            <w:pPr>
+              <w:pStyle w:val="Prrafodelista"/>
+              <w:tabs>
+                <w:tab w:val="left" w:pos="0"/>
+                <w:tab w:val="left" w:pos="142"/>
+                <w:tab w:val="left" w:pos="284"/>
+              </w:tabs>
+              <w:spacing w:line="276" w:lineRule="auto"/>
+              <w:ind w:left="0"/>
+              <w:jc w:val="both"/>
+              <w:rPr>
+                <w:rFonts w:ascii="Arial Nova Cond" w:eastAsia="Calibri" w:hAnsi="Arial Nova Cond" w:cs="Times New Roman"/>
                 <w:color w:val="000000" w:themeColor="text1"/>
                 <w:sz w:val="20"/>
                 <w:szCs w:val="20"/>
@@ -12035,10 +11823,7 @@
             </w:pPr>
             <w:r>
               <w:rPr>
-                <w:rFonts w:ascii="Arial Nova Cond Light" w:hAnsi="Arial Nova Cond Light" w:cs="Times New Roman"/>
-                <w:b/>
-                <w:bCs/>
-                <w:color w:val="000000" w:themeColor="text1"/>
+                <w:rFonts w:ascii="Arial Nova Cond" w:eastAsia="Calibri" w:hAnsi="Arial Nova Cond" w:cs="Times New Roman"/>
                 <w:sz w:val="20"/>
                 <w:szCs w:val="20"/>
                 <w:lang w:val="es-ES_tradnl"/>
@@ -12050,34 +11835,27 @@
         <w:tc>
           <w:tcPr>
             <w:tcW w:w="2015" w:type="dxa"/>
-            <w:tcBorders>
-              <w:top w:val="double" w:sz="4" w:space="0" w:color="47D459" w:themeColor="accent3" w:themeTint="99"/>
-              <w:left w:val="double" w:sz="4" w:space="0" w:color="47D459" w:themeColor="accent3" w:themeTint="99"/>
-              <w:bottom w:val="double" w:sz="4" w:space="0" w:color="47D459" w:themeColor="accent3" w:themeTint="99"/>
-              <w:right w:val="double" w:sz="4" w:space="0" w:color="47D459" w:themeColor="accent3" w:themeTint="99"/>
-            </w:tcBorders>
-            <w:vAlign w:val="center"/>
-            <w:hideMark/>
-          </w:tcPr>
-          <w:p>
-            <w:pPr>
-              <w:spacing w:after="160" w:line="276" w:lineRule="auto"/>
-              <w:ind w:right="-455"/>
-              <w:rPr>
-                <w:rFonts w:ascii="Arial Nova Cond Light" w:hAnsi="Arial Nova Cond Light" w:cs="Times New Roman"/>
-                <w:b/>
-                <w:bCs/>
-                <w:color w:val="000000" w:themeColor="text1"/>
-                <w:sz w:val="20"/>
-                <w:szCs w:val="20"/>
-              </w:rPr>
-            </w:pPr>
-            <w:r>
-              <w:rPr>
-                <w:rFonts w:ascii="Arial Nova Cond Light" w:hAnsi="Arial Nova Cond Light" w:cs="Times New Roman"/>
-                <w:b/>
-                <w:bCs/>
-                <w:color w:val="000000" w:themeColor="text1"/>
+            <w:vAlign w:val="center"/>
+          </w:tcPr>
+          <w:p>
+            <w:pPr>
+              <w:autoSpaceDE w:val="0"/>
+              <w:autoSpaceDN w:val="0"/>
+              <w:adjustRightInd w:val="0"/>
+              <w:jc w:val="center"/>
+              <w:rPr>
+                <w:rFonts w:ascii="Arial Nova Cond" w:hAnsi="Arial Nova Cond" w:cs="Arial"/>
+                <w:color w:val="000000" w:themeColor="text1"/>
+                <w:kern w:val="0"/>
+                <w:sz w:val="20"/>
+                <w:szCs w:val="20"/>
+              </w:rPr>
+            </w:pPr>
+            <w:r>
+              <w:rPr>
+                <w:rFonts w:ascii="Arial Nova Cond" w:hAnsi="Arial Nova Cond" w:cs="Arial"/>
+                <w:color w:val="000000"/>
+                <w:kern w:val="0"/>
                 <w:sz w:val="20"/>
                 <w:szCs w:val="20"/>
               </w:rPr>
@@ -12088,34 +11866,27 @@
         <w:tc>
           <w:tcPr>
             <w:tcW w:w="1634" w:type="dxa"/>
-            <w:tcBorders>
-              <w:top w:val="double" w:sz="4" w:space="0" w:color="47D459" w:themeColor="accent3" w:themeTint="99"/>
-              <w:left w:val="double" w:sz="4" w:space="0" w:color="47D459" w:themeColor="accent3" w:themeTint="99"/>
-              <w:bottom w:val="double" w:sz="4" w:space="0" w:color="47D459" w:themeColor="accent3" w:themeTint="99"/>
-              <w:right w:val="double" w:sz="4" w:space="0" w:color="47D459" w:themeColor="accent3" w:themeTint="99"/>
-            </w:tcBorders>
-            <w:vAlign w:val="center"/>
-            <w:hideMark/>
-          </w:tcPr>
-          <w:p>
-            <w:pPr>
-              <w:spacing w:after="160" w:line="276" w:lineRule="auto"/>
-              <w:ind w:right="-455"/>
-              <w:rPr>
-                <w:rFonts w:ascii="Arial Nova Cond Light" w:hAnsi="Arial Nova Cond Light" w:cs="Times New Roman"/>
-                <w:b/>
-                <w:bCs/>
-                <w:color w:val="000000" w:themeColor="text1"/>
-                <w:sz w:val="20"/>
-                <w:szCs w:val="20"/>
-              </w:rPr>
-            </w:pPr>
-            <w:r>
-              <w:rPr>
-                <w:rFonts w:ascii="Arial Nova Cond Light" w:hAnsi="Arial Nova Cond Light" w:cs="Times New Roman"/>
-                <w:b/>
-                <w:bCs/>
-                <w:color w:val="000000" w:themeColor="text1"/>
+            <w:vAlign w:val="center"/>
+          </w:tcPr>
+          <w:p>
+            <w:pPr>
+              <w:autoSpaceDE w:val="0"/>
+              <w:autoSpaceDN w:val="0"/>
+              <w:adjustRightInd w:val="0"/>
+              <w:jc w:val="both"/>
+              <w:rPr>
+                <w:rFonts w:ascii="Arial Nova Cond" w:hAnsi="Arial Nova Cond" w:cs="Arial"/>
+                <w:color w:val="000000"/>
+                <w:kern w:val="0"/>
+                <w:sz w:val="20"/>
+                <w:szCs w:val="20"/>
+              </w:rPr>
+            </w:pPr>
+            <w:r>
+              <w:rPr>
+                <w:rFonts w:ascii="Arial Nova Cond" w:hAnsi="Arial Nova Cond" w:cs="Arial"/>
+                <w:color w:val="000000"/>
+                <w:kern w:val="0"/>
                 <w:sz w:val="20"/>
                 <w:szCs w:val="20"/>
               </w:rPr>
@@ -12126,34 +11897,27 @@
         <w:tc>
           <w:tcPr>
             <w:tcW w:w="1337" w:type="dxa"/>
-            <w:tcBorders>
-              <w:top w:val="double" w:sz="4" w:space="0" w:color="47D459" w:themeColor="accent3" w:themeTint="99"/>
-              <w:left w:val="double" w:sz="4" w:space="0" w:color="47D459" w:themeColor="accent3" w:themeTint="99"/>
-              <w:bottom w:val="double" w:sz="4" w:space="0" w:color="47D459" w:themeColor="accent3" w:themeTint="99"/>
-              <w:right w:val="double" w:sz="4" w:space="0" w:color="47D459" w:themeColor="accent3" w:themeTint="99"/>
-            </w:tcBorders>
-            <w:vAlign w:val="center"/>
-            <w:hideMark/>
-          </w:tcPr>
-          <w:p>
-            <w:pPr>
-              <w:spacing w:after="160" w:line="276" w:lineRule="auto"/>
-              <w:ind w:right="-455"/>
-              <w:rPr>
-                <w:rFonts w:ascii="Arial Nova Cond Light" w:hAnsi="Arial Nova Cond Light" w:cs="Times New Roman"/>
-                <w:b/>
-                <w:bCs/>
-                <w:color w:val="000000" w:themeColor="text1"/>
-                <w:sz w:val="20"/>
-                <w:szCs w:val="20"/>
-              </w:rPr>
-            </w:pPr>
-            <w:r>
-              <w:rPr>
-                <w:rFonts w:ascii="Arial Nova Cond Light" w:hAnsi="Arial Nova Cond Light" w:cs="Times New Roman"/>
-                <w:b/>
-                <w:bCs/>
-                <w:color w:val="000000" w:themeColor="text1"/>
+            <w:vAlign w:val="center"/>
+          </w:tcPr>
+          <w:p>
+            <w:pPr>
+              <w:autoSpaceDE w:val="0"/>
+              <w:autoSpaceDN w:val="0"/>
+              <w:adjustRightInd w:val="0"/>
+              <w:jc w:val="center"/>
+              <w:rPr>
+                <w:rFonts w:ascii="Arial Nova Cond" w:hAnsi="Arial Nova Cond" w:cs="Arial"/>
+                <w:color w:val="000000"/>
+                <w:kern w:val="0"/>
+                <w:sz w:val="20"/>
+                <w:szCs w:val="20"/>
+              </w:rPr>
+            </w:pPr>
+            <w:r>
+              <w:rPr>
+                <w:rFonts w:ascii="Arial Nova Cond" w:hAnsi="Arial Nova Cond" w:cs="Arial"/>
+                <w:color w:val="000000"/>
+                <w:kern w:val="0"/>
                 <w:sz w:val="20"/>
                 <w:szCs w:val="20"/>
               </w:rPr>
@@ -12171,24 +11935,23 @@
           <w:tcPr>
             <w:tcW w:w="875" w:type="dxa"/>
             <w:vMerge/>
-            <w:tcBorders>
-              <w:top w:val="double" w:sz="4" w:space="0" w:color="47D459" w:themeColor="accent3" w:themeTint="99"/>
-              <w:left w:val="double" w:sz="4" w:space="0" w:color="47D459" w:themeColor="accent3" w:themeTint="99"/>
-              <w:bottom w:val="double" w:sz="4" w:space="0" w:color="47D459" w:themeColor="accent3" w:themeTint="99"/>
-              <w:right w:val="double" w:sz="4" w:space="0" w:color="47D459" w:themeColor="accent3" w:themeTint="99"/>
-            </w:tcBorders>
-            <w:vAlign w:val="center"/>
-            <w:hideMark/>
-          </w:tcPr>
-          <w:p>
-            <w:pPr>
-              <w:spacing w:after="160" w:line="276" w:lineRule="auto"/>
-              <w:ind w:right="-455"/>
-              <w:rPr>
-                <w:rFonts w:ascii="Arial Nova Cond Light" w:hAnsi="Arial Nova Cond Light" w:cs="Times New Roman"/>
-                <w:b/>
-                <w:bCs/>
-                <w:color w:val="000000" w:themeColor="text1"/>
+            <w:vAlign w:val="center"/>
+          </w:tcPr>
+          <w:p>
+            <w:pPr>
+              <w:pStyle w:val="Prrafodelista"/>
+              <w:tabs>
+                <w:tab w:val="left" w:pos="0"/>
+                <w:tab w:val="left" w:pos="142"/>
+                <w:tab w:val="left" w:pos="284"/>
+              </w:tabs>
+              <w:spacing w:line="276" w:lineRule="auto"/>
+              <w:ind w:left="0"/>
+              <w:jc w:val="center"/>
+              <w:rPr>
+                <w:rFonts w:ascii="Arial Nova Cond" w:eastAsia="Calibri" w:hAnsi="Arial Nova Cond" w:cs="Times New Roman"/>
+                <w:b/>
+                <w:bCs/>
                 <w:sz w:val="20"/>
                 <w:szCs w:val="20"/>
                 <w:lang w:val="es-ES_tradnl"/>
@@ -12199,24 +11962,23 @@
         <w:tc>
           <w:tcPr>
             <w:tcW w:w="1095" w:type="dxa"/>
-            <w:tcBorders>
-              <w:top w:val="double" w:sz="4" w:space="0" w:color="47D459" w:themeColor="accent3" w:themeTint="99"/>
-              <w:left w:val="double" w:sz="4" w:space="0" w:color="47D459" w:themeColor="accent3" w:themeTint="99"/>
-              <w:bottom w:val="double" w:sz="4" w:space="0" w:color="47D459" w:themeColor="accent3" w:themeTint="99"/>
-              <w:right w:val="double" w:sz="4" w:space="0" w:color="47D459" w:themeColor="accent3" w:themeTint="99"/>
-            </w:tcBorders>
-            <w:vAlign w:val="center"/>
-            <w:hideMark/>
-          </w:tcPr>
-          <w:p>
-            <w:pPr>
-              <w:spacing w:after="160" w:line="276" w:lineRule="auto"/>
-              <w:ind w:right="-455"/>
-              <w:rPr>
-                <w:rFonts w:ascii="Arial Nova Cond Light" w:hAnsi="Arial Nova Cond Light" w:cs="Times New Roman"/>
-                <w:b/>
-                <w:bCs/>
-                <w:color w:val="000000" w:themeColor="text1"/>
+            <w:vAlign w:val="center"/>
+          </w:tcPr>
+          <w:p>
+            <w:pPr>
+              <w:pStyle w:val="Prrafodelista"/>
+              <w:tabs>
+                <w:tab w:val="left" w:pos="0"/>
+                <w:tab w:val="left" w:pos="142"/>
+                <w:tab w:val="left" w:pos="284"/>
+              </w:tabs>
+              <w:spacing w:line="276" w:lineRule="auto"/>
+              <w:ind w:left="0"/>
+              <w:jc w:val="center"/>
+              <w:rPr>
+                <w:rFonts w:ascii="Arial Nova Cond" w:eastAsia="Calibri" w:hAnsi="Arial Nova Cond" w:cs="Times New Roman"/>
+                <w:b/>
+                <w:bCs/>
                 <w:sz w:val="20"/>
                 <w:szCs w:val="20"/>
                 <w:lang w:val="es-ES_tradnl"/>
@@ -12224,10 +11986,9 @@
             </w:pPr>
             <w:r>
               <w:rPr>
-                <w:rFonts w:ascii="Arial Nova Cond Light" w:hAnsi="Arial Nova Cond Light" w:cs="Times New Roman"/>
-                <w:b/>
-                <w:bCs/>
-                <w:color w:val="000000" w:themeColor="text1"/>
+                <w:rFonts w:ascii="Arial Nova Cond" w:eastAsia="Calibri" w:hAnsi="Arial Nova Cond" w:cs="Times New Roman"/>
+                <w:b/>
+                <w:bCs/>
                 <w:sz w:val="20"/>
                 <w:szCs w:val="20"/>
                 <w:lang w:val="es-ES_tradnl"/>
@@ -12239,34 +12000,21 @@
         <w:tc>
           <w:tcPr>
             <w:tcW w:w="1726" w:type="dxa"/>
-            <w:tcBorders>
-              <w:top w:val="double" w:sz="4" w:space="0" w:color="47D459" w:themeColor="accent3" w:themeTint="99"/>
-              <w:left w:val="double" w:sz="4" w:space="0" w:color="47D459" w:themeColor="accent3" w:themeTint="99"/>
-              <w:bottom w:val="double" w:sz="4" w:space="0" w:color="47D459" w:themeColor="accent3" w:themeTint="99"/>
-              <w:right w:val="double" w:sz="4" w:space="0" w:color="47D459" w:themeColor="accent3" w:themeTint="99"/>
-            </w:tcBorders>
-            <w:vAlign w:val="center"/>
-            <w:hideMark/>
-          </w:tcPr>
-          <w:p>
-            <w:pPr>
-              <w:spacing w:after="160" w:line="276" w:lineRule="auto"/>
-              <w:ind w:right="-455"/>
-              <w:rPr>
-                <w:rFonts w:ascii="Arial Nova Cond Light" w:hAnsi="Arial Nova Cond Light" w:cs="Times New Roman"/>
-                <w:b/>
-                <w:bCs/>
-                <w:color w:val="000000" w:themeColor="text1"/>
-                <w:sz w:val="20"/>
-                <w:szCs w:val="20"/>
-              </w:rPr>
-            </w:pPr>
-            <w:r>
-              <w:rPr>
-                <w:rFonts w:ascii="Arial Nova Cond Light" w:hAnsi="Arial Nova Cond Light" w:cs="Times New Roman"/>
-                <w:b/>
-                <w:bCs/>
-                <w:color w:val="000000" w:themeColor="text1"/>
+            <w:vAlign w:val="center"/>
+          </w:tcPr>
+          <w:p>
+            <w:pPr>
+              <w:pStyle w:val="Sinespaciado"/>
+              <w:jc w:val="both"/>
+              <w:rPr>
+                <w:rFonts w:ascii="Arial Nova Cond" w:hAnsi="Arial Nova Cond"/>
+                <w:sz w:val="20"/>
+                <w:szCs w:val="20"/>
+              </w:rPr>
+            </w:pPr>
+            <w:r>
+              <w:rPr>
+                <w:rFonts w:ascii="Arial Nova Cond" w:eastAsia="Calibri" w:hAnsi="Arial Nova Cond" w:cs="Times New Roman"/>
                 <w:sz w:val="20"/>
                 <w:szCs w:val="20"/>
                 <w:lang w:val="es-ES_tradnl"/>
@@ -12278,24 +12026,21 @@
         <w:tc>
           <w:tcPr>
             <w:tcW w:w="6169" w:type="dxa"/>
-            <w:tcBorders>
-              <w:top w:val="double" w:sz="4" w:space="0" w:color="47D459" w:themeColor="accent3" w:themeTint="99"/>
-              <w:left w:val="double" w:sz="4" w:space="0" w:color="47D459" w:themeColor="accent3" w:themeTint="99"/>
-              <w:bottom w:val="double" w:sz="4" w:space="0" w:color="47D459" w:themeColor="accent3" w:themeTint="99"/>
-              <w:right w:val="double" w:sz="4" w:space="0" w:color="47D459" w:themeColor="accent3" w:themeTint="99"/>
-            </w:tcBorders>
-            <w:vAlign w:val="center"/>
-            <w:hideMark/>
-          </w:tcPr>
-          <w:p>
-            <w:pPr>
-              <w:spacing w:after="160" w:line="276" w:lineRule="auto"/>
-              <w:ind w:right="-455"/>
-              <w:rPr>
-                <w:rFonts w:ascii="Arial Nova Cond Light" w:hAnsi="Arial Nova Cond Light" w:cs="Times New Roman"/>
-                <w:b/>
-                <w:bCs/>
-                <w:color w:val="000000" w:themeColor="text1"/>
+            <w:vAlign w:val="center"/>
+          </w:tcPr>
+          <w:p>
+            <w:pPr>
+              <w:pStyle w:val="Prrafodelista"/>
+              <w:tabs>
+                <w:tab w:val="left" w:pos="0"/>
+                <w:tab w:val="left" w:pos="142"/>
+                <w:tab w:val="left" w:pos="284"/>
+              </w:tabs>
+              <w:spacing w:line="276" w:lineRule="auto"/>
+              <w:ind w:left="0"/>
+              <w:jc w:val="both"/>
+              <w:rPr>
+                <w:rFonts w:ascii="Arial Nova Cond" w:eastAsia="Calibri" w:hAnsi="Arial Nova Cond" w:cs="Times New Roman"/>
                 <w:sz w:val="20"/>
                 <w:szCs w:val="20"/>
                 <w:lang w:val="es-ES_tradnl"/>
@@ -12303,10 +12048,7 @@
             </w:pPr>
             <w:r>
               <w:rPr>
-                <w:rFonts w:ascii="Arial Nova Cond Light" w:hAnsi="Arial Nova Cond Light" w:cs="Times New Roman"/>
-                <w:b/>
-                <w:bCs/>
-                <w:color w:val="000000" w:themeColor="text1"/>
+                <w:rFonts w:ascii="Arial Nova Cond" w:eastAsia="Calibri" w:hAnsi="Arial Nova Cond" w:cs="Times New Roman"/>
                 <w:sz w:val="20"/>
                 <w:szCs w:val="20"/>
                 <w:lang w:val="es-ES_tradnl"/>
@@ -12318,34 +12060,27 @@
         <w:tc>
           <w:tcPr>
             <w:tcW w:w="2015" w:type="dxa"/>
-            <w:tcBorders>
-              <w:top w:val="double" w:sz="4" w:space="0" w:color="47D459" w:themeColor="accent3" w:themeTint="99"/>
-              <w:left w:val="double" w:sz="4" w:space="0" w:color="47D459" w:themeColor="accent3" w:themeTint="99"/>
-              <w:bottom w:val="double" w:sz="4" w:space="0" w:color="47D459" w:themeColor="accent3" w:themeTint="99"/>
-              <w:right w:val="double" w:sz="4" w:space="0" w:color="47D459" w:themeColor="accent3" w:themeTint="99"/>
-            </w:tcBorders>
-            <w:vAlign w:val="center"/>
-            <w:hideMark/>
-          </w:tcPr>
-          <w:p>
-            <w:pPr>
-              <w:spacing w:after="160" w:line="276" w:lineRule="auto"/>
-              <w:ind w:right="-455"/>
-              <w:rPr>
-                <w:rFonts w:ascii="Arial Nova Cond Light" w:hAnsi="Arial Nova Cond Light" w:cs="Times New Roman"/>
-                <w:b/>
-                <w:bCs/>
-                <w:color w:val="000000" w:themeColor="text1"/>
-                <w:sz w:val="20"/>
-                <w:szCs w:val="20"/>
-              </w:rPr>
-            </w:pPr>
-            <w:r>
-              <w:rPr>
-                <w:rFonts w:ascii="Arial Nova Cond Light" w:hAnsi="Arial Nova Cond Light" w:cs="Times New Roman"/>
-                <w:b/>
-                <w:bCs/>
-                <w:color w:val="000000" w:themeColor="text1"/>
+            <w:vAlign w:val="center"/>
+          </w:tcPr>
+          <w:p>
+            <w:pPr>
+              <w:autoSpaceDE w:val="0"/>
+              <w:autoSpaceDN w:val="0"/>
+              <w:adjustRightInd w:val="0"/>
+              <w:jc w:val="center"/>
+              <w:rPr>
+                <w:rFonts w:ascii="Arial Nova Cond" w:hAnsi="Arial Nova Cond" w:cs="Arial"/>
+                <w:color w:val="0070C0"/>
+                <w:kern w:val="0"/>
+                <w:sz w:val="20"/>
+                <w:szCs w:val="20"/>
+              </w:rPr>
+            </w:pPr>
+            <w:r>
+              <w:rPr>
+                <w:rFonts w:ascii="Arial Nova Cond" w:hAnsi="Arial Nova Cond" w:cs="Arial"/>
+                <w:color w:val="000000"/>
+                <w:kern w:val="0"/>
                 <w:sz w:val="20"/>
                 <w:szCs w:val="20"/>
               </w:rPr>
@@ -12356,34 +12091,27 @@
         <w:tc>
           <w:tcPr>
             <w:tcW w:w="1634" w:type="dxa"/>
-            <w:tcBorders>
-              <w:top w:val="double" w:sz="4" w:space="0" w:color="47D459" w:themeColor="accent3" w:themeTint="99"/>
-              <w:left w:val="double" w:sz="4" w:space="0" w:color="47D459" w:themeColor="accent3" w:themeTint="99"/>
-              <w:bottom w:val="double" w:sz="4" w:space="0" w:color="47D459" w:themeColor="accent3" w:themeTint="99"/>
-              <w:right w:val="double" w:sz="4" w:space="0" w:color="47D459" w:themeColor="accent3" w:themeTint="99"/>
-            </w:tcBorders>
-            <w:vAlign w:val="center"/>
-            <w:hideMark/>
-          </w:tcPr>
-          <w:p>
-            <w:pPr>
-              <w:spacing w:after="160" w:line="276" w:lineRule="auto"/>
-              <w:ind w:right="-455"/>
-              <w:rPr>
-                <w:rFonts w:ascii="Arial Nova Cond Light" w:hAnsi="Arial Nova Cond Light" w:cs="Times New Roman"/>
-                <w:b/>
-                <w:bCs/>
-                <w:color w:val="000000" w:themeColor="text1"/>
-                <w:sz w:val="20"/>
-                <w:szCs w:val="20"/>
-              </w:rPr>
-            </w:pPr>
-            <w:r>
-              <w:rPr>
-                <w:rFonts w:ascii="Arial Nova Cond Light" w:hAnsi="Arial Nova Cond Light" w:cs="Times New Roman"/>
-                <w:b/>
-                <w:bCs/>
-                <w:color w:val="000000" w:themeColor="text1"/>
+            <w:vAlign w:val="center"/>
+          </w:tcPr>
+          <w:p>
+            <w:pPr>
+              <w:autoSpaceDE w:val="0"/>
+              <w:autoSpaceDN w:val="0"/>
+              <w:adjustRightInd w:val="0"/>
+              <w:jc w:val="both"/>
+              <w:rPr>
+                <w:rFonts w:ascii="Arial Nova Cond" w:hAnsi="Arial Nova Cond" w:cs="Arial"/>
+                <w:color w:val="000000"/>
+                <w:kern w:val="0"/>
+                <w:sz w:val="20"/>
+                <w:szCs w:val="20"/>
+              </w:rPr>
+            </w:pPr>
+            <w:r>
+              <w:rPr>
+                <w:rFonts w:ascii="Arial Nova Cond" w:hAnsi="Arial Nova Cond" w:cs="Arial"/>
+                <w:color w:val="000000"/>
+                <w:kern w:val="0"/>
                 <w:sz w:val="20"/>
                 <w:szCs w:val="20"/>
               </w:rPr>
@@ -12394,34 +12122,27 @@
         <w:tc>
           <w:tcPr>
             <w:tcW w:w="1337" w:type="dxa"/>
-            <w:tcBorders>
-              <w:top w:val="double" w:sz="4" w:space="0" w:color="47D459" w:themeColor="accent3" w:themeTint="99"/>
-              <w:left w:val="double" w:sz="4" w:space="0" w:color="47D459" w:themeColor="accent3" w:themeTint="99"/>
-              <w:bottom w:val="double" w:sz="4" w:space="0" w:color="47D459" w:themeColor="accent3" w:themeTint="99"/>
-              <w:right w:val="double" w:sz="4" w:space="0" w:color="47D459" w:themeColor="accent3" w:themeTint="99"/>
-            </w:tcBorders>
-            <w:vAlign w:val="center"/>
-            <w:hideMark/>
-          </w:tcPr>
-          <w:p>
-            <w:pPr>
-              <w:spacing w:after="160" w:line="276" w:lineRule="auto"/>
-              <w:ind w:right="-455"/>
-              <w:rPr>
-                <w:rFonts w:ascii="Arial Nova Cond Light" w:hAnsi="Arial Nova Cond Light" w:cs="Times New Roman"/>
-                <w:b/>
-                <w:bCs/>
-                <w:color w:val="000000" w:themeColor="text1"/>
-                <w:sz w:val="20"/>
-                <w:szCs w:val="20"/>
-              </w:rPr>
-            </w:pPr>
-            <w:r>
-              <w:rPr>
-                <w:rFonts w:ascii="Arial Nova Cond Light" w:hAnsi="Arial Nova Cond Light" w:cs="Times New Roman"/>
-                <w:b/>
-                <w:bCs/>
-                <w:color w:val="000000" w:themeColor="text1"/>
+            <w:vAlign w:val="center"/>
+          </w:tcPr>
+          <w:p>
+            <w:pPr>
+              <w:autoSpaceDE w:val="0"/>
+              <w:autoSpaceDN w:val="0"/>
+              <w:adjustRightInd w:val="0"/>
+              <w:jc w:val="center"/>
+              <w:rPr>
+                <w:rFonts w:ascii="Arial Nova Cond" w:hAnsi="Arial Nova Cond" w:cs="Arial"/>
+                <w:color w:val="000000"/>
+                <w:kern w:val="0"/>
+                <w:sz w:val="20"/>
+                <w:szCs w:val="20"/>
+              </w:rPr>
+            </w:pPr>
+            <w:r>
+              <w:rPr>
+                <w:rFonts w:ascii="Arial Nova Cond" w:hAnsi="Arial Nova Cond" w:cs="Arial"/>
+                <w:color w:val="000000"/>
+                <w:kern w:val="0"/>
                 <w:sz w:val="20"/>
                 <w:szCs w:val="20"/>
               </w:rPr>
@@ -12439,24 +12160,23 @@
           <w:tcPr>
             <w:tcW w:w="875" w:type="dxa"/>
             <w:vMerge w:val="restart"/>
-            <w:tcBorders>
-              <w:top w:val="double" w:sz="4" w:space="0" w:color="47D459" w:themeColor="accent3" w:themeTint="99"/>
-              <w:left w:val="double" w:sz="4" w:space="0" w:color="47D459" w:themeColor="accent3" w:themeTint="99"/>
-              <w:bottom w:val="double" w:sz="4" w:space="0" w:color="47D459" w:themeColor="accent3" w:themeTint="99"/>
-              <w:right w:val="double" w:sz="4" w:space="0" w:color="47D459" w:themeColor="accent3" w:themeTint="99"/>
-            </w:tcBorders>
-            <w:vAlign w:val="center"/>
-            <w:hideMark/>
-          </w:tcPr>
-          <w:p>
-            <w:pPr>
-              <w:spacing w:after="160" w:line="276" w:lineRule="auto"/>
-              <w:ind w:right="-455"/>
-              <w:rPr>
-                <w:rFonts w:ascii="Arial Nova Cond Light" w:hAnsi="Arial Nova Cond Light" w:cs="Times New Roman"/>
-                <w:b/>
-                <w:bCs/>
-                <w:color w:val="000000" w:themeColor="text1"/>
+            <w:vAlign w:val="center"/>
+          </w:tcPr>
+          <w:p>
+            <w:pPr>
+              <w:pStyle w:val="Prrafodelista"/>
+              <w:tabs>
+                <w:tab w:val="left" w:pos="0"/>
+                <w:tab w:val="left" w:pos="142"/>
+                <w:tab w:val="left" w:pos="284"/>
+              </w:tabs>
+              <w:spacing w:line="276" w:lineRule="auto"/>
+              <w:ind w:left="0"/>
+              <w:jc w:val="center"/>
+              <w:rPr>
+                <w:rFonts w:ascii="Arial Nova Cond" w:eastAsia="Calibri" w:hAnsi="Arial Nova Cond" w:cs="Times New Roman"/>
+                <w:b/>
+                <w:bCs/>
                 <w:sz w:val="20"/>
                 <w:szCs w:val="20"/>
                 <w:lang w:val="es-ES_tradnl"/>
@@ -12464,10 +12184,9 @@
             </w:pPr>
             <w:r>
               <w:rPr>
-                <w:rFonts w:ascii="Arial Nova Cond Light" w:hAnsi="Arial Nova Cond Light" w:cs="Times New Roman"/>
-                <w:b/>
-                <w:bCs/>
-                <w:color w:val="000000" w:themeColor="text1"/>
+                <w:rFonts w:ascii="Arial Nova Cond" w:eastAsia="Calibri" w:hAnsi="Arial Nova Cond" w:cs="Times New Roman"/>
+                <w:b/>
+                <w:bCs/>
                 <w:sz w:val="20"/>
                 <w:szCs w:val="20"/>
                 <w:lang w:val="es-ES_tradnl"/>
@@ -12479,24 +12198,23 @@
         <w:tc>
           <w:tcPr>
             <w:tcW w:w="1095" w:type="dxa"/>
-            <w:tcBorders>
-              <w:top w:val="double" w:sz="4" w:space="0" w:color="47D459" w:themeColor="accent3" w:themeTint="99"/>
-              <w:left w:val="double" w:sz="4" w:space="0" w:color="47D459" w:themeColor="accent3" w:themeTint="99"/>
-              <w:bottom w:val="double" w:sz="4" w:space="0" w:color="47D459" w:themeColor="accent3" w:themeTint="99"/>
-              <w:right w:val="double" w:sz="4" w:space="0" w:color="47D459" w:themeColor="accent3" w:themeTint="99"/>
-            </w:tcBorders>
-            <w:vAlign w:val="center"/>
-            <w:hideMark/>
-          </w:tcPr>
-          <w:p>
-            <w:pPr>
-              <w:spacing w:after="160" w:line="276" w:lineRule="auto"/>
-              <w:ind w:right="-455"/>
-              <w:rPr>
-                <w:rFonts w:ascii="Arial Nova Cond Light" w:hAnsi="Arial Nova Cond Light" w:cs="Times New Roman"/>
-                <w:b/>
-                <w:bCs/>
-                <w:color w:val="000000" w:themeColor="text1"/>
+            <w:vAlign w:val="center"/>
+          </w:tcPr>
+          <w:p>
+            <w:pPr>
+              <w:pStyle w:val="Prrafodelista"/>
+              <w:tabs>
+                <w:tab w:val="left" w:pos="0"/>
+                <w:tab w:val="left" w:pos="142"/>
+                <w:tab w:val="left" w:pos="284"/>
+              </w:tabs>
+              <w:spacing w:line="276" w:lineRule="auto"/>
+              <w:ind w:left="0"/>
+              <w:jc w:val="center"/>
+              <w:rPr>
+                <w:rFonts w:ascii="Arial Nova Cond" w:eastAsia="Calibri" w:hAnsi="Arial Nova Cond" w:cs="Times New Roman"/>
+                <w:b/>
+                <w:bCs/>
                 <w:sz w:val="20"/>
                 <w:szCs w:val="20"/>
                 <w:lang w:val="es-ES_tradnl"/>
@@ -12504,10 +12222,9 @@
             </w:pPr>
             <w:r>
               <w:rPr>
-                <w:rFonts w:ascii="Arial Nova Cond Light" w:hAnsi="Arial Nova Cond Light" w:cs="Times New Roman"/>
-                <w:b/>
-                <w:bCs/>
-                <w:color w:val="000000" w:themeColor="text1"/>
+                <w:rFonts w:ascii="Arial Nova Cond" w:eastAsia="Calibri" w:hAnsi="Arial Nova Cond" w:cs="Times New Roman"/>
+                <w:b/>
+                <w:bCs/>
                 <w:sz w:val="20"/>
                 <w:szCs w:val="20"/>
                 <w:lang w:val="es-ES_tradnl"/>
@@ -12519,23 +12236,20 @@
         <w:tc>
           <w:tcPr>
             <w:tcW w:w="1726" w:type="dxa"/>
-            <w:tcBorders>
-              <w:top w:val="double" w:sz="4" w:space="0" w:color="47D459" w:themeColor="accent3" w:themeTint="99"/>
-              <w:left w:val="double" w:sz="4" w:space="0" w:color="47D459" w:themeColor="accent3" w:themeTint="99"/>
-              <w:bottom w:val="double" w:sz="4" w:space="0" w:color="47D459" w:themeColor="accent3" w:themeTint="99"/>
-              <w:right w:val="double" w:sz="4" w:space="0" w:color="47D459" w:themeColor="accent3" w:themeTint="99"/>
-            </w:tcBorders>
-            <w:vAlign w:val="center"/>
-            <w:hideMark/>
-          </w:tcPr>
-          <w:p>
-            <w:pPr>
-              <w:spacing w:after="160" w:line="276" w:lineRule="auto"/>
-              <w:ind w:right="-455"/>
-              <w:rPr>
-                <w:rFonts w:ascii="Arial Nova Cond Light" w:hAnsi="Arial Nova Cond Light" w:cs="Times New Roman"/>
-                <w:b/>
-                <w:bCs/>
+            <w:vAlign w:val="center"/>
+          </w:tcPr>
+          <w:p>
+            <w:pPr>
+              <w:pStyle w:val="Prrafodelista"/>
+              <w:tabs>
+                <w:tab w:val="left" w:pos="0"/>
+                <w:tab w:val="left" w:pos="142"/>
+                <w:tab w:val="left" w:pos="284"/>
+              </w:tabs>
+              <w:spacing w:line="276" w:lineRule="auto"/>
+              <w:ind w:left="0"/>
+              <w:rPr>
+                <w:rFonts w:ascii="Arial Nova Cond" w:eastAsia="Calibri" w:hAnsi="Arial Nova Cond" w:cs="Times New Roman"/>
                 <w:color w:val="000000" w:themeColor="text1"/>
                 <w:sz w:val="20"/>
                 <w:szCs w:val="20"/>
@@ -12544,10 +12258,7 @@
             </w:pPr>
             <w:r>
               <w:rPr>
-                <w:rFonts w:ascii="Arial Nova Cond Light" w:hAnsi="Arial Nova Cond Light" w:cs="Times New Roman"/>
-                <w:b/>
-                <w:bCs/>
-                <w:color w:val="000000" w:themeColor="text1"/>
+                <w:rFonts w:ascii="Arial Nova Cond" w:eastAsia="Calibri" w:hAnsi="Arial Nova Cond" w:cs="Times New Roman"/>
                 <w:sz w:val="20"/>
                 <w:szCs w:val="20"/>
                 <w:lang w:val="es-ES_tradnl"/>
@@ -12559,34 +12270,29 @@
         <w:tc>
           <w:tcPr>
             <w:tcW w:w="6169" w:type="dxa"/>
-            <w:tcBorders>
-              <w:top w:val="double" w:sz="4" w:space="0" w:color="47D459" w:themeColor="accent3" w:themeTint="99"/>
-              <w:left w:val="double" w:sz="4" w:space="0" w:color="47D459" w:themeColor="accent3" w:themeTint="99"/>
-              <w:bottom w:val="double" w:sz="4" w:space="0" w:color="47D459" w:themeColor="accent3" w:themeTint="99"/>
-              <w:right w:val="double" w:sz="4" w:space="0" w:color="47D459" w:themeColor="accent3" w:themeTint="99"/>
-            </w:tcBorders>
-            <w:vAlign w:val="center"/>
-            <w:hideMark/>
-          </w:tcPr>
-          <w:p>
-            <w:pPr>
-              <w:spacing w:after="160" w:line="276" w:lineRule="auto"/>
-              <w:ind w:right="-455"/>
-              <w:rPr>
-                <w:rFonts w:ascii="Arial Nova Cond Light" w:hAnsi="Arial Nova Cond Light" w:cs="Times New Roman"/>
-                <w:b/>
-                <w:bCs/>
-                <w:color w:val="000000" w:themeColor="text1"/>
-                <w:sz w:val="20"/>
-                <w:szCs w:val="20"/>
-              </w:rPr>
-            </w:pPr>
-            <w:r>
-              <w:rPr>
-                <w:rFonts w:ascii="Arial Nova Cond Light" w:hAnsi="Arial Nova Cond Light" w:cs="Times New Roman"/>
-                <w:b/>
-                <w:bCs/>
-                <w:color w:val="000000" w:themeColor="text1"/>
+            <w:vAlign w:val="center"/>
+          </w:tcPr>
+          <w:p>
+            <w:pPr>
+              <w:pStyle w:val="Prrafodelista"/>
+              <w:tabs>
+                <w:tab w:val="left" w:pos="0"/>
+                <w:tab w:val="left" w:pos="142"/>
+                <w:tab w:val="left" w:pos="284"/>
+              </w:tabs>
+              <w:spacing w:line="276" w:lineRule="auto"/>
+              <w:ind w:left="0"/>
+              <w:jc w:val="both"/>
+              <w:rPr>
+                <w:rFonts w:ascii="Arial Nova Cond" w:hAnsi="Arial Nova Cond"/>
+                <w:color w:val="000000" w:themeColor="text1"/>
+                <w:sz w:val="20"/>
+                <w:szCs w:val="20"/>
+              </w:rPr>
+            </w:pPr>
+            <w:r>
+              <w:rPr>
+                <w:rFonts w:ascii="Arial Nova Cond" w:eastAsia="Calibri" w:hAnsi="Arial Nova Cond" w:cs="Times New Roman"/>
                 <w:sz w:val="20"/>
                 <w:szCs w:val="20"/>
                 <w:lang w:val="es-ES_tradnl"/>
@@ -12598,34 +12304,27 @@
         <w:tc>
           <w:tcPr>
             <w:tcW w:w="2015" w:type="dxa"/>
-            <w:tcBorders>
-              <w:top w:val="double" w:sz="4" w:space="0" w:color="47D459" w:themeColor="accent3" w:themeTint="99"/>
-              <w:left w:val="double" w:sz="4" w:space="0" w:color="47D459" w:themeColor="accent3" w:themeTint="99"/>
-              <w:bottom w:val="double" w:sz="4" w:space="0" w:color="47D459" w:themeColor="accent3" w:themeTint="99"/>
-              <w:right w:val="double" w:sz="4" w:space="0" w:color="47D459" w:themeColor="accent3" w:themeTint="99"/>
-            </w:tcBorders>
-            <w:vAlign w:val="center"/>
-            <w:hideMark/>
-          </w:tcPr>
-          <w:p>
-            <w:pPr>
-              <w:spacing w:after="160" w:line="276" w:lineRule="auto"/>
-              <w:ind w:right="-455"/>
-              <w:rPr>
-                <w:rFonts w:ascii="Arial Nova Cond Light" w:hAnsi="Arial Nova Cond Light" w:cs="Times New Roman"/>
-                <w:b/>
-                <w:bCs/>
-                <w:color w:val="000000" w:themeColor="text1"/>
-                <w:sz w:val="20"/>
-                <w:szCs w:val="20"/>
-              </w:rPr>
-            </w:pPr>
-            <w:r>
-              <w:rPr>
-                <w:rFonts w:ascii="Arial Nova Cond Light" w:hAnsi="Arial Nova Cond Light" w:cs="Times New Roman"/>
-                <w:b/>
-                <w:bCs/>
-                <w:color w:val="000000" w:themeColor="text1"/>
+            <w:vAlign w:val="center"/>
+          </w:tcPr>
+          <w:p>
+            <w:pPr>
+              <w:autoSpaceDE w:val="0"/>
+              <w:autoSpaceDN w:val="0"/>
+              <w:adjustRightInd w:val="0"/>
+              <w:jc w:val="center"/>
+              <w:rPr>
+                <w:rFonts w:ascii="Arial Nova Cond" w:hAnsi="Arial Nova Cond" w:cs="Arial"/>
+                <w:color w:val="000000" w:themeColor="text1"/>
+                <w:kern w:val="0"/>
+                <w:sz w:val="20"/>
+                <w:szCs w:val="20"/>
+              </w:rPr>
+            </w:pPr>
+            <w:r>
+              <w:rPr>
+                <w:rFonts w:ascii="Arial Nova Cond" w:hAnsi="Arial Nova Cond" w:cs="Arial"/>
+                <w:color w:val="000000"/>
+                <w:kern w:val="0"/>
                 <w:sz w:val="20"/>
                 <w:szCs w:val="20"/>
               </w:rPr>
@@ -12636,34 +12335,27 @@
         <w:tc>
           <w:tcPr>
             <w:tcW w:w="1634" w:type="dxa"/>
-            <w:tcBorders>
-              <w:top w:val="double" w:sz="4" w:space="0" w:color="47D459" w:themeColor="accent3" w:themeTint="99"/>
-              <w:left w:val="double" w:sz="4" w:space="0" w:color="47D459" w:themeColor="accent3" w:themeTint="99"/>
-              <w:bottom w:val="double" w:sz="4" w:space="0" w:color="47D459" w:themeColor="accent3" w:themeTint="99"/>
-              <w:right w:val="double" w:sz="4" w:space="0" w:color="47D459" w:themeColor="accent3" w:themeTint="99"/>
-            </w:tcBorders>
-            <w:vAlign w:val="center"/>
-            <w:hideMark/>
-          </w:tcPr>
-          <w:p>
-            <w:pPr>
-              <w:spacing w:after="160" w:line="276" w:lineRule="auto"/>
-              <w:ind w:right="-455"/>
-              <w:rPr>
-                <w:rFonts w:ascii="Arial Nova Cond Light" w:hAnsi="Arial Nova Cond Light" w:cs="Times New Roman"/>
-                <w:b/>
-                <w:bCs/>
-                <w:color w:val="000000" w:themeColor="text1"/>
-                <w:sz w:val="20"/>
-                <w:szCs w:val="20"/>
-              </w:rPr>
-            </w:pPr>
-            <w:r>
-              <w:rPr>
-                <w:rFonts w:ascii="Arial Nova Cond Light" w:hAnsi="Arial Nova Cond Light" w:cs="Times New Roman"/>
-                <w:b/>
-                <w:bCs/>
-                <w:color w:val="000000" w:themeColor="text1"/>
+            <w:vAlign w:val="center"/>
+          </w:tcPr>
+          <w:p>
+            <w:pPr>
+              <w:autoSpaceDE w:val="0"/>
+              <w:autoSpaceDN w:val="0"/>
+              <w:adjustRightInd w:val="0"/>
+              <w:jc w:val="both"/>
+              <w:rPr>
+                <w:rFonts w:ascii="Arial Nova Cond" w:hAnsi="Arial Nova Cond" w:cs="Arial"/>
+                <w:color w:val="000000"/>
+                <w:kern w:val="0"/>
+                <w:sz w:val="20"/>
+                <w:szCs w:val="20"/>
+              </w:rPr>
+            </w:pPr>
+            <w:r>
+              <w:rPr>
+                <w:rFonts w:ascii="Arial Nova Cond" w:hAnsi="Arial Nova Cond" w:cs="Arial"/>
+                <w:color w:val="000000"/>
+                <w:kern w:val="0"/>
                 <w:sz w:val="20"/>
                 <w:szCs w:val="20"/>
               </w:rPr>
@@ -12674,34 +12366,27 @@
         <w:tc>
           <w:tcPr>
             <w:tcW w:w="1337" w:type="dxa"/>
-            <w:tcBorders>
-              <w:top w:val="double" w:sz="4" w:space="0" w:color="47D459" w:themeColor="accent3" w:themeTint="99"/>
-              <w:left w:val="double" w:sz="4" w:space="0" w:color="47D459" w:themeColor="accent3" w:themeTint="99"/>
-              <w:bottom w:val="double" w:sz="4" w:space="0" w:color="47D459" w:themeColor="accent3" w:themeTint="99"/>
-              <w:right w:val="double" w:sz="4" w:space="0" w:color="47D459" w:themeColor="accent3" w:themeTint="99"/>
-            </w:tcBorders>
-            <w:vAlign w:val="center"/>
-            <w:hideMark/>
-          </w:tcPr>
-          <w:p>
-            <w:pPr>
-              <w:spacing w:after="160" w:line="276" w:lineRule="auto"/>
-              <w:ind w:right="-455"/>
-              <w:rPr>
-                <w:rFonts w:ascii="Arial Nova Cond Light" w:hAnsi="Arial Nova Cond Light" w:cs="Times New Roman"/>
-                <w:b/>
-                <w:bCs/>
-                <w:color w:val="000000" w:themeColor="text1"/>
-                <w:sz w:val="20"/>
-                <w:szCs w:val="20"/>
-              </w:rPr>
-            </w:pPr>
-            <w:r>
-              <w:rPr>
-                <w:rFonts w:ascii="Arial Nova Cond Light" w:hAnsi="Arial Nova Cond Light" w:cs="Times New Roman"/>
-                <w:b/>
-                <w:bCs/>
-                <w:color w:val="000000" w:themeColor="text1"/>
+            <w:vAlign w:val="center"/>
+          </w:tcPr>
+          <w:p>
+            <w:pPr>
+              <w:autoSpaceDE w:val="0"/>
+              <w:autoSpaceDN w:val="0"/>
+              <w:adjustRightInd w:val="0"/>
+              <w:jc w:val="center"/>
+              <w:rPr>
+                <w:rFonts w:ascii="Arial Nova Cond" w:hAnsi="Arial Nova Cond" w:cs="Arial"/>
+                <w:color w:val="000000"/>
+                <w:kern w:val="0"/>
+                <w:sz w:val="20"/>
+                <w:szCs w:val="20"/>
+              </w:rPr>
+            </w:pPr>
+            <w:r>
+              <w:rPr>
+                <w:rFonts w:ascii="Arial Nova Cond" w:hAnsi="Arial Nova Cond" w:cs="Arial"/>
+                <w:color w:val="000000"/>
+                <w:kern w:val="0"/>
                 <w:sz w:val="20"/>
                 <w:szCs w:val="20"/>
               </w:rPr>
@@ -12719,24 +12404,23 @@
           <w:tcPr>
             <w:tcW w:w="875" w:type="dxa"/>
             <w:vMerge/>
-            <w:tcBorders>
-              <w:top w:val="double" w:sz="4" w:space="0" w:color="47D459" w:themeColor="accent3" w:themeTint="99"/>
-              <w:left w:val="double" w:sz="4" w:space="0" w:color="47D459" w:themeColor="accent3" w:themeTint="99"/>
-              <w:bottom w:val="double" w:sz="4" w:space="0" w:color="47D459" w:themeColor="accent3" w:themeTint="99"/>
-              <w:right w:val="double" w:sz="4" w:space="0" w:color="47D459" w:themeColor="accent3" w:themeTint="99"/>
-            </w:tcBorders>
-            <w:vAlign w:val="center"/>
-            <w:hideMark/>
-          </w:tcPr>
-          <w:p>
-            <w:pPr>
-              <w:spacing w:after="160" w:line="276" w:lineRule="auto"/>
-              <w:ind w:right="-455"/>
-              <w:rPr>
-                <w:rFonts w:ascii="Arial Nova Cond Light" w:hAnsi="Arial Nova Cond Light" w:cs="Times New Roman"/>
-                <w:b/>
-                <w:bCs/>
-                <w:color w:val="000000" w:themeColor="text1"/>
+            <w:vAlign w:val="center"/>
+          </w:tcPr>
+          <w:p>
+            <w:pPr>
+              <w:pStyle w:val="Prrafodelista"/>
+              <w:tabs>
+                <w:tab w:val="left" w:pos="0"/>
+                <w:tab w:val="left" w:pos="142"/>
+                <w:tab w:val="left" w:pos="284"/>
+              </w:tabs>
+              <w:spacing w:line="276" w:lineRule="auto"/>
+              <w:ind w:left="0"/>
+              <w:jc w:val="center"/>
+              <w:rPr>
+                <w:rFonts w:ascii="Arial Nova Cond" w:eastAsia="Calibri" w:hAnsi="Arial Nova Cond" w:cs="Times New Roman"/>
+                <w:b/>
+                <w:bCs/>
                 <w:sz w:val="20"/>
                 <w:szCs w:val="20"/>
                 <w:lang w:val="es-ES_tradnl"/>
@@ -12747,24 +12431,23 @@
         <w:tc>
           <w:tcPr>
             <w:tcW w:w="1095" w:type="dxa"/>
-            <w:tcBorders>
-              <w:top w:val="double" w:sz="4" w:space="0" w:color="47D459" w:themeColor="accent3" w:themeTint="99"/>
-              <w:left w:val="double" w:sz="4" w:space="0" w:color="47D459" w:themeColor="accent3" w:themeTint="99"/>
-              <w:bottom w:val="double" w:sz="4" w:space="0" w:color="47D459" w:themeColor="accent3" w:themeTint="99"/>
-              <w:right w:val="double" w:sz="4" w:space="0" w:color="47D459" w:themeColor="accent3" w:themeTint="99"/>
-            </w:tcBorders>
-            <w:vAlign w:val="center"/>
-            <w:hideMark/>
-          </w:tcPr>
-          <w:p>
-            <w:pPr>
-              <w:spacing w:after="160" w:line="276" w:lineRule="auto"/>
-              <w:ind w:right="-455"/>
-              <w:rPr>
-                <w:rFonts w:ascii="Arial Nova Cond Light" w:hAnsi="Arial Nova Cond Light" w:cs="Times New Roman"/>
-                <w:b/>
-                <w:bCs/>
-                <w:color w:val="000000" w:themeColor="text1"/>
+            <w:vAlign w:val="center"/>
+          </w:tcPr>
+          <w:p>
+            <w:pPr>
+              <w:pStyle w:val="Prrafodelista"/>
+              <w:tabs>
+                <w:tab w:val="left" w:pos="0"/>
+                <w:tab w:val="left" w:pos="142"/>
+                <w:tab w:val="left" w:pos="284"/>
+              </w:tabs>
+              <w:spacing w:line="276" w:lineRule="auto"/>
+              <w:ind w:left="0"/>
+              <w:jc w:val="center"/>
+              <w:rPr>
+                <w:rFonts w:ascii="Arial Nova Cond" w:eastAsia="Calibri" w:hAnsi="Arial Nova Cond" w:cs="Times New Roman"/>
+                <w:b/>
+                <w:bCs/>
                 <w:sz w:val="20"/>
                 <w:szCs w:val="20"/>
                 <w:lang w:val="es-ES_tradnl"/>
@@ -12772,10 +12455,9 @@
             </w:pPr>
             <w:r>
               <w:rPr>
-                <w:rFonts w:ascii="Arial Nova Cond Light" w:hAnsi="Arial Nova Cond Light" w:cs="Times New Roman"/>
-                <w:b/>
-                <w:bCs/>
-                <w:color w:val="000000" w:themeColor="text1"/>
+                <w:rFonts w:ascii="Arial Nova Cond" w:eastAsia="Calibri" w:hAnsi="Arial Nova Cond" w:cs="Times New Roman"/>
+                <w:b/>
+                <w:bCs/>
                 <w:sz w:val="20"/>
                 <w:szCs w:val="20"/>
                 <w:lang w:val="es-ES_tradnl"/>
@@ -12787,23 +12469,20 @@
         <w:tc>
           <w:tcPr>
             <w:tcW w:w="1726" w:type="dxa"/>
-            <w:tcBorders>
-              <w:top w:val="double" w:sz="4" w:space="0" w:color="47D459" w:themeColor="accent3" w:themeTint="99"/>
-              <w:left w:val="double" w:sz="4" w:space="0" w:color="47D459" w:themeColor="accent3" w:themeTint="99"/>
-              <w:bottom w:val="double" w:sz="4" w:space="0" w:color="47D459" w:themeColor="accent3" w:themeTint="99"/>
-              <w:right w:val="double" w:sz="4" w:space="0" w:color="47D459" w:themeColor="accent3" w:themeTint="99"/>
-            </w:tcBorders>
-            <w:vAlign w:val="center"/>
-            <w:hideMark/>
-          </w:tcPr>
-          <w:p>
-            <w:pPr>
-              <w:spacing w:after="160" w:line="276" w:lineRule="auto"/>
-              <w:ind w:right="-455"/>
-              <w:rPr>
-                <w:rFonts w:ascii="Arial Nova Cond Light" w:hAnsi="Arial Nova Cond Light" w:cs="Times New Roman"/>
-                <w:b/>
-                <w:bCs/>
+            <w:vAlign w:val="center"/>
+          </w:tcPr>
+          <w:p>
+            <w:pPr>
+              <w:pStyle w:val="Prrafodelista"/>
+              <w:tabs>
+                <w:tab w:val="left" w:pos="0"/>
+                <w:tab w:val="left" w:pos="142"/>
+                <w:tab w:val="left" w:pos="284"/>
+              </w:tabs>
+              <w:spacing w:line="276" w:lineRule="auto"/>
+              <w:ind w:left="0"/>
+              <w:rPr>
+                <w:rFonts w:ascii="Arial Nova Cond" w:eastAsia="Calibri" w:hAnsi="Arial Nova Cond" w:cs="Times New Roman"/>
                 <w:color w:val="000000" w:themeColor="text1"/>
                 <w:sz w:val="20"/>
                 <w:szCs w:val="20"/>
@@ -12812,10 +12491,7 @@
             </w:pPr>
             <w:r>
               <w:rPr>
-                <w:rFonts w:ascii="Arial Nova Cond Light" w:hAnsi="Arial Nova Cond Light" w:cs="Times New Roman"/>
-                <w:b/>
-                <w:bCs/>
-                <w:color w:val="000000" w:themeColor="text1"/>
+                <w:rFonts w:ascii="Arial Nova Cond" w:eastAsia="Calibri" w:hAnsi="Arial Nova Cond" w:cs="Times New Roman"/>
                 <w:sz w:val="20"/>
                 <w:szCs w:val="20"/>
                 <w:lang w:val="es-ES_tradnl"/>
@@ -12827,23 +12503,21 @@
         <w:tc>
           <w:tcPr>
             <w:tcW w:w="6169" w:type="dxa"/>
-            <w:tcBorders>
-              <w:top w:val="double" w:sz="4" w:space="0" w:color="47D459" w:themeColor="accent3" w:themeTint="99"/>
-              <w:left w:val="double" w:sz="4" w:space="0" w:color="47D459" w:themeColor="accent3" w:themeTint="99"/>
-              <w:bottom w:val="double" w:sz="4" w:space="0" w:color="47D459" w:themeColor="accent3" w:themeTint="99"/>
-              <w:right w:val="double" w:sz="4" w:space="0" w:color="47D459" w:themeColor="accent3" w:themeTint="99"/>
-            </w:tcBorders>
-            <w:vAlign w:val="center"/>
-            <w:hideMark/>
-          </w:tcPr>
-          <w:p>
-            <w:pPr>
-              <w:spacing w:after="160" w:line="276" w:lineRule="auto"/>
-              <w:ind w:right="-455"/>
-              <w:rPr>
-                <w:rFonts w:ascii="Arial Nova Cond Light" w:hAnsi="Arial Nova Cond Light" w:cs="Times New Roman"/>
-                <w:b/>
-                <w:bCs/>
+            <w:vAlign w:val="center"/>
+          </w:tcPr>
+          <w:p>
+            <w:pPr>
+              <w:pStyle w:val="Prrafodelista"/>
+              <w:tabs>
+                <w:tab w:val="left" w:pos="0"/>
+                <w:tab w:val="left" w:pos="142"/>
+                <w:tab w:val="left" w:pos="284"/>
+              </w:tabs>
+              <w:spacing w:line="276" w:lineRule="auto"/>
+              <w:ind w:left="0"/>
+              <w:jc w:val="both"/>
+              <w:rPr>
+                <w:rFonts w:ascii="Arial Nova Cond" w:eastAsia="Calibri" w:hAnsi="Arial Nova Cond" w:cs="Times New Roman"/>
                 <w:color w:val="000000" w:themeColor="text1"/>
                 <w:sz w:val="20"/>
                 <w:szCs w:val="20"/>
@@ -12852,10 +12526,7 @@
             </w:pPr>
             <w:r>
               <w:rPr>
-                <w:rFonts w:ascii="Arial Nova Cond Light" w:hAnsi="Arial Nova Cond Light" w:cs="Times New Roman"/>
-                <w:b/>
-                <w:bCs/>
-                <w:color w:val="000000" w:themeColor="text1"/>
+                <w:rFonts w:ascii="Arial Nova Cond" w:eastAsia="Calibri" w:hAnsi="Arial Nova Cond" w:cs="Times New Roman"/>
                 <w:sz w:val="20"/>
                 <w:szCs w:val="20"/>
                 <w:lang w:val="es-ES_tradnl"/>
@@ -12867,24 +12538,16 @@
         <w:tc>
           <w:tcPr>
             <w:tcW w:w="2015" w:type="dxa"/>
-            <w:tcBorders>
-              <w:top w:val="double" w:sz="4" w:space="0" w:color="47D459" w:themeColor="accent3" w:themeTint="99"/>
-              <w:left w:val="double" w:sz="4" w:space="0" w:color="47D459" w:themeColor="accent3" w:themeTint="99"/>
-              <w:bottom w:val="double" w:sz="4" w:space="0" w:color="47D459" w:themeColor="accent3" w:themeTint="99"/>
-              <w:right w:val="double" w:sz="4" w:space="0" w:color="47D459" w:themeColor="accent3" w:themeTint="99"/>
-            </w:tcBorders>
-            <w:vAlign w:val="center"/>
-            <w:hideMark/>
-          </w:tcPr>
-          <w:p>
-            <w:pPr>
-              <w:spacing w:after="160" w:line="276" w:lineRule="auto"/>
-              <w:ind w:right="-455"/>
-              <w:rPr>
-                <w:rFonts w:ascii="Arial Nova Cond Light" w:hAnsi="Arial Nova Cond Light" w:cs="Times New Roman"/>
-                <w:b/>
-                <w:bCs/>
-                <w:color w:val="000000" w:themeColor="text1"/>
+            <w:vAlign w:val="center"/>
+          </w:tcPr>
+          <w:p>
+            <w:pPr>
+              <w:autoSpaceDE w:val="0"/>
+              <w:autoSpaceDN w:val="0"/>
+              <w:adjustRightInd w:val="0"/>
+              <w:jc w:val="center"/>
+              <w:rPr>
+                <w:rFonts w:ascii="Arial Nova Cond" w:eastAsia="Calibri" w:hAnsi="Arial Nova Cond" w:cs="Times New Roman"/>
                 <w:sz w:val="20"/>
                 <w:szCs w:val="20"/>
                 <w:lang w:val="es-ES_tradnl"/>
@@ -12892,10 +12555,9 @@
             </w:pPr>
             <w:r>
               <w:rPr>
-                <w:rFonts w:ascii="Arial Nova Cond Light" w:hAnsi="Arial Nova Cond Light" w:cs="Times New Roman"/>
-                <w:b/>
-                <w:bCs/>
-                <w:color w:val="000000" w:themeColor="text1"/>
+                <w:rFonts w:ascii="Arial Nova Cond" w:hAnsi="Arial Nova Cond" w:cs="Arial"/>
+                <w:color w:val="000000"/>
+                <w:kern w:val="0"/>
                 <w:sz w:val="20"/>
                 <w:szCs w:val="20"/>
               </w:rPr>
@@ -12906,34 +12568,27 @@
         <w:tc>
           <w:tcPr>
             <w:tcW w:w="1634" w:type="dxa"/>
-            <w:tcBorders>
-              <w:top w:val="double" w:sz="4" w:space="0" w:color="47D459" w:themeColor="accent3" w:themeTint="99"/>
-              <w:left w:val="double" w:sz="4" w:space="0" w:color="47D459" w:themeColor="accent3" w:themeTint="99"/>
-              <w:bottom w:val="double" w:sz="4" w:space="0" w:color="47D459" w:themeColor="accent3" w:themeTint="99"/>
-              <w:right w:val="double" w:sz="4" w:space="0" w:color="47D459" w:themeColor="accent3" w:themeTint="99"/>
-            </w:tcBorders>
-            <w:vAlign w:val="center"/>
-            <w:hideMark/>
-          </w:tcPr>
-          <w:p>
-            <w:pPr>
-              <w:spacing w:after="160" w:line="276" w:lineRule="auto"/>
-              <w:ind w:right="-455"/>
-              <w:rPr>
-                <w:rFonts w:ascii="Arial Nova Cond Light" w:hAnsi="Arial Nova Cond Light" w:cs="Times New Roman"/>
-                <w:b/>
-                <w:bCs/>
-                <w:color w:val="000000" w:themeColor="text1"/>
-                <w:sz w:val="20"/>
-                <w:szCs w:val="20"/>
-              </w:rPr>
-            </w:pPr>
-            <w:r>
-              <w:rPr>
-                <w:rFonts w:ascii="Arial Nova Cond Light" w:hAnsi="Arial Nova Cond Light" w:cs="Times New Roman"/>
-                <w:b/>
-                <w:bCs/>
-                <w:color w:val="000000" w:themeColor="text1"/>
+            <w:vAlign w:val="center"/>
+          </w:tcPr>
+          <w:p>
+            <w:pPr>
+              <w:autoSpaceDE w:val="0"/>
+              <w:autoSpaceDN w:val="0"/>
+              <w:adjustRightInd w:val="0"/>
+              <w:jc w:val="both"/>
+              <w:rPr>
+                <w:rFonts w:ascii="Arial Nova Cond" w:hAnsi="Arial Nova Cond" w:cs="Arial"/>
+                <w:color w:val="000000"/>
+                <w:kern w:val="0"/>
+                <w:sz w:val="20"/>
+                <w:szCs w:val="20"/>
+              </w:rPr>
+            </w:pPr>
+            <w:r>
+              <w:rPr>
+                <w:rFonts w:ascii="Arial Nova Cond" w:hAnsi="Arial Nova Cond" w:cs="Arial"/>
+                <w:color w:val="000000"/>
+                <w:kern w:val="0"/>
                 <w:sz w:val="20"/>
                 <w:szCs w:val="20"/>
               </w:rPr>
@@ -12944,34 +12599,27 @@
         <w:tc>
           <w:tcPr>
             <w:tcW w:w="1337" w:type="dxa"/>
-            <w:tcBorders>
-              <w:top w:val="double" w:sz="4" w:space="0" w:color="47D459" w:themeColor="accent3" w:themeTint="99"/>
-              <w:left w:val="double" w:sz="4" w:space="0" w:color="47D459" w:themeColor="accent3" w:themeTint="99"/>
-              <w:bottom w:val="double" w:sz="4" w:space="0" w:color="47D459" w:themeColor="accent3" w:themeTint="99"/>
-              <w:right w:val="double" w:sz="4" w:space="0" w:color="47D459" w:themeColor="accent3" w:themeTint="99"/>
-            </w:tcBorders>
-            <w:vAlign w:val="center"/>
-            <w:hideMark/>
-          </w:tcPr>
-          <w:p>
-            <w:pPr>
-              <w:spacing w:after="160" w:line="276" w:lineRule="auto"/>
-              <w:ind w:right="-455"/>
-              <w:rPr>
-                <w:rFonts w:ascii="Arial Nova Cond Light" w:hAnsi="Arial Nova Cond Light" w:cs="Times New Roman"/>
-                <w:b/>
-                <w:bCs/>
-                <w:color w:val="000000" w:themeColor="text1"/>
-                <w:sz w:val="20"/>
-                <w:szCs w:val="20"/>
-              </w:rPr>
-            </w:pPr>
-            <w:r>
-              <w:rPr>
-                <w:rFonts w:ascii="Arial Nova Cond Light" w:hAnsi="Arial Nova Cond Light" w:cs="Times New Roman"/>
-                <w:b/>
-                <w:bCs/>
-                <w:color w:val="000000" w:themeColor="text1"/>
+            <w:vAlign w:val="center"/>
+          </w:tcPr>
+          <w:p>
+            <w:pPr>
+              <w:autoSpaceDE w:val="0"/>
+              <w:autoSpaceDN w:val="0"/>
+              <w:adjustRightInd w:val="0"/>
+              <w:jc w:val="center"/>
+              <w:rPr>
+                <w:rFonts w:ascii="Arial Nova Cond" w:hAnsi="Arial Nova Cond" w:cs="Arial"/>
+                <w:color w:val="000000"/>
+                <w:kern w:val="0"/>
+                <w:sz w:val="20"/>
+                <w:szCs w:val="20"/>
+              </w:rPr>
+            </w:pPr>
+            <w:r>
+              <w:rPr>
+                <w:rFonts w:ascii="Arial Nova Cond" w:hAnsi="Arial Nova Cond" w:cs="Arial"/>
+                <w:color w:val="000000"/>
+                <w:kern w:val="0"/>
                 <w:sz w:val="20"/>
                 <w:szCs w:val="20"/>
               </w:rPr>
@@ -12980,6 +12628,7 @@
           </w:p>
         </w:tc>
       </w:tr>
+      <w:bookmarkEnd w:id="1"/>
     </w:tbl>
     <w:p>
       <w:pPr>
@@ -30328,6 +29977,7 @@
   <w:style w:type="character" w:default="1" w:styleId="Fuentedeprrafopredeter">
     <w:name w:val="Default Paragraph Font"/>
     <w:uiPriority w:val="1"/>
+    <w:semiHidden/>
     <w:unhideWhenUsed/>
   </w:style>
   <w:style w:type="table" w:default="1" w:styleId="Tablanormal">
@@ -30710,6 +30360,7 @@
     <w:name w:val="Párrafo de lista Car"/>
     <w:aliases w:val="Bulleted List Car,Fundamentacion Car,Lista vistosa - Énfasis 11 Car,Párrafo de lista2 Car,Párrafo de lista1 Car,Lista media 2 - Énfasis 41 Car,List Paragraph Car,Formatoo Car,Tabla Car,Contenido Car,SubPárrafo de lista Car,N° Car"/>
     <w:link w:val="Prrafodelista"/>
+    <w:uiPriority w:val="34"/>
     <w:qFormat/>
     <w:rsid w:val="000522BF"/>
   </w:style>
@@ -30780,6 +30431,15 @@
       <w:b/>
       <w:bCs/>
     </w:rPr>
+  </w:style>
+  <w:style w:type="paragraph" w:styleId="Sinespaciado">
+    <w:name w:val="No Spacing"/>
+    <w:uiPriority w:val="1"/>
+    <w:qFormat/>
+    <w:rsid w:val="002C1D80"/>
+    <w:pPr>
+      <w:spacing w:after="0" w:line="240" w:lineRule="auto"/>
+    </w:pPr>
   </w:style>
 </w:styles>
 </file>

--- a/templates/plananual/DPCC 1° A 5°/DPCC 4° - PROGRAMACIÓN CURRICULAR ANUAL .docx
+++ b/templates/plananual/DPCC 1° A 5°/DPCC 4° - PROGRAMACIÓN CURRICULAR ANUAL .docx
@@ -1,6 +1,6 @@
 
 <file path=word/document.xml><?xml version="1.0" encoding="utf-8"?>
-<w:document xmlns:wpc="http://schemas.microsoft.com/office/word/2010/wordprocessingCanvas" xmlns:cx="http://schemas.microsoft.com/office/drawing/2014/chartex" xmlns:cx1="http://schemas.microsoft.com/office/drawing/2015/9/8/chartex" xmlns:cx2="http://schemas.microsoft.com/office/drawing/2015/10/21/chartex" xmlns:cx3="http://schemas.microsoft.com/office/drawing/2016/5/9/chartex" xmlns:cx4="http://schemas.microsoft.com/office/drawing/2016/5/10/chartex" xmlns:cx5="http://schemas.microsoft.com/office/drawing/2016/5/11/chartex" xmlns:cx6="http://schemas.microsoft.com/office/drawing/2016/5/12/chartex" xmlns:cx7="http://schemas.microsoft.com/office/drawing/2016/5/13/chartex" xmlns:cx8="http://schemas.microsoft.com/office/drawing/2016/5/14/chartex" xmlns:mc="http://schemas.openxmlformats.org/markup-compatibility/2006" xmlns:aink="http://schemas.microsoft.com/office/drawing/2016/ink" xmlns:am3d="http://schemas.microsoft.com/office/drawing/2017/model3d" xmlns:o="urn:schemas-microsoft-com:office:office" xmlns:oel="http://schemas.microsoft.com/office/2019/extlst" xmlns:r="http://schemas.openxmlformats.org/officeDocument/2006/relationships" xmlns:m="http://schemas.openxmlformats.org/officeDocument/2006/math" xmlns:v="urn:schemas-microsoft-com:vml" xmlns:wp14="http://schemas.microsoft.com/office/word/2010/wordprocessingDrawing" xmlns:wp="http://schemas.openxmlformats.org/drawingml/2006/wordprocessingDrawing" xmlns:w10="urn:schemas-microsoft-com:office:word" xmlns:w="http://schemas.openxmlformats.org/wordprocessingml/2006/main" xmlns:w14="http://schemas.microsoft.com/office/word/2010/wordml" xmlns:w15="http://schemas.microsoft.com/office/word/2012/wordml" xmlns:w16cex="http://schemas.microsoft.com/office/word/2018/wordml/cex" xmlns:w16cid="http://schemas.microsoft.com/office/word/2016/wordml/cid" xmlns:w16="http://schemas.microsoft.com/office/word/2018/wordml" xmlns:w16du="http://schemas.microsoft.com/office/word/2023/wordml/word16du" xmlns:w16sdtdh="http://schemas.microsoft.com/office/word/2020/wordml/sdtdatahash" xmlns:w16se="http://schemas.microsoft.com/office/word/2015/wordml/symex" xmlns:wpg="http://schemas.microsoft.com/office/word/2010/wordprocessingGroup" xmlns:wpi="http://schemas.microsoft.com/office/word/2010/wordprocessingInk" xmlns:wne="http://schemas.microsoft.com/office/word/2006/wordml" xmlns:wps="http://schemas.microsoft.com/office/word/2010/wordprocessingShape" mc:Ignorable="w14 w15 w16se w16cid w16 w16cex w16sdtdh w16du wp14">
+<w:document xmlns:wpc="http://schemas.microsoft.com/office/word/2010/wordprocessingCanvas" xmlns:cx="http://schemas.microsoft.com/office/drawing/2014/chartex" xmlns:cx1="http://schemas.microsoft.com/office/drawing/2015/9/8/chartex" xmlns:cx2="http://schemas.microsoft.com/office/drawing/2015/10/21/chartex" xmlns:cx3="http://schemas.microsoft.com/office/drawing/2016/5/9/chartex" xmlns:cx4="http://schemas.microsoft.com/office/drawing/2016/5/10/chartex" xmlns:cx5="http://schemas.microsoft.com/office/drawing/2016/5/11/chartex" xmlns:cx6="http://schemas.microsoft.com/office/drawing/2016/5/12/chartex" xmlns:cx7="http://schemas.microsoft.com/office/drawing/2016/5/13/chartex" xmlns:cx8="http://schemas.microsoft.com/office/drawing/2016/5/14/chartex" xmlns:mc="http://schemas.openxmlformats.org/markup-compatibility/2006" xmlns:aink="http://schemas.microsoft.com/office/drawing/2016/ink" xmlns:am3d="http://schemas.microsoft.com/office/drawing/2017/model3d" xmlns:o="urn:schemas-microsoft-com:office:office" xmlns:oel="http://schemas.microsoft.com/office/2019/extlst" xmlns:r="http://schemas.openxmlformats.org/officeDocument/2006/relationships" xmlns:m="http://schemas.openxmlformats.org/officeDocument/2006/math" xmlns:v="urn:schemas-microsoft-com:vml" xmlns:wp14="http://schemas.microsoft.com/office/word/2010/wordprocessingDrawing" xmlns:wp="http://schemas.openxmlformats.org/drawingml/2006/wordprocessingDrawing" xmlns:w10="urn:schemas-microsoft-com:office:word" xmlns:w="http://schemas.openxmlformats.org/wordprocessingml/2006/main" xmlns:w14="http://schemas.microsoft.com/office/word/2010/wordml" xmlns:w15="http://schemas.microsoft.com/office/word/2012/wordml" xmlns:w16cex="http://schemas.microsoft.com/office/word/2018/wordml/cex" xmlns:w16cid="http://schemas.microsoft.com/office/word/2016/wordml/cid" xmlns:w16="http://schemas.microsoft.com/office/word/2018/wordml" xmlns:w16du="http://schemas.microsoft.com/office/word/2023/wordml/word16du" xmlns:w16sdtdh="http://schemas.microsoft.com/office/word/2020/wordml/sdtdatahash" xmlns:w16sdtfl="http://schemas.microsoft.com/office/word/2024/wordml/sdtformatlock" xmlns:w16se="http://schemas.microsoft.com/office/word/2015/wordml/symex" xmlns:wpg="http://schemas.microsoft.com/office/word/2010/wordprocessingGroup" xmlns:wpi="http://schemas.microsoft.com/office/word/2010/wordprocessingInk" xmlns:wne="http://schemas.microsoft.com/office/word/2006/wordml" xmlns:wps="http://schemas.microsoft.com/office/word/2010/wordprocessingShape" mc:Ignorable="w14 w15 w16se w16cid w16 w16cex w16sdtdh w16sdtfl w16du wp14">
   <w:body>
     <w:p>
       <w:pPr>
@@ -4044,29 +4044,16 @@
                 <w:szCs w:val="20"/>
               </w:rPr>
             </w:pPr>
-            <w:proofErr w:type="spellStart"/>
-            <w:r>
-              <w:rPr>
-                <w:rFonts w:ascii="Arial Nova Cond Light" w:hAnsi="Arial Nova Cond Light" w:cs="Times New Roman"/>
-                <w:b/>
-                <w:bCs/>
-                <w:color w:val="000000" w:themeColor="text1"/>
-                <w:sz w:val="20"/>
-                <w:szCs w:val="20"/>
-              </w:rPr>
-              <w:t>N°</w:t>
-            </w:r>
-            <w:proofErr w:type="spellEnd"/>
-            <w:r>
-              <w:rPr>
-                <w:rFonts w:ascii="Arial Nova Cond Light" w:hAnsi="Arial Nova Cond Light" w:cs="Times New Roman"/>
-                <w:b/>
-                <w:bCs/>
-                <w:color w:val="000000" w:themeColor="text1"/>
-                <w:sz w:val="20"/>
-                <w:szCs w:val="20"/>
-              </w:rPr>
-              <w:t xml:space="preserve"> DE SEMANAS LECTIVAS</w:t>
+            <w:r>
+              <w:rPr>
+                <w:rFonts w:ascii="Arial Nova Cond Light" w:hAnsi="Arial Nova Cond Light" w:cs="Times New Roman"/>
+                <w:b/>
+                <w:bCs/>
+                <w:color w:val="000000" w:themeColor="text1"/>
+                <w:sz w:val="20"/>
+                <w:szCs w:val="20"/>
+              </w:rPr>
+              <w:t>N° DE SEMANAS LECTIVAS</w:t>
             </w:r>
           </w:p>
         </w:tc>
@@ -4091,29 +4078,16 @@
                 <w:szCs w:val="20"/>
               </w:rPr>
             </w:pPr>
-            <w:proofErr w:type="spellStart"/>
-            <w:r>
-              <w:rPr>
-                <w:rFonts w:ascii="Arial Nova Cond Light" w:hAnsi="Arial Nova Cond Light" w:cs="Times New Roman"/>
-                <w:b/>
-                <w:bCs/>
-                <w:color w:val="000000" w:themeColor="text1"/>
-                <w:sz w:val="20"/>
-                <w:szCs w:val="20"/>
-              </w:rPr>
-              <w:t>N°</w:t>
-            </w:r>
-            <w:proofErr w:type="spellEnd"/>
-            <w:r>
-              <w:rPr>
-                <w:rFonts w:ascii="Arial Nova Cond Light" w:hAnsi="Arial Nova Cond Light" w:cs="Times New Roman"/>
-                <w:b/>
-                <w:bCs/>
-                <w:color w:val="000000" w:themeColor="text1"/>
-                <w:sz w:val="20"/>
-                <w:szCs w:val="20"/>
-              </w:rPr>
-              <w:t xml:space="preserve"> UNIDADES</w:t>
+            <w:r>
+              <w:rPr>
+                <w:rFonts w:ascii="Arial Nova Cond Light" w:hAnsi="Arial Nova Cond Light" w:cs="Times New Roman"/>
+                <w:b/>
+                <w:bCs/>
+                <w:color w:val="000000" w:themeColor="text1"/>
+                <w:sz w:val="20"/>
+                <w:szCs w:val="20"/>
+              </w:rPr>
+              <w:t>N° UNIDADES</w:t>
             </w:r>
           </w:p>
         </w:tc>
@@ -10230,13 +10204,13 @@
         <w:tblLook w:val="04A0" w:firstRow="1" w:lastRow="0" w:firstColumn="1" w:lastColumn="0" w:noHBand="0" w:noVBand="1"/>
       </w:tblPr>
       <w:tblGrid>
-        <w:gridCol w:w="875"/>
-        <w:gridCol w:w="1095"/>
-        <w:gridCol w:w="1726"/>
-        <w:gridCol w:w="6169"/>
-        <w:gridCol w:w="2015"/>
-        <w:gridCol w:w="1634"/>
-        <w:gridCol w:w="1337"/>
+        <w:gridCol w:w="818"/>
+        <w:gridCol w:w="1018"/>
+        <w:gridCol w:w="5379"/>
+        <w:gridCol w:w="1984"/>
+        <w:gridCol w:w="2693"/>
+        <w:gridCol w:w="1560"/>
+        <w:gridCol w:w="1399"/>
       </w:tblGrid>
       <w:tr>
         <w:trPr>
@@ -10245,7 +10219,7 @@
         </w:trPr>
         <w:tc>
           <w:tcPr>
-            <w:tcW w:w="875" w:type="dxa"/>
+            <w:tcW w:w="818" w:type="dxa"/>
             <w:shd w:val="clear" w:color="auto" w:fill="C1F0C7" w:themeFill="accent3" w:themeFillTint="33"/>
             <w:vAlign w:val="center"/>
           </w:tcPr>
@@ -10279,7 +10253,7 @@
         </w:tc>
         <w:tc>
           <w:tcPr>
-            <w:tcW w:w="1095" w:type="dxa"/>
+            <w:tcW w:w="1018" w:type="dxa"/>
             <w:shd w:val="clear" w:color="auto" w:fill="C1F0C7" w:themeFill="accent3" w:themeFillTint="33"/>
             <w:vAlign w:val="center"/>
           </w:tcPr>
@@ -10312,7 +10286,7 @@
         </w:tc>
         <w:tc>
           <w:tcPr>
-            <w:tcW w:w="1726" w:type="dxa"/>
+            <w:tcW w:w="5379" w:type="dxa"/>
             <w:shd w:val="clear" w:color="auto" w:fill="C1F0C7" w:themeFill="accent3" w:themeFillTint="33"/>
             <w:vAlign w:val="center"/>
           </w:tcPr>
@@ -10339,13 +10313,35 @@
                 <w:sz w:val="20"/>
                 <w:szCs w:val="20"/>
               </w:rPr>
-              <w:t>PROBLEMA / POTENCIALIDAD</w:t>
-            </w:r>
-          </w:p>
-        </w:tc>
-        <w:tc>
-          <w:tcPr>
-            <w:tcW w:w="6169" w:type="dxa"/>
+              <w:t>SITUACIÓN SIGNIF</w:t>
+            </w:r>
+            <w:r>
+              <w:rPr>
+                <w:rFonts w:ascii="Arial Nova Cond" w:hAnsi="Arial Nova Cond" w:cs="Times New Roman"/>
+                <w:b/>
+                <w:bCs/>
+                <w:color w:val="000000" w:themeColor="text1"/>
+                <w:sz w:val="20"/>
+                <w:szCs w:val="20"/>
+              </w:rPr>
+              <w:t>I</w:t>
+            </w:r>
+            <w:r>
+              <w:rPr>
+                <w:rFonts w:ascii="Arial Nova Cond" w:hAnsi="Arial Nova Cond" w:cs="Times New Roman"/>
+                <w:b/>
+                <w:bCs/>
+                <w:color w:val="000000" w:themeColor="text1"/>
+                <w:sz w:val="20"/>
+                <w:szCs w:val="20"/>
+              </w:rPr>
+              <w:t>CATIVA</w:t>
+            </w:r>
+          </w:p>
+        </w:tc>
+        <w:tc>
+          <w:tcPr>
+            <w:tcW w:w="1984" w:type="dxa"/>
             <w:shd w:val="clear" w:color="auto" w:fill="C1F0C7" w:themeFill="accent3" w:themeFillTint="33"/>
             <w:vAlign w:val="center"/>
           </w:tcPr>
@@ -10372,7 +10368,7 @@
                 <w:sz w:val="20"/>
                 <w:szCs w:val="20"/>
               </w:rPr>
-              <w:t>SITUACIÓN SIGNIF</w:t>
+              <w:t>TÍTULO DE LA UNIDAD DID</w:t>
             </w:r>
             <w:r>
               <w:rPr>
@@ -10383,7 +10379,7 @@
                 <w:sz w:val="20"/>
                 <w:szCs w:val="20"/>
               </w:rPr>
-              <w:t>I</w:t>
+              <w:t>Á</w:t>
             </w:r>
             <w:r>
               <w:rPr>
@@ -10394,13 +10390,24 @@
                 <w:sz w:val="20"/>
                 <w:szCs w:val="20"/>
               </w:rPr>
-              <w:t>CATIVA</w:t>
-            </w:r>
-          </w:p>
-        </w:tc>
-        <w:tc>
-          <w:tcPr>
-            <w:tcW w:w="2015" w:type="dxa"/>
+              <w:t>CTICA</w:t>
+            </w:r>
+            <w:r>
+              <w:rPr>
+                <w:rFonts w:ascii="Arial Nova Cond" w:hAnsi="Arial Nova Cond" w:cs="Times New Roman"/>
+                <w:b/>
+                <w:bCs/>
+                <w:color w:val="000000" w:themeColor="text1"/>
+                <w:sz w:val="20"/>
+                <w:szCs w:val="20"/>
+              </w:rPr>
+              <w:t>.</w:t>
+            </w:r>
+          </w:p>
+        </w:tc>
+        <w:tc>
+          <w:tcPr>
+            <w:tcW w:w="2693" w:type="dxa"/>
             <w:shd w:val="clear" w:color="auto" w:fill="C1F0C7" w:themeFill="accent3" w:themeFillTint="33"/>
             <w:vAlign w:val="center"/>
           </w:tcPr>
@@ -10427,9 +10434,21 @@
                 <w:sz w:val="20"/>
                 <w:szCs w:val="20"/>
               </w:rPr>
-              <w:t>TÍTULO DE LA UNIDAD DID</w:t>
-            </w:r>
-            <w:r>
+              <w:t>CAMPO TEMATICO</w:t>
+            </w:r>
+          </w:p>
+        </w:tc>
+        <w:tc>
+          <w:tcPr>
+            <w:tcW w:w="1560" w:type="dxa"/>
+            <w:shd w:val="clear" w:color="auto" w:fill="C1F0C7" w:themeFill="accent3" w:themeFillTint="33"/>
+            <w:vAlign w:val="center"/>
+          </w:tcPr>
+          <w:p>
+            <w:pPr>
+              <w:pStyle w:val="Prrafodelista"/>
+              <w:ind w:left="0"/>
+              <w:jc w:val="center"/>
               <w:rPr>
                 <w:rFonts w:ascii="Arial Nova Cond" w:hAnsi="Arial Nova Cond" w:cs="Times New Roman"/>
                 <w:b/>
@@ -10438,8 +10457,7 @@
                 <w:sz w:val="20"/>
                 <w:szCs w:val="20"/>
               </w:rPr>
-              <w:t>Á</w:t>
-            </w:r>
+            </w:pPr>
             <w:r>
               <w:rPr>
                 <w:rFonts w:ascii="Arial Nova Cond" w:hAnsi="Arial Nova Cond" w:cs="Times New Roman"/>
@@ -10449,57 +10467,13 @@
                 <w:sz w:val="20"/>
                 <w:szCs w:val="20"/>
               </w:rPr>
-              <w:t>CTICA</w:t>
-            </w:r>
-            <w:r>
-              <w:rPr>
-                <w:rFonts w:ascii="Arial Nova Cond" w:hAnsi="Arial Nova Cond" w:cs="Times New Roman"/>
-                <w:b/>
-                <w:bCs/>
-                <w:color w:val="000000" w:themeColor="text1"/>
-                <w:sz w:val="20"/>
-                <w:szCs w:val="20"/>
-              </w:rPr>
-              <w:t>.</w:t>
-            </w:r>
-          </w:p>
-        </w:tc>
-        <w:tc>
-          <w:tcPr>
-            <w:tcW w:w="1634" w:type="dxa"/>
-            <w:shd w:val="clear" w:color="auto" w:fill="C1F0C7" w:themeFill="accent3" w:themeFillTint="33"/>
-            <w:vAlign w:val="center"/>
-          </w:tcPr>
-          <w:p>
-            <w:pPr>
-              <w:pStyle w:val="Prrafodelista"/>
-              <w:ind w:left="0"/>
-              <w:jc w:val="center"/>
-              <w:rPr>
-                <w:rFonts w:ascii="Arial Nova Cond" w:hAnsi="Arial Nova Cond" w:cs="Times New Roman"/>
-                <w:b/>
-                <w:bCs/>
-                <w:color w:val="000000" w:themeColor="text1"/>
-                <w:sz w:val="20"/>
-                <w:szCs w:val="20"/>
-              </w:rPr>
-            </w:pPr>
-            <w:r>
-              <w:rPr>
-                <w:rFonts w:ascii="Arial Nova Cond" w:hAnsi="Arial Nova Cond" w:cs="Times New Roman"/>
-                <w:b/>
-                <w:bCs/>
-                <w:color w:val="000000" w:themeColor="text1"/>
-                <w:sz w:val="20"/>
-                <w:szCs w:val="20"/>
-              </w:rPr>
               <w:t>COMPETENCIAS</w:t>
             </w:r>
           </w:p>
         </w:tc>
         <w:tc>
           <w:tcPr>
-            <w:tcW w:w="1337" w:type="dxa"/>
+            <w:tcW w:w="1399" w:type="dxa"/>
             <w:shd w:val="clear" w:color="auto" w:fill="C1F0C7" w:themeFill="accent3" w:themeFillTint="33"/>
             <w:vAlign w:val="center"/>
           </w:tcPr>
@@ -10538,7 +10512,7 @@
         </w:trPr>
         <w:tc>
           <w:tcPr>
-            <w:tcW w:w="875" w:type="dxa"/>
+            <w:tcW w:w="818" w:type="dxa"/>
             <w:vMerge w:val="restart"/>
             <w:vAlign w:val="center"/>
           </w:tcPr>
@@ -10577,7 +10551,7 @@
         </w:tc>
         <w:tc>
           <w:tcPr>
-            <w:tcW w:w="1095" w:type="dxa"/>
+            <w:tcW w:w="1018" w:type="dxa"/>
             <w:vAlign w:val="center"/>
           </w:tcPr>
           <w:p>
@@ -10615,7 +10589,7 @@
         </w:tc>
         <w:tc>
           <w:tcPr>
-            <w:tcW w:w="1726" w:type="dxa"/>
+            <w:tcW w:w="5379" w:type="dxa"/>
             <w:vAlign w:val="center"/>
           </w:tcPr>
           <w:p>
@@ -10643,47 +10617,13 @@
                 <w:szCs w:val="20"/>
                 <w:lang w:val="es-ES_tradnl"/>
               </w:rPr>
-              <w:t>{{problemapotencialidad0}}</w:t>
-            </w:r>
-          </w:p>
-        </w:tc>
-        <w:tc>
-          <w:tcPr>
-            <w:tcW w:w="6169" w:type="dxa"/>
-            <w:vAlign w:val="center"/>
-          </w:tcPr>
-          <w:p>
-            <w:pPr>
-              <w:pStyle w:val="Prrafodelista"/>
-              <w:tabs>
-                <w:tab w:val="left" w:pos="0"/>
-                <w:tab w:val="left" w:pos="142"/>
-                <w:tab w:val="left" w:pos="284"/>
-              </w:tabs>
-              <w:spacing w:line="276" w:lineRule="auto"/>
-              <w:ind w:left="0"/>
-              <w:jc w:val="both"/>
-              <w:rPr>
-                <w:rFonts w:ascii="Arial Nova Cond" w:eastAsia="Calibri" w:hAnsi="Arial Nova Cond" w:cs="Times New Roman"/>
-                <w:sz w:val="20"/>
-                <w:szCs w:val="20"/>
-                <w:lang w:val="es-ES_tradnl"/>
-              </w:rPr>
-            </w:pPr>
-            <w:r>
-              <w:rPr>
-                <w:rFonts w:ascii="Arial Nova Cond" w:eastAsia="Calibri" w:hAnsi="Arial Nova Cond" w:cs="Times New Roman"/>
-                <w:sz w:val="20"/>
-                <w:szCs w:val="20"/>
-                <w:lang w:val="es-ES_tradnl"/>
-              </w:rPr>
               <w:t>{{situacionsignificativa0}}</w:t>
             </w:r>
           </w:p>
         </w:tc>
         <w:tc>
           <w:tcPr>
-            <w:tcW w:w="2015" w:type="dxa"/>
+            <w:tcW w:w="1984" w:type="dxa"/>
             <w:vAlign w:val="center"/>
           </w:tcPr>
           <w:p>
@@ -10714,7 +10654,7 @@
         </w:tc>
         <w:tc>
           <w:tcPr>
-            <w:tcW w:w="1634" w:type="dxa"/>
+            <w:tcW w:w="2693" w:type="dxa"/>
             <w:vAlign w:val="center"/>
           </w:tcPr>
           <w:p>
@@ -10739,13 +10679,13 @@
                 <w:sz w:val="20"/>
                 <w:szCs w:val="20"/>
               </w:rPr>
-              <w:t>{{competencias0}}</w:t>
-            </w:r>
-          </w:p>
-        </w:tc>
-        <w:tc>
-          <w:tcPr>
-            <w:tcW w:w="1337" w:type="dxa"/>
+              <w:t>{{campotematico0}}</w:t>
+            </w:r>
+          </w:p>
+        </w:tc>
+        <w:tc>
+          <w:tcPr>
+            <w:tcW w:w="1560" w:type="dxa"/>
             <w:vAlign w:val="center"/>
           </w:tcPr>
           <w:p>
@@ -10753,7 +10693,38 @@
               <w:autoSpaceDE w:val="0"/>
               <w:autoSpaceDN w:val="0"/>
               <w:adjustRightInd w:val="0"/>
-              <w:jc w:val="center"/>
+              <w:jc w:val="both"/>
+              <w:rPr>
+                <w:rFonts w:ascii="Arial Nova Cond" w:hAnsi="Arial Nova Cond" w:cs="Arial"/>
+                <w:color w:val="000000"/>
+                <w:kern w:val="0"/>
+                <w:sz w:val="20"/>
+                <w:szCs w:val="20"/>
+              </w:rPr>
+            </w:pPr>
+            <w:r>
+              <w:rPr>
+                <w:rFonts w:ascii="Arial Nova Cond" w:hAnsi="Arial Nova Cond" w:cs="Arial"/>
+                <w:color w:val="000000"/>
+                <w:kern w:val="0"/>
+                <w:sz w:val="20"/>
+                <w:szCs w:val="20"/>
+              </w:rPr>
+              <w:t>{{competencias0}}</w:t>
+            </w:r>
+          </w:p>
+        </w:tc>
+        <w:tc>
+          <w:tcPr>
+            <w:tcW w:w="1399" w:type="dxa"/>
+            <w:vAlign w:val="center"/>
+          </w:tcPr>
+          <w:p>
+            <w:pPr>
+              <w:autoSpaceDE w:val="0"/>
+              <w:autoSpaceDN w:val="0"/>
+              <w:adjustRightInd w:val="0"/>
+              <w:jc w:val="both"/>
               <w:rPr>
                 <w:rFonts w:ascii="Arial Nova Cond" w:hAnsi="Arial Nova Cond" w:cs="Arial"/>
                 <w:color w:val="000000"/>
@@ -10782,7 +10753,7 @@
         </w:trPr>
         <w:tc>
           <w:tcPr>
-            <w:tcW w:w="875" w:type="dxa"/>
+            <w:tcW w:w="818" w:type="dxa"/>
             <w:vMerge/>
             <w:vAlign w:val="center"/>
           </w:tcPr>
@@ -10810,7 +10781,7 @@
         </w:tc>
         <w:tc>
           <w:tcPr>
-            <w:tcW w:w="1095" w:type="dxa"/>
+            <w:tcW w:w="1018" w:type="dxa"/>
             <w:vAlign w:val="center"/>
           </w:tcPr>
           <w:p>
@@ -10848,33 +10819,7 @@
         </w:tc>
         <w:tc>
           <w:tcPr>
-            <w:tcW w:w="1726" w:type="dxa"/>
-            <w:vAlign w:val="center"/>
-          </w:tcPr>
-          <w:p>
-            <w:pPr>
-              <w:pStyle w:val="NormalWeb"/>
-              <w:jc w:val="both"/>
-              <w:rPr>
-                <w:rFonts w:ascii="Arial Nova Cond" w:hAnsi="Arial Nova Cond"/>
-                <w:sz w:val="20"/>
-                <w:szCs w:val="20"/>
-              </w:rPr>
-            </w:pPr>
-            <w:r>
-              <w:rPr>
-                <w:rFonts w:ascii="Arial Nova Cond" w:eastAsia="Calibri" w:hAnsi="Arial Nova Cond"/>
-                <w:sz w:val="20"/>
-                <w:szCs w:val="20"/>
-                <w:lang w:val="es-ES_tradnl"/>
-              </w:rPr>
-              <w:t>{{problemapotencialidad1}}</w:t>
-            </w:r>
-          </w:p>
-        </w:tc>
-        <w:tc>
-          <w:tcPr>
-            <w:tcW w:w="6169" w:type="dxa"/>
+            <w:tcW w:w="5379" w:type="dxa"/>
             <w:vAlign w:val="center"/>
           </w:tcPr>
           <w:p>
@@ -10908,7 +10853,7 @@
         </w:tc>
         <w:tc>
           <w:tcPr>
-            <w:tcW w:w="2015" w:type="dxa"/>
+            <w:tcW w:w="1984" w:type="dxa"/>
             <w:vAlign w:val="center"/>
           </w:tcPr>
           <w:p>
@@ -10939,7 +10884,7 @@
         </w:tc>
         <w:tc>
           <w:tcPr>
-            <w:tcW w:w="1634" w:type="dxa"/>
+            <w:tcW w:w="2693" w:type="dxa"/>
             <w:vAlign w:val="center"/>
           </w:tcPr>
           <w:p>
@@ -10964,13 +10909,13 @@
                 <w:sz w:val="20"/>
                 <w:szCs w:val="20"/>
               </w:rPr>
-              <w:t>{{competencias1}}</w:t>
-            </w:r>
-          </w:p>
-        </w:tc>
-        <w:tc>
-          <w:tcPr>
-            <w:tcW w:w="1337" w:type="dxa"/>
+              <w:t>{{campotematico1}}</w:t>
+            </w:r>
+          </w:p>
+        </w:tc>
+        <w:tc>
+          <w:tcPr>
+            <w:tcW w:w="1560" w:type="dxa"/>
             <w:vAlign w:val="center"/>
           </w:tcPr>
           <w:p>
@@ -10978,7 +10923,38 @@
               <w:autoSpaceDE w:val="0"/>
               <w:autoSpaceDN w:val="0"/>
               <w:adjustRightInd w:val="0"/>
-              <w:jc w:val="center"/>
+              <w:jc w:val="both"/>
+              <w:rPr>
+                <w:rFonts w:ascii="Arial Nova Cond" w:hAnsi="Arial Nova Cond" w:cs="Arial"/>
+                <w:color w:val="000000"/>
+                <w:kern w:val="0"/>
+                <w:sz w:val="20"/>
+                <w:szCs w:val="20"/>
+              </w:rPr>
+            </w:pPr>
+            <w:r>
+              <w:rPr>
+                <w:rFonts w:ascii="Arial Nova Cond" w:hAnsi="Arial Nova Cond" w:cs="Arial"/>
+                <w:color w:val="000000"/>
+                <w:kern w:val="0"/>
+                <w:sz w:val="20"/>
+                <w:szCs w:val="20"/>
+              </w:rPr>
+              <w:t>{{competencias1}}</w:t>
+            </w:r>
+          </w:p>
+        </w:tc>
+        <w:tc>
+          <w:tcPr>
+            <w:tcW w:w="1399" w:type="dxa"/>
+            <w:vAlign w:val="center"/>
+          </w:tcPr>
+          <w:p>
+            <w:pPr>
+              <w:autoSpaceDE w:val="0"/>
+              <w:autoSpaceDN w:val="0"/>
+              <w:adjustRightInd w:val="0"/>
+              <w:jc w:val="both"/>
               <w:rPr>
                 <w:rFonts w:ascii="Arial Nova Cond" w:hAnsi="Arial Nova Cond" w:cs="Arial"/>
                 <w:color w:val="000000"/>
@@ -11007,7 +10983,7 @@
         </w:trPr>
         <w:tc>
           <w:tcPr>
-            <w:tcW w:w="875" w:type="dxa"/>
+            <w:tcW w:w="818" w:type="dxa"/>
             <w:vMerge/>
             <w:vAlign w:val="center"/>
           </w:tcPr>
@@ -11035,7 +11011,7 @@
         </w:tc>
         <w:tc>
           <w:tcPr>
-            <w:tcW w:w="1095" w:type="dxa"/>
+            <w:tcW w:w="1018" w:type="dxa"/>
             <w:vAlign w:val="center"/>
           </w:tcPr>
           <w:p>
@@ -11073,33 +11049,7 @@
         </w:tc>
         <w:tc>
           <w:tcPr>
-            <w:tcW w:w="1726" w:type="dxa"/>
-            <w:vAlign w:val="center"/>
-          </w:tcPr>
-          <w:p>
-            <w:pPr>
-              <w:pStyle w:val="NormalWeb"/>
-              <w:jc w:val="both"/>
-              <w:rPr>
-                <w:rFonts w:ascii="Arial Nova Cond" w:eastAsia="Calibri" w:hAnsi="Arial Nova Cond"/>
-                <w:sz w:val="20"/>
-                <w:szCs w:val="20"/>
-              </w:rPr>
-            </w:pPr>
-            <w:r>
-              <w:rPr>
-                <w:rFonts w:ascii="Arial Nova Cond" w:eastAsia="Calibri" w:hAnsi="Arial Nova Cond"/>
-                <w:sz w:val="20"/>
-                <w:szCs w:val="20"/>
-                <w:lang w:val="es-ES_tradnl"/>
-              </w:rPr>
-              <w:t>{{problemapotencialidad2}}</w:t>
-            </w:r>
-          </w:p>
-        </w:tc>
-        <w:tc>
-          <w:tcPr>
-            <w:tcW w:w="6169" w:type="dxa"/>
+            <w:tcW w:w="5379" w:type="dxa"/>
             <w:vAlign w:val="center"/>
           </w:tcPr>
           <w:p>
@@ -11133,7 +11083,7 @@
         </w:tc>
         <w:tc>
           <w:tcPr>
-            <w:tcW w:w="2015" w:type="dxa"/>
+            <w:tcW w:w="1984" w:type="dxa"/>
             <w:vAlign w:val="center"/>
           </w:tcPr>
           <w:p>
@@ -11164,7 +11114,7 @@
         </w:tc>
         <w:tc>
           <w:tcPr>
-            <w:tcW w:w="1634" w:type="dxa"/>
+            <w:tcW w:w="2693" w:type="dxa"/>
             <w:vAlign w:val="center"/>
           </w:tcPr>
           <w:p>
@@ -11189,13 +11139,13 @@
                 <w:sz w:val="20"/>
                 <w:szCs w:val="20"/>
               </w:rPr>
-              <w:t>{{competencias2}}</w:t>
-            </w:r>
-          </w:p>
-        </w:tc>
-        <w:tc>
-          <w:tcPr>
-            <w:tcW w:w="1337" w:type="dxa"/>
+              <w:t>{{campotematico2}}</w:t>
+            </w:r>
+          </w:p>
+        </w:tc>
+        <w:tc>
+          <w:tcPr>
+            <w:tcW w:w="1560" w:type="dxa"/>
             <w:vAlign w:val="center"/>
           </w:tcPr>
           <w:p>
@@ -11203,7 +11153,38 @@
               <w:autoSpaceDE w:val="0"/>
               <w:autoSpaceDN w:val="0"/>
               <w:adjustRightInd w:val="0"/>
-              <w:jc w:val="center"/>
+              <w:jc w:val="both"/>
+              <w:rPr>
+                <w:rFonts w:ascii="Arial Nova Cond" w:hAnsi="Arial Nova Cond" w:cs="Arial"/>
+                <w:color w:val="000000"/>
+                <w:kern w:val="0"/>
+                <w:sz w:val="20"/>
+                <w:szCs w:val="20"/>
+              </w:rPr>
+            </w:pPr>
+            <w:r>
+              <w:rPr>
+                <w:rFonts w:ascii="Arial Nova Cond" w:hAnsi="Arial Nova Cond" w:cs="Arial"/>
+                <w:color w:val="000000"/>
+                <w:kern w:val="0"/>
+                <w:sz w:val="20"/>
+                <w:szCs w:val="20"/>
+              </w:rPr>
+              <w:t>{{competencias2}}</w:t>
+            </w:r>
+          </w:p>
+        </w:tc>
+        <w:tc>
+          <w:tcPr>
+            <w:tcW w:w="1399" w:type="dxa"/>
+            <w:vAlign w:val="center"/>
+          </w:tcPr>
+          <w:p>
+            <w:pPr>
+              <w:autoSpaceDE w:val="0"/>
+              <w:autoSpaceDN w:val="0"/>
+              <w:adjustRightInd w:val="0"/>
+              <w:jc w:val="both"/>
               <w:rPr>
                 <w:rFonts w:ascii="Arial Nova Cond" w:hAnsi="Arial Nova Cond" w:cs="Arial"/>
                 <w:color w:val="000000"/>
@@ -11232,7 +11213,7 @@
         </w:trPr>
         <w:tc>
           <w:tcPr>
-            <w:tcW w:w="875" w:type="dxa"/>
+            <w:tcW w:w="818" w:type="dxa"/>
             <w:vMerge w:val="restart"/>
             <w:vAlign w:val="center"/>
           </w:tcPr>
@@ -11271,7 +11252,7 @@
         </w:tc>
         <w:tc>
           <w:tcPr>
-            <w:tcW w:w="1095" w:type="dxa"/>
+            <w:tcW w:w="1018" w:type="dxa"/>
             <w:vAlign w:val="center"/>
           </w:tcPr>
           <w:p>
@@ -11309,33 +11290,7 @@
         </w:tc>
         <w:tc>
           <w:tcPr>
-            <w:tcW w:w="1726" w:type="dxa"/>
-            <w:vAlign w:val="center"/>
-          </w:tcPr>
-          <w:p>
-            <w:pPr>
-              <w:pStyle w:val="Sinespaciado"/>
-              <w:jc w:val="both"/>
-              <w:rPr>
-                <w:rFonts w:ascii="Arial Nova Cond" w:eastAsia="Times New Roman" w:hAnsi="Arial Nova Cond" w:cs="Times New Roman"/>
-                <w:sz w:val="20"/>
-                <w:szCs w:val="20"/>
-              </w:rPr>
-            </w:pPr>
-            <w:r>
-              <w:rPr>
-                <w:rFonts w:ascii="Arial Nova Cond" w:eastAsia="Calibri" w:hAnsi="Arial Nova Cond" w:cs="Times New Roman"/>
-                <w:sz w:val="20"/>
-                <w:szCs w:val="20"/>
-                <w:lang w:val="es-ES_tradnl"/>
-              </w:rPr>
-              <w:t>{{problemapotencialidad3}}</w:t>
-            </w:r>
-          </w:p>
-        </w:tc>
-        <w:tc>
-          <w:tcPr>
-            <w:tcW w:w="6169" w:type="dxa"/>
+            <w:tcW w:w="5379" w:type="dxa"/>
             <w:vAlign w:val="center"/>
           </w:tcPr>
           <w:p>
@@ -11370,7 +11325,7 @@
         </w:tc>
         <w:tc>
           <w:tcPr>
-            <w:tcW w:w="2015" w:type="dxa"/>
+            <w:tcW w:w="1984" w:type="dxa"/>
             <w:vAlign w:val="center"/>
           </w:tcPr>
           <w:p>
@@ -11401,7 +11356,7 @@
         </w:tc>
         <w:tc>
           <w:tcPr>
-            <w:tcW w:w="1634" w:type="dxa"/>
+            <w:tcW w:w="2693" w:type="dxa"/>
             <w:vAlign w:val="center"/>
           </w:tcPr>
           <w:p>
@@ -11426,13 +11381,13 @@
                 <w:sz w:val="20"/>
                 <w:szCs w:val="20"/>
               </w:rPr>
-              <w:t>{{competencias3}}</w:t>
-            </w:r>
-          </w:p>
-        </w:tc>
-        <w:tc>
-          <w:tcPr>
-            <w:tcW w:w="1337" w:type="dxa"/>
+              <w:t>{{campotematico3}}</w:t>
+            </w:r>
+          </w:p>
+        </w:tc>
+        <w:tc>
+          <w:tcPr>
+            <w:tcW w:w="1560" w:type="dxa"/>
             <w:vAlign w:val="center"/>
           </w:tcPr>
           <w:p>
@@ -11440,7 +11395,38 @@
               <w:autoSpaceDE w:val="0"/>
               <w:autoSpaceDN w:val="0"/>
               <w:adjustRightInd w:val="0"/>
-              <w:jc w:val="center"/>
+              <w:jc w:val="both"/>
+              <w:rPr>
+                <w:rFonts w:ascii="Arial Nova Cond" w:hAnsi="Arial Nova Cond" w:cs="Arial"/>
+                <w:color w:val="000000"/>
+                <w:kern w:val="0"/>
+                <w:sz w:val="20"/>
+                <w:szCs w:val="20"/>
+              </w:rPr>
+            </w:pPr>
+            <w:r>
+              <w:rPr>
+                <w:rFonts w:ascii="Arial Nova Cond" w:hAnsi="Arial Nova Cond" w:cs="Arial"/>
+                <w:color w:val="000000"/>
+                <w:kern w:val="0"/>
+                <w:sz w:val="20"/>
+                <w:szCs w:val="20"/>
+              </w:rPr>
+              <w:t>{{competencias3}}</w:t>
+            </w:r>
+          </w:p>
+        </w:tc>
+        <w:tc>
+          <w:tcPr>
+            <w:tcW w:w="1399" w:type="dxa"/>
+            <w:vAlign w:val="center"/>
+          </w:tcPr>
+          <w:p>
+            <w:pPr>
+              <w:autoSpaceDE w:val="0"/>
+              <w:autoSpaceDN w:val="0"/>
+              <w:adjustRightInd w:val="0"/>
+              <w:jc w:val="both"/>
               <w:rPr>
                 <w:rFonts w:ascii="Arial Nova Cond" w:hAnsi="Arial Nova Cond" w:cs="Arial"/>
                 <w:color w:val="000000"/>
@@ -11469,7 +11455,7 @@
         </w:trPr>
         <w:tc>
           <w:tcPr>
-            <w:tcW w:w="875" w:type="dxa"/>
+            <w:tcW w:w="818" w:type="dxa"/>
             <w:vMerge/>
             <w:vAlign w:val="center"/>
           </w:tcPr>
@@ -11497,7 +11483,7 @@
         </w:tc>
         <w:tc>
           <w:tcPr>
-            <w:tcW w:w="1095" w:type="dxa"/>
+            <w:tcW w:w="1018" w:type="dxa"/>
             <w:vAlign w:val="center"/>
           </w:tcPr>
           <w:p>
@@ -11535,33 +11521,7 @@
         </w:tc>
         <w:tc>
           <w:tcPr>
-            <w:tcW w:w="1726" w:type="dxa"/>
-            <w:vAlign w:val="center"/>
-          </w:tcPr>
-          <w:p>
-            <w:pPr>
-              <w:pStyle w:val="Sinespaciado"/>
-              <w:jc w:val="both"/>
-              <w:rPr>
-                <w:rFonts w:ascii="Arial Nova Cond" w:hAnsi="Arial Nova Cond"/>
-                <w:sz w:val="20"/>
-                <w:szCs w:val="20"/>
-              </w:rPr>
-            </w:pPr>
-            <w:r>
-              <w:rPr>
-                <w:rFonts w:ascii="Arial Nova Cond" w:eastAsia="Calibri" w:hAnsi="Arial Nova Cond" w:cs="Times New Roman"/>
-                <w:sz w:val="20"/>
-                <w:szCs w:val="20"/>
-                <w:lang w:val="es-ES_tradnl"/>
-              </w:rPr>
-              <w:t>{{problemapotencialidad4}}</w:t>
-            </w:r>
-          </w:p>
-        </w:tc>
-        <w:tc>
-          <w:tcPr>
-            <w:tcW w:w="6169" w:type="dxa"/>
+            <w:tcW w:w="5379" w:type="dxa"/>
             <w:vAlign w:val="center"/>
           </w:tcPr>
           <w:p>
@@ -11596,7 +11556,7 @@
         </w:tc>
         <w:tc>
           <w:tcPr>
-            <w:tcW w:w="2015" w:type="dxa"/>
+            <w:tcW w:w="1984" w:type="dxa"/>
             <w:vAlign w:val="center"/>
           </w:tcPr>
           <w:p>
@@ -11627,7 +11587,7 @@
         </w:tc>
         <w:tc>
           <w:tcPr>
-            <w:tcW w:w="1634" w:type="dxa"/>
+            <w:tcW w:w="2693" w:type="dxa"/>
             <w:vAlign w:val="center"/>
           </w:tcPr>
           <w:p>
@@ -11652,13 +11612,13 @@
                 <w:sz w:val="20"/>
                 <w:szCs w:val="20"/>
               </w:rPr>
-              <w:t>{{competencias4}}</w:t>
-            </w:r>
-          </w:p>
-        </w:tc>
-        <w:tc>
-          <w:tcPr>
-            <w:tcW w:w="1337" w:type="dxa"/>
+              <w:t>{{campotematico4}}</w:t>
+            </w:r>
+          </w:p>
+        </w:tc>
+        <w:tc>
+          <w:tcPr>
+            <w:tcW w:w="1560" w:type="dxa"/>
             <w:vAlign w:val="center"/>
           </w:tcPr>
           <w:p>
@@ -11666,7 +11626,38 @@
               <w:autoSpaceDE w:val="0"/>
               <w:autoSpaceDN w:val="0"/>
               <w:adjustRightInd w:val="0"/>
-              <w:jc w:val="center"/>
+              <w:jc w:val="both"/>
+              <w:rPr>
+                <w:rFonts w:ascii="Arial Nova Cond" w:hAnsi="Arial Nova Cond" w:cs="Arial"/>
+                <w:color w:val="000000"/>
+                <w:kern w:val="0"/>
+                <w:sz w:val="20"/>
+                <w:szCs w:val="20"/>
+              </w:rPr>
+            </w:pPr>
+            <w:r>
+              <w:rPr>
+                <w:rFonts w:ascii="Arial Nova Cond" w:hAnsi="Arial Nova Cond" w:cs="Arial"/>
+                <w:color w:val="000000"/>
+                <w:kern w:val="0"/>
+                <w:sz w:val="20"/>
+                <w:szCs w:val="20"/>
+              </w:rPr>
+              <w:t>{{competencias4}}</w:t>
+            </w:r>
+          </w:p>
+        </w:tc>
+        <w:tc>
+          <w:tcPr>
+            <w:tcW w:w="1399" w:type="dxa"/>
+            <w:vAlign w:val="center"/>
+          </w:tcPr>
+          <w:p>
+            <w:pPr>
+              <w:autoSpaceDE w:val="0"/>
+              <w:autoSpaceDN w:val="0"/>
+              <w:adjustRightInd w:val="0"/>
+              <w:jc w:val="both"/>
               <w:rPr>
                 <w:rFonts w:ascii="Arial Nova Cond" w:hAnsi="Arial Nova Cond" w:cs="Arial"/>
                 <w:color w:val="000000"/>
@@ -11695,7 +11686,7 @@
         </w:trPr>
         <w:tc>
           <w:tcPr>
-            <w:tcW w:w="875" w:type="dxa"/>
+            <w:tcW w:w="818" w:type="dxa"/>
             <w:vMerge w:val="restart"/>
             <w:vAlign w:val="center"/>
           </w:tcPr>
@@ -11734,7 +11725,7 @@
         </w:tc>
         <w:tc>
           <w:tcPr>
-            <w:tcW w:w="1095" w:type="dxa"/>
+            <w:tcW w:w="1018" w:type="dxa"/>
             <w:vAlign w:val="center"/>
           </w:tcPr>
           <w:p>
@@ -11772,34 +11763,7 @@
         </w:tc>
         <w:tc>
           <w:tcPr>
-            <w:tcW w:w="1726" w:type="dxa"/>
-            <w:vAlign w:val="center"/>
-          </w:tcPr>
-          <w:p>
-            <w:pPr>
-              <w:pStyle w:val="Sinespaciado"/>
-              <w:jc w:val="both"/>
-              <w:rPr>
-                <w:rFonts w:ascii="Arial Nova Cond" w:hAnsi="Arial Nova Cond"/>
-                <w:color w:val="000000" w:themeColor="text1"/>
-                <w:sz w:val="20"/>
-                <w:szCs w:val="20"/>
-              </w:rPr>
-            </w:pPr>
-            <w:r>
-              <w:rPr>
-                <w:rFonts w:ascii="Arial Nova Cond" w:eastAsia="Calibri" w:hAnsi="Arial Nova Cond" w:cs="Times New Roman"/>
-                <w:sz w:val="20"/>
-                <w:szCs w:val="20"/>
-                <w:lang w:val="es-ES_tradnl"/>
-              </w:rPr>
-              <w:t>{{problemapotencialidad5}}</w:t>
-            </w:r>
-          </w:p>
-        </w:tc>
-        <w:tc>
-          <w:tcPr>
-            <w:tcW w:w="6169" w:type="dxa"/>
+            <w:tcW w:w="5379" w:type="dxa"/>
             <w:vAlign w:val="center"/>
           </w:tcPr>
           <w:p>
@@ -11828,13 +11792,13 @@
                 <w:szCs w:val="20"/>
                 <w:lang w:val="es-ES_tradnl"/>
               </w:rPr>
-              <w:t>{{situacionsignificativa5}}</w:t>
-            </w:r>
-          </w:p>
-        </w:tc>
-        <w:tc>
-          <w:tcPr>
-            <w:tcW w:w="2015" w:type="dxa"/>
+              <w:t xml:space="preserve">{{situacionsignificativa5}} </w:t>
+            </w:r>
+          </w:p>
+        </w:tc>
+        <w:tc>
+          <w:tcPr>
+            <w:tcW w:w="1984" w:type="dxa"/>
             <w:vAlign w:val="center"/>
           </w:tcPr>
           <w:p>
@@ -11865,7 +11829,7 @@
         </w:tc>
         <w:tc>
           <w:tcPr>
-            <w:tcW w:w="1634" w:type="dxa"/>
+            <w:tcW w:w="2693" w:type="dxa"/>
             <w:vAlign w:val="center"/>
           </w:tcPr>
           <w:p>
@@ -11890,13 +11854,13 @@
                 <w:sz w:val="20"/>
                 <w:szCs w:val="20"/>
               </w:rPr>
-              <w:t>{{competencias5}}</w:t>
-            </w:r>
-          </w:p>
-        </w:tc>
-        <w:tc>
-          <w:tcPr>
-            <w:tcW w:w="1337" w:type="dxa"/>
+              <w:t>{{campotematico5}}</w:t>
+            </w:r>
+          </w:p>
+        </w:tc>
+        <w:tc>
+          <w:tcPr>
+            <w:tcW w:w="1560" w:type="dxa"/>
             <w:vAlign w:val="center"/>
           </w:tcPr>
           <w:p>
@@ -11904,7 +11868,38 @@
               <w:autoSpaceDE w:val="0"/>
               <w:autoSpaceDN w:val="0"/>
               <w:adjustRightInd w:val="0"/>
-              <w:jc w:val="center"/>
+              <w:jc w:val="both"/>
+              <w:rPr>
+                <w:rFonts w:ascii="Arial Nova Cond" w:hAnsi="Arial Nova Cond" w:cs="Arial"/>
+                <w:color w:val="000000"/>
+                <w:kern w:val="0"/>
+                <w:sz w:val="20"/>
+                <w:szCs w:val="20"/>
+              </w:rPr>
+            </w:pPr>
+            <w:r>
+              <w:rPr>
+                <w:rFonts w:ascii="Arial Nova Cond" w:hAnsi="Arial Nova Cond" w:cs="Arial"/>
+                <w:color w:val="000000"/>
+                <w:kern w:val="0"/>
+                <w:sz w:val="20"/>
+                <w:szCs w:val="20"/>
+              </w:rPr>
+              <w:t>{{competencias5}}</w:t>
+            </w:r>
+          </w:p>
+        </w:tc>
+        <w:tc>
+          <w:tcPr>
+            <w:tcW w:w="1399" w:type="dxa"/>
+            <w:vAlign w:val="center"/>
+          </w:tcPr>
+          <w:p>
+            <w:pPr>
+              <w:autoSpaceDE w:val="0"/>
+              <w:autoSpaceDN w:val="0"/>
+              <w:adjustRightInd w:val="0"/>
+              <w:jc w:val="both"/>
               <w:rPr>
                 <w:rFonts w:ascii="Arial Nova Cond" w:hAnsi="Arial Nova Cond" w:cs="Arial"/>
                 <w:color w:val="000000"/>
@@ -11933,7 +11928,7 @@
         </w:trPr>
         <w:tc>
           <w:tcPr>
-            <w:tcW w:w="875" w:type="dxa"/>
+            <w:tcW w:w="818" w:type="dxa"/>
             <w:vMerge/>
             <w:vAlign w:val="center"/>
           </w:tcPr>
@@ -11961,7 +11956,7 @@
         </w:tc>
         <w:tc>
           <w:tcPr>
-            <w:tcW w:w="1095" w:type="dxa"/>
+            <w:tcW w:w="1018" w:type="dxa"/>
             <w:vAlign w:val="center"/>
           </w:tcPr>
           <w:p>
@@ -11999,33 +11994,7 @@
         </w:tc>
         <w:tc>
           <w:tcPr>
-            <w:tcW w:w="1726" w:type="dxa"/>
-            <w:vAlign w:val="center"/>
-          </w:tcPr>
-          <w:p>
-            <w:pPr>
-              <w:pStyle w:val="Sinespaciado"/>
-              <w:jc w:val="both"/>
-              <w:rPr>
-                <w:rFonts w:ascii="Arial Nova Cond" w:hAnsi="Arial Nova Cond"/>
-                <w:sz w:val="20"/>
-                <w:szCs w:val="20"/>
-              </w:rPr>
-            </w:pPr>
-            <w:r>
-              <w:rPr>
-                <w:rFonts w:ascii="Arial Nova Cond" w:eastAsia="Calibri" w:hAnsi="Arial Nova Cond" w:cs="Times New Roman"/>
-                <w:sz w:val="20"/>
-                <w:szCs w:val="20"/>
-                <w:lang w:val="es-ES_tradnl"/>
-              </w:rPr>
-              <w:t>{{problemapotencialidad6}}</w:t>
-            </w:r>
-          </w:p>
-        </w:tc>
-        <w:tc>
-          <w:tcPr>
-            <w:tcW w:w="6169" w:type="dxa"/>
+            <w:tcW w:w="5379" w:type="dxa"/>
             <w:vAlign w:val="center"/>
           </w:tcPr>
           <w:p>
@@ -12059,7 +12028,7 @@
         </w:tc>
         <w:tc>
           <w:tcPr>
-            <w:tcW w:w="2015" w:type="dxa"/>
+            <w:tcW w:w="1984" w:type="dxa"/>
             <w:vAlign w:val="center"/>
           </w:tcPr>
           <w:p>
@@ -12090,7 +12059,7 @@
         </w:tc>
         <w:tc>
           <w:tcPr>
-            <w:tcW w:w="1634" w:type="dxa"/>
+            <w:tcW w:w="2693" w:type="dxa"/>
             <w:vAlign w:val="center"/>
           </w:tcPr>
           <w:p>
@@ -12115,13 +12084,13 @@
                 <w:sz w:val="20"/>
                 <w:szCs w:val="20"/>
               </w:rPr>
-              <w:t>{{competencias6}}</w:t>
-            </w:r>
-          </w:p>
-        </w:tc>
-        <w:tc>
-          <w:tcPr>
-            <w:tcW w:w="1337" w:type="dxa"/>
+              <w:t>{{campotematico6}}</w:t>
+            </w:r>
+          </w:p>
+        </w:tc>
+        <w:tc>
+          <w:tcPr>
+            <w:tcW w:w="1560" w:type="dxa"/>
             <w:vAlign w:val="center"/>
           </w:tcPr>
           <w:p>
@@ -12129,7 +12098,38 @@
               <w:autoSpaceDE w:val="0"/>
               <w:autoSpaceDN w:val="0"/>
               <w:adjustRightInd w:val="0"/>
-              <w:jc w:val="center"/>
+              <w:jc w:val="both"/>
+              <w:rPr>
+                <w:rFonts w:ascii="Arial Nova Cond" w:hAnsi="Arial Nova Cond" w:cs="Arial"/>
+                <w:color w:val="000000"/>
+                <w:kern w:val="0"/>
+                <w:sz w:val="20"/>
+                <w:szCs w:val="20"/>
+              </w:rPr>
+            </w:pPr>
+            <w:r>
+              <w:rPr>
+                <w:rFonts w:ascii="Arial Nova Cond" w:hAnsi="Arial Nova Cond" w:cs="Arial"/>
+                <w:color w:val="000000"/>
+                <w:kern w:val="0"/>
+                <w:sz w:val="20"/>
+                <w:szCs w:val="20"/>
+              </w:rPr>
+              <w:t>{{competencias6}}</w:t>
+            </w:r>
+          </w:p>
+        </w:tc>
+        <w:tc>
+          <w:tcPr>
+            <w:tcW w:w="1399" w:type="dxa"/>
+            <w:vAlign w:val="center"/>
+          </w:tcPr>
+          <w:p>
+            <w:pPr>
+              <w:autoSpaceDE w:val="0"/>
+              <w:autoSpaceDN w:val="0"/>
+              <w:adjustRightInd w:val="0"/>
+              <w:jc w:val="both"/>
               <w:rPr>
                 <w:rFonts w:ascii="Arial Nova Cond" w:hAnsi="Arial Nova Cond" w:cs="Arial"/>
                 <w:color w:val="000000"/>
@@ -12158,7 +12158,7 @@
         </w:trPr>
         <w:tc>
           <w:tcPr>
-            <w:tcW w:w="875" w:type="dxa"/>
+            <w:tcW w:w="818" w:type="dxa"/>
             <w:vMerge w:val="restart"/>
             <w:vAlign w:val="center"/>
           </w:tcPr>
@@ -12197,7 +12197,7 @@
         </w:tc>
         <w:tc>
           <w:tcPr>
-            <w:tcW w:w="1095" w:type="dxa"/>
+            <w:tcW w:w="1018" w:type="dxa"/>
             <w:vAlign w:val="center"/>
           </w:tcPr>
           <w:p>
@@ -12235,7 +12235,7 @@
         </w:tc>
         <w:tc>
           <w:tcPr>
-            <w:tcW w:w="1726" w:type="dxa"/>
+            <w:tcW w:w="5379" w:type="dxa"/>
             <w:vAlign w:val="center"/>
           </w:tcPr>
           <w:p>
@@ -12248,62 +12248,28 @@
               </w:tabs>
               <w:spacing w:line="276" w:lineRule="auto"/>
               <w:ind w:left="0"/>
+              <w:jc w:val="both"/>
+              <w:rPr>
+                <w:rFonts w:ascii="Arial Nova Cond" w:hAnsi="Arial Nova Cond"/>
+                <w:color w:val="000000" w:themeColor="text1"/>
+                <w:sz w:val="20"/>
+                <w:szCs w:val="20"/>
+              </w:rPr>
+            </w:pPr>
+            <w:r>
               <w:rPr>
                 <w:rFonts w:ascii="Arial Nova Cond" w:eastAsia="Calibri" w:hAnsi="Arial Nova Cond" w:cs="Times New Roman"/>
-                <w:color w:val="000000" w:themeColor="text1"/>
                 <w:sz w:val="20"/>
                 <w:szCs w:val="20"/>
                 <w:lang w:val="es-ES_tradnl"/>
               </w:rPr>
-            </w:pPr>
-            <w:r>
-              <w:rPr>
-                <w:rFonts w:ascii="Arial Nova Cond" w:eastAsia="Calibri" w:hAnsi="Arial Nova Cond" w:cs="Times New Roman"/>
-                <w:sz w:val="20"/>
-                <w:szCs w:val="20"/>
-                <w:lang w:val="es-ES_tradnl"/>
-              </w:rPr>
-              <w:t>{{problemapotencialidad7}}</w:t>
-            </w:r>
-          </w:p>
-        </w:tc>
-        <w:tc>
-          <w:tcPr>
-            <w:tcW w:w="6169" w:type="dxa"/>
-            <w:vAlign w:val="center"/>
-          </w:tcPr>
-          <w:p>
-            <w:pPr>
-              <w:pStyle w:val="Prrafodelista"/>
-              <w:tabs>
-                <w:tab w:val="left" w:pos="0"/>
-                <w:tab w:val="left" w:pos="142"/>
-                <w:tab w:val="left" w:pos="284"/>
-              </w:tabs>
-              <w:spacing w:line="276" w:lineRule="auto"/>
-              <w:ind w:left="0"/>
-              <w:jc w:val="both"/>
-              <w:rPr>
-                <w:rFonts w:ascii="Arial Nova Cond" w:hAnsi="Arial Nova Cond"/>
-                <w:color w:val="000000" w:themeColor="text1"/>
-                <w:sz w:val="20"/>
-                <w:szCs w:val="20"/>
-              </w:rPr>
-            </w:pPr>
-            <w:r>
-              <w:rPr>
-                <w:rFonts w:ascii="Arial Nova Cond" w:eastAsia="Calibri" w:hAnsi="Arial Nova Cond" w:cs="Times New Roman"/>
-                <w:sz w:val="20"/>
-                <w:szCs w:val="20"/>
-                <w:lang w:val="es-ES_tradnl"/>
-              </w:rPr>
               <w:t>{{situacionsignificativa7}}</w:t>
             </w:r>
           </w:p>
         </w:tc>
         <w:tc>
           <w:tcPr>
-            <w:tcW w:w="2015" w:type="dxa"/>
+            <w:tcW w:w="1984" w:type="dxa"/>
             <w:vAlign w:val="center"/>
           </w:tcPr>
           <w:p>
@@ -12334,7 +12300,7 @@
         </w:tc>
         <w:tc>
           <w:tcPr>
-            <w:tcW w:w="1634" w:type="dxa"/>
+            <w:tcW w:w="2693" w:type="dxa"/>
             <w:vAlign w:val="center"/>
           </w:tcPr>
           <w:p>
@@ -12359,13 +12325,13 @@
                 <w:sz w:val="20"/>
                 <w:szCs w:val="20"/>
               </w:rPr>
-              <w:t>{{competencias7}}</w:t>
-            </w:r>
-          </w:p>
-        </w:tc>
-        <w:tc>
-          <w:tcPr>
-            <w:tcW w:w="1337" w:type="dxa"/>
+              <w:t>{{campotematico7}}</w:t>
+            </w:r>
+          </w:p>
+        </w:tc>
+        <w:tc>
+          <w:tcPr>
+            <w:tcW w:w="1560" w:type="dxa"/>
             <w:vAlign w:val="center"/>
           </w:tcPr>
           <w:p>
@@ -12373,7 +12339,38 @@
               <w:autoSpaceDE w:val="0"/>
               <w:autoSpaceDN w:val="0"/>
               <w:adjustRightInd w:val="0"/>
-              <w:jc w:val="center"/>
+              <w:jc w:val="both"/>
+              <w:rPr>
+                <w:rFonts w:ascii="Arial Nova Cond" w:hAnsi="Arial Nova Cond" w:cs="Arial"/>
+                <w:color w:val="000000"/>
+                <w:kern w:val="0"/>
+                <w:sz w:val="20"/>
+                <w:szCs w:val="20"/>
+              </w:rPr>
+            </w:pPr>
+            <w:r>
+              <w:rPr>
+                <w:rFonts w:ascii="Arial Nova Cond" w:hAnsi="Arial Nova Cond" w:cs="Arial"/>
+                <w:color w:val="000000"/>
+                <w:kern w:val="0"/>
+                <w:sz w:val="20"/>
+                <w:szCs w:val="20"/>
+              </w:rPr>
+              <w:t>{{competencias7}}</w:t>
+            </w:r>
+          </w:p>
+        </w:tc>
+        <w:tc>
+          <w:tcPr>
+            <w:tcW w:w="1399" w:type="dxa"/>
+            <w:vAlign w:val="center"/>
+          </w:tcPr>
+          <w:p>
+            <w:pPr>
+              <w:autoSpaceDE w:val="0"/>
+              <w:autoSpaceDN w:val="0"/>
+              <w:adjustRightInd w:val="0"/>
+              <w:jc w:val="both"/>
               <w:rPr>
                 <w:rFonts w:ascii="Arial Nova Cond" w:hAnsi="Arial Nova Cond" w:cs="Arial"/>
                 <w:color w:val="000000"/>
@@ -12402,7 +12399,7 @@
         </w:trPr>
         <w:tc>
           <w:tcPr>
-            <w:tcW w:w="875" w:type="dxa"/>
+            <w:tcW w:w="818" w:type="dxa"/>
             <w:vMerge/>
             <w:vAlign w:val="center"/>
           </w:tcPr>
@@ -12430,7 +12427,7 @@
         </w:tc>
         <w:tc>
           <w:tcPr>
-            <w:tcW w:w="1095" w:type="dxa"/>
+            <w:tcW w:w="1018" w:type="dxa"/>
             <w:vAlign w:val="center"/>
           </w:tcPr>
           <w:p>
@@ -12468,7 +12465,7 @@
         </w:tc>
         <w:tc>
           <w:tcPr>
-            <w:tcW w:w="1726" w:type="dxa"/>
+            <w:tcW w:w="5379" w:type="dxa"/>
             <w:vAlign w:val="center"/>
           </w:tcPr>
           <w:p>
@@ -12481,6 +12478,7 @@
               </w:tabs>
               <w:spacing w:line="276" w:lineRule="auto"/>
               <w:ind w:left="0"/>
+              <w:jc w:val="both"/>
               <w:rPr>
                 <w:rFonts w:ascii="Arial Nova Cond" w:eastAsia="Calibri" w:hAnsi="Arial Nova Cond" w:cs="Times New Roman"/>
                 <w:color w:val="000000" w:themeColor="text1"/>
@@ -12496,48 +12494,13 @@
                 <w:szCs w:val="20"/>
                 <w:lang w:val="es-ES_tradnl"/>
               </w:rPr>
-              <w:t>{{problemapotencialidad8}}</w:t>
-            </w:r>
-          </w:p>
-        </w:tc>
-        <w:tc>
-          <w:tcPr>
-            <w:tcW w:w="6169" w:type="dxa"/>
-            <w:vAlign w:val="center"/>
-          </w:tcPr>
-          <w:p>
-            <w:pPr>
-              <w:pStyle w:val="Prrafodelista"/>
-              <w:tabs>
-                <w:tab w:val="left" w:pos="0"/>
-                <w:tab w:val="left" w:pos="142"/>
-                <w:tab w:val="left" w:pos="284"/>
-              </w:tabs>
-              <w:spacing w:line="276" w:lineRule="auto"/>
-              <w:ind w:left="0"/>
-              <w:jc w:val="both"/>
-              <w:rPr>
-                <w:rFonts w:ascii="Arial Nova Cond" w:eastAsia="Calibri" w:hAnsi="Arial Nova Cond" w:cs="Times New Roman"/>
-                <w:color w:val="000000" w:themeColor="text1"/>
-                <w:sz w:val="20"/>
-                <w:szCs w:val="20"/>
-                <w:lang w:val="es-ES_tradnl"/>
-              </w:rPr>
-            </w:pPr>
-            <w:r>
-              <w:rPr>
-                <w:rFonts w:ascii="Arial Nova Cond" w:eastAsia="Calibri" w:hAnsi="Arial Nova Cond" w:cs="Times New Roman"/>
-                <w:sz w:val="20"/>
-                <w:szCs w:val="20"/>
-                <w:lang w:val="es-ES_tradnl"/>
-              </w:rPr>
               <w:t>{{situacionsignificativa8}}</w:t>
             </w:r>
           </w:p>
         </w:tc>
         <w:tc>
           <w:tcPr>
-            <w:tcW w:w="2015" w:type="dxa"/>
+            <w:tcW w:w="1984" w:type="dxa"/>
             <w:vAlign w:val="center"/>
           </w:tcPr>
           <w:p>
@@ -12567,7 +12530,7 @@
         </w:tc>
         <w:tc>
           <w:tcPr>
-            <w:tcW w:w="1634" w:type="dxa"/>
+            <w:tcW w:w="2693" w:type="dxa"/>
             <w:vAlign w:val="center"/>
           </w:tcPr>
           <w:p>
@@ -12592,13 +12555,13 @@
                 <w:sz w:val="20"/>
                 <w:szCs w:val="20"/>
               </w:rPr>
-              <w:t>{{competencias8}}</w:t>
-            </w:r>
-          </w:p>
-        </w:tc>
-        <w:tc>
-          <w:tcPr>
-            <w:tcW w:w="1337" w:type="dxa"/>
+              <w:t>{{campotematico8}}</w:t>
+            </w:r>
+          </w:p>
+        </w:tc>
+        <w:tc>
+          <w:tcPr>
+            <w:tcW w:w="1560" w:type="dxa"/>
             <w:vAlign w:val="center"/>
           </w:tcPr>
           <w:p>
@@ -12606,7 +12569,7 @@
               <w:autoSpaceDE w:val="0"/>
               <w:autoSpaceDN w:val="0"/>
               <w:adjustRightInd w:val="0"/>
-              <w:jc w:val="center"/>
+              <w:jc w:val="both"/>
               <w:rPr>
                 <w:rFonts w:ascii="Arial Nova Cond" w:hAnsi="Arial Nova Cond" w:cs="Arial"/>
                 <w:color w:val="000000"/>
@@ -12623,6 +12586,37 @@
                 <w:sz w:val="20"/>
                 <w:szCs w:val="20"/>
               </w:rPr>
+              <w:t>{{competencias8}}</w:t>
+            </w:r>
+          </w:p>
+        </w:tc>
+        <w:tc>
+          <w:tcPr>
+            <w:tcW w:w="1399" w:type="dxa"/>
+            <w:vAlign w:val="center"/>
+          </w:tcPr>
+          <w:p>
+            <w:pPr>
+              <w:autoSpaceDE w:val="0"/>
+              <w:autoSpaceDN w:val="0"/>
+              <w:adjustRightInd w:val="0"/>
+              <w:jc w:val="both"/>
+              <w:rPr>
+                <w:rFonts w:ascii="Arial Nova Cond" w:hAnsi="Arial Nova Cond" w:cs="Arial"/>
+                <w:color w:val="000000"/>
+                <w:kern w:val="0"/>
+                <w:sz w:val="20"/>
+                <w:szCs w:val="20"/>
+              </w:rPr>
+            </w:pPr>
+            <w:r>
+              <w:rPr>
+                <w:rFonts w:ascii="Arial Nova Cond" w:hAnsi="Arial Nova Cond" w:cs="Arial"/>
+                <w:color w:val="000000"/>
+                <w:kern w:val="0"/>
+                <w:sz w:val="20"/>
+                <w:szCs w:val="20"/>
+              </w:rPr>
               <w:t>{{producto8}}</w:t>
             </w:r>
           </w:p>
@@ -12630,34 +12624,6 @@
       </w:tr>
       <w:bookmarkEnd w:id="1"/>
     </w:tbl>
-    <w:p>
-      <w:pPr>
-        <w:spacing w:line="276" w:lineRule="auto"/>
-        <w:ind w:right="-455"/>
-        <w:rPr>
-          <w:rFonts w:ascii="Arial Nova Cond Light" w:hAnsi="Arial Nova Cond Light" w:cs="Times New Roman"/>
-          <w:b/>
-          <w:bCs/>
-          <w:color w:val="000000" w:themeColor="text1"/>
-          <w:sz w:val="20"/>
-          <w:szCs w:val="20"/>
-        </w:rPr>
-      </w:pPr>
-    </w:p>
-    <w:p>
-      <w:pPr>
-        <w:spacing w:line="276" w:lineRule="auto"/>
-        <w:ind w:right="-455"/>
-        <w:rPr>
-          <w:rFonts w:ascii="Arial Nova Cond Light" w:hAnsi="Arial Nova Cond Light" w:cs="Times New Roman"/>
-          <w:b/>
-          <w:bCs/>
-          <w:color w:val="000000" w:themeColor="text1"/>
-          <w:sz w:val="20"/>
-          <w:szCs w:val="20"/>
-        </w:rPr>
-      </w:pPr>
-    </w:p>
     <w:p>
       <w:pPr>
         <w:spacing w:line="276" w:lineRule="auto"/>
@@ -12700,6 +12666,7 @@
           <w:sz w:val="20"/>
           <w:szCs w:val="20"/>
         </w:rPr>
+        <w:lastRenderedPageBreak/>
         <w:t xml:space="preserve">ORGANIZACIÓN DE LOS PROPÓSITOS DE APRENDIZAJE: </w:t>
       </w:r>
     </w:p>
@@ -24439,7 +24406,6 @@
               </w:rPr>
               <w:t xml:space="preserve">Minedu (2016). Programa curricular de educación secundaria. Resolución Ministerial </w:t>
             </w:r>
-            <w:proofErr w:type="spellStart"/>
             <w:r>
               <w:rPr>
                 <w:rFonts w:ascii="Arial Nova Cond Light" w:eastAsia="Calibri" w:hAnsi="Arial Nova Cond Light" w:cs="Calibri Light"/>
@@ -24450,7 +24416,6 @@
               </w:rPr>
               <w:t>N°</w:t>
             </w:r>
-            <w:proofErr w:type="spellEnd"/>
             <w:r>
               <w:rPr>
                 <w:rFonts w:ascii="Arial Nova Cond Light" w:eastAsia="Calibri" w:hAnsi="Arial Nova Cond Light" w:cs="Calibri Light"/>
@@ -24490,7 +24455,6 @@
               </w:rPr>
               <w:t xml:space="preserve">Minedu (2016). Currículo Nacional de la educación básica. Resolución Ministerial </w:t>
             </w:r>
-            <w:proofErr w:type="spellStart"/>
             <w:r>
               <w:rPr>
                 <w:rFonts w:ascii="Arial Nova Cond Light" w:eastAsia="Calibri" w:hAnsi="Arial Nova Cond Light" w:cs="Calibri Light"/>
@@ -24501,7 +24465,6 @@
               </w:rPr>
               <w:t>N°</w:t>
             </w:r>
-            <w:proofErr w:type="spellEnd"/>
             <w:r>
               <w:rPr>
                 <w:rFonts w:ascii="Arial Nova Cond Light" w:eastAsia="Calibri" w:hAnsi="Arial Nova Cond Light" w:cs="Calibri Light"/>
@@ -25335,7 +25298,7 @@
 </file>
 
 <file path=word/endnotes.xml><?xml version="1.0" encoding="utf-8"?>
-<w:endnotes xmlns:wpc="http://schemas.microsoft.com/office/word/2010/wordprocessingCanvas" xmlns:cx="http://schemas.microsoft.com/office/drawing/2014/chartex" xmlns:cx1="http://schemas.microsoft.com/office/drawing/2015/9/8/chartex" xmlns:cx2="http://schemas.microsoft.com/office/drawing/2015/10/21/chartex" xmlns:cx3="http://schemas.microsoft.com/office/drawing/2016/5/9/chartex" xmlns:cx4="http://schemas.microsoft.com/office/drawing/2016/5/10/chartex" xmlns:cx5="http://schemas.microsoft.com/office/drawing/2016/5/11/chartex" xmlns:cx6="http://schemas.microsoft.com/office/drawing/2016/5/12/chartex" xmlns:cx7="http://schemas.microsoft.com/office/drawing/2016/5/13/chartex" xmlns:cx8="http://schemas.microsoft.com/office/drawing/2016/5/14/chartex" xmlns:mc="http://schemas.openxmlformats.org/markup-compatibility/2006" xmlns:aink="http://schemas.microsoft.com/office/drawing/2016/ink" xmlns:am3d="http://schemas.microsoft.com/office/drawing/2017/model3d" xmlns:o="urn:schemas-microsoft-com:office:office" xmlns:oel="http://schemas.microsoft.com/office/2019/extlst" xmlns:r="http://schemas.openxmlformats.org/officeDocument/2006/relationships" xmlns:m="http://schemas.openxmlformats.org/officeDocument/2006/math" xmlns:v="urn:schemas-microsoft-com:vml" xmlns:wp14="http://schemas.microsoft.com/office/word/2010/wordprocessingDrawing" xmlns:wp="http://schemas.openxmlformats.org/drawingml/2006/wordprocessingDrawing" xmlns:w10="urn:schemas-microsoft-com:office:word" xmlns:w="http://schemas.openxmlformats.org/wordprocessingml/2006/main" xmlns:w14="http://schemas.microsoft.com/office/word/2010/wordml" xmlns:w15="http://schemas.microsoft.com/office/word/2012/wordml" xmlns:w16cex="http://schemas.microsoft.com/office/word/2018/wordml/cex" xmlns:w16cid="http://schemas.microsoft.com/office/word/2016/wordml/cid" xmlns:w16="http://schemas.microsoft.com/office/word/2018/wordml" xmlns:w16du="http://schemas.microsoft.com/office/word/2023/wordml/word16du" xmlns:w16sdtdh="http://schemas.microsoft.com/office/word/2020/wordml/sdtdatahash" xmlns:w16se="http://schemas.microsoft.com/office/word/2015/wordml/symex" xmlns:wpg="http://schemas.microsoft.com/office/word/2010/wordprocessingGroup" xmlns:wpi="http://schemas.microsoft.com/office/word/2010/wordprocessingInk" xmlns:wne="http://schemas.microsoft.com/office/word/2006/wordml" xmlns:wps="http://schemas.microsoft.com/office/word/2010/wordprocessingShape" mc:Ignorable="w14 w15 w16se w16cid w16 w16cex w16sdtdh w16du wp14">
+<w:endnotes xmlns:wpc="http://schemas.microsoft.com/office/word/2010/wordprocessingCanvas" xmlns:cx="http://schemas.microsoft.com/office/drawing/2014/chartex" xmlns:cx1="http://schemas.microsoft.com/office/drawing/2015/9/8/chartex" xmlns:cx2="http://schemas.microsoft.com/office/drawing/2015/10/21/chartex" xmlns:cx3="http://schemas.microsoft.com/office/drawing/2016/5/9/chartex" xmlns:cx4="http://schemas.microsoft.com/office/drawing/2016/5/10/chartex" xmlns:cx5="http://schemas.microsoft.com/office/drawing/2016/5/11/chartex" xmlns:cx6="http://schemas.microsoft.com/office/drawing/2016/5/12/chartex" xmlns:cx7="http://schemas.microsoft.com/office/drawing/2016/5/13/chartex" xmlns:cx8="http://schemas.microsoft.com/office/drawing/2016/5/14/chartex" xmlns:mc="http://schemas.openxmlformats.org/markup-compatibility/2006" xmlns:aink="http://schemas.microsoft.com/office/drawing/2016/ink" xmlns:am3d="http://schemas.microsoft.com/office/drawing/2017/model3d" xmlns:o="urn:schemas-microsoft-com:office:office" xmlns:oel="http://schemas.microsoft.com/office/2019/extlst" xmlns:r="http://schemas.openxmlformats.org/officeDocument/2006/relationships" xmlns:m="http://schemas.openxmlformats.org/officeDocument/2006/math" xmlns:v="urn:schemas-microsoft-com:vml" xmlns:wp14="http://schemas.microsoft.com/office/word/2010/wordprocessingDrawing" xmlns:wp="http://schemas.openxmlformats.org/drawingml/2006/wordprocessingDrawing" xmlns:w10="urn:schemas-microsoft-com:office:word" xmlns:w="http://schemas.openxmlformats.org/wordprocessingml/2006/main" xmlns:w14="http://schemas.microsoft.com/office/word/2010/wordml" xmlns:w15="http://schemas.microsoft.com/office/word/2012/wordml" xmlns:w16cex="http://schemas.microsoft.com/office/word/2018/wordml/cex" xmlns:w16cid="http://schemas.microsoft.com/office/word/2016/wordml/cid" xmlns:w16="http://schemas.microsoft.com/office/word/2018/wordml" xmlns:w16du="http://schemas.microsoft.com/office/word/2023/wordml/word16du" xmlns:w16sdtdh="http://schemas.microsoft.com/office/word/2020/wordml/sdtdatahash" xmlns:w16sdtfl="http://schemas.microsoft.com/office/word/2024/wordml/sdtformatlock" xmlns:w16se="http://schemas.microsoft.com/office/word/2015/wordml/symex" xmlns:wpg="http://schemas.microsoft.com/office/word/2010/wordprocessingGroup" xmlns:wpi="http://schemas.microsoft.com/office/word/2010/wordprocessingInk" xmlns:wne="http://schemas.microsoft.com/office/word/2006/wordml" xmlns:wps="http://schemas.microsoft.com/office/word/2010/wordprocessingShape" mc:Ignorable="w14 w15 w16se w16cid w16 w16cex w16sdtdh w16sdtfl w16du wp14">
   <w:endnote w:type="separator" w:id="-1">
     <w:p>
       <w:pPr>
@@ -25360,7 +25323,7 @@
 </file>
 
 <file path=word/footer1.xml><?xml version="1.0" encoding="utf-8"?>
-<w:ftr xmlns:wpc="http://schemas.microsoft.com/office/word/2010/wordprocessingCanvas" xmlns:cx="http://schemas.microsoft.com/office/drawing/2014/chartex" xmlns:cx1="http://schemas.microsoft.com/office/drawing/2015/9/8/chartex" xmlns:cx2="http://schemas.microsoft.com/office/drawing/2015/10/21/chartex" xmlns:cx3="http://schemas.microsoft.com/office/drawing/2016/5/9/chartex" xmlns:cx4="http://schemas.microsoft.com/office/drawing/2016/5/10/chartex" xmlns:cx5="http://schemas.microsoft.com/office/drawing/2016/5/11/chartex" xmlns:cx6="http://schemas.microsoft.com/office/drawing/2016/5/12/chartex" xmlns:cx7="http://schemas.microsoft.com/office/drawing/2016/5/13/chartex" xmlns:cx8="http://schemas.microsoft.com/office/drawing/2016/5/14/chartex" xmlns:mc="http://schemas.openxmlformats.org/markup-compatibility/2006" xmlns:aink="http://schemas.microsoft.com/office/drawing/2016/ink" xmlns:am3d="http://schemas.microsoft.com/office/drawing/2017/model3d" xmlns:o="urn:schemas-microsoft-com:office:office" xmlns:oel="http://schemas.microsoft.com/office/2019/extlst" xmlns:r="http://schemas.openxmlformats.org/officeDocument/2006/relationships" xmlns:m="http://schemas.openxmlformats.org/officeDocument/2006/math" xmlns:v="urn:schemas-microsoft-com:vml" xmlns:wp14="http://schemas.microsoft.com/office/word/2010/wordprocessingDrawing" xmlns:wp="http://schemas.openxmlformats.org/drawingml/2006/wordprocessingDrawing" xmlns:w10="urn:schemas-microsoft-com:office:word" xmlns:w="http://schemas.openxmlformats.org/wordprocessingml/2006/main" xmlns:w14="http://schemas.microsoft.com/office/word/2010/wordml" xmlns:w15="http://schemas.microsoft.com/office/word/2012/wordml" xmlns:w16cex="http://schemas.microsoft.com/office/word/2018/wordml/cex" xmlns:w16cid="http://schemas.microsoft.com/office/word/2016/wordml/cid" xmlns:w16="http://schemas.microsoft.com/office/word/2018/wordml" xmlns:w16du="http://schemas.microsoft.com/office/word/2023/wordml/word16du" xmlns:w16sdtdh="http://schemas.microsoft.com/office/word/2020/wordml/sdtdatahash" xmlns:w16se="http://schemas.microsoft.com/office/word/2015/wordml/symex" xmlns:wpg="http://schemas.microsoft.com/office/word/2010/wordprocessingGroup" xmlns:wpi="http://schemas.microsoft.com/office/word/2010/wordprocessingInk" xmlns:wne="http://schemas.microsoft.com/office/word/2006/wordml" xmlns:wps="http://schemas.microsoft.com/office/word/2010/wordprocessingShape" mc:Ignorable="w14 w15 w16se w16cid w16 w16cex w16sdtdh w16du wp14">
+<w:ftr xmlns:wpc="http://schemas.microsoft.com/office/word/2010/wordprocessingCanvas" xmlns:cx="http://schemas.microsoft.com/office/drawing/2014/chartex" xmlns:cx1="http://schemas.microsoft.com/office/drawing/2015/9/8/chartex" xmlns:cx2="http://schemas.microsoft.com/office/drawing/2015/10/21/chartex" xmlns:cx3="http://schemas.microsoft.com/office/drawing/2016/5/9/chartex" xmlns:cx4="http://schemas.microsoft.com/office/drawing/2016/5/10/chartex" xmlns:cx5="http://schemas.microsoft.com/office/drawing/2016/5/11/chartex" xmlns:cx6="http://schemas.microsoft.com/office/drawing/2016/5/12/chartex" xmlns:cx7="http://schemas.microsoft.com/office/drawing/2016/5/13/chartex" xmlns:cx8="http://schemas.microsoft.com/office/drawing/2016/5/14/chartex" xmlns:mc="http://schemas.openxmlformats.org/markup-compatibility/2006" xmlns:aink="http://schemas.microsoft.com/office/drawing/2016/ink" xmlns:am3d="http://schemas.microsoft.com/office/drawing/2017/model3d" xmlns:o="urn:schemas-microsoft-com:office:office" xmlns:oel="http://schemas.microsoft.com/office/2019/extlst" xmlns:r="http://schemas.openxmlformats.org/officeDocument/2006/relationships" xmlns:m="http://schemas.openxmlformats.org/officeDocument/2006/math" xmlns:v="urn:schemas-microsoft-com:vml" xmlns:wp14="http://schemas.microsoft.com/office/word/2010/wordprocessingDrawing" xmlns:wp="http://schemas.openxmlformats.org/drawingml/2006/wordprocessingDrawing" xmlns:w10="urn:schemas-microsoft-com:office:word" xmlns:w="http://schemas.openxmlformats.org/wordprocessingml/2006/main" xmlns:w14="http://schemas.microsoft.com/office/word/2010/wordml" xmlns:w15="http://schemas.microsoft.com/office/word/2012/wordml" xmlns:w16cex="http://schemas.microsoft.com/office/word/2018/wordml/cex" xmlns:w16cid="http://schemas.microsoft.com/office/word/2016/wordml/cid" xmlns:w16="http://schemas.microsoft.com/office/word/2018/wordml" xmlns:w16du="http://schemas.microsoft.com/office/word/2023/wordml/word16du" xmlns:w16sdtdh="http://schemas.microsoft.com/office/word/2020/wordml/sdtdatahash" xmlns:w16sdtfl="http://schemas.microsoft.com/office/word/2024/wordml/sdtformatlock" xmlns:w16se="http://schemas.microsoft.com/office/word/2015/wordml/symex" xmlns:wpg="http://schemas.microsoft.com/office/word/2010/wordprocessingGroup" xmlns:wpi="http://schemas.microsoft.com/office/word/2010/wordprocessingInk" xmlns:wne="http://schemas.microsoft.com/office/word/2006/wordml" xmlns:wps="http://schemas.microsoft.com/office/word/2010/wordprocessingShape" mc:Ignorable="w14 w15 w16se w16cid w16 w16cex w16sdtdh w16sdtfl w16du wp14">
   <w:p>
     <w:pPr>
       <w:pStyle w:val="Piedepgina"/>
@@ -25821,7 +25784,7 @@
 </file>
 
 <file path=word/footnotes.xml><?xml version="1.0" encoding="utf-8"?>
-<w:footnotes xmlns:wpc="http://schemas.microsoft.com/office/word/2010/wordprocessingCanvas" xmlns:cx="http://schemas.microsoft.com/office/drawing/2014/chartex" xmlns:cx1="http://schemas.microsoft.com/office/drawing/2015/9/8/chartex" xmlns:cx2="http://schemas.microsoft.com/office/drawing/2015/10/21/chartex" xmlns:cx3="http://schemas.microsoft.com/office/drawing/2016/5/9/chartex" xmlns:cx4="http://schemas.microsoft.com/office/drawing/2016/5/10/chartex" xmlns:cx5="http://schemas.microsoft.com/office/drawing/2016/5/11/chartex" xmlns:cx6="http://schemas.microsoft.com/office/drawing/2016/5/12/chartex" xmlns:cx7="http://schemas.microsoft.com/office/drawing/2016/5/13/chartex" xmlns:cx8="http://schemas.microsoft.com/office/drawing/2016/5/14/chartex" xmlns:mc="http://schemas.openxmlformats.org/markup-compatibility/2006" xmlns:aink="http://schemas.microsoft.com/office/drawing/2016/ink" xmlns:am3d="http://schemas.microsoft.com/office/drawing/2017/model3d" xmlns:o="urn:schemas-microsoft-com:office:office" xmlns:oel="http://schemas.microsoft.com/office/2019/extlst" xmlns:r="http://schemas.openxmlformats.org/officeDocument/2006/relationships" xmlns:m="http://schemas.openxmlformats.org/officeDocument/2006/math" xmlns:v="urn:schemas-microsoft-com:vml" xmlns:wp14="http://schemas.microsoft.com/office/word/2010/wordprocessingDrawing" xmlns:wp="http://schemas.openxmlformats.org/drawingml/2006/wordprocessingDrawing" xmlns:w10="urn:schemas-microsoft-com:office:word" xmlns:w="http://schemas.openxmlformats.org/wordprocessingml/2006/main" xmlns:w14="http://schemas.microsoft.com/office/word/2010/wordml" xmlns:w15="http://schemas.microsoft.com/office/word/2012/wordml" xmlns:w16cex="http://schemas.microsoft.com/office/word/2018/wordml/cex" xmlns:w16cid="http://schemas.microsoft.com/office/word/2016/wordml/cid" xmlns:w16="http://schemas.microsoft.com/office/word/2018/wordml" xmlns:w16du="http://schemas.microsoft.com/office/word/2023/wordml/word16du" xmlns:w16sdtdh="http://schemas.microsoft.com/office/word/2020/wordml/sdtdatahash" xmlns:w16se="http://schemas.microsoft.com/office/word/2015/wordml/symex" xmlns:wpg="http://schemas.microsoft.com/office/word/2010/wordprocessingGroup" xmlns:wpi="http://schemas.microsoft.com/office/word/2010/wordprocessingInk" xmlns:wne="http://schemas.microsoft.com/office/word/2006/wordml" xmlns:wps="http://schemas.microsoft.com/office/word/2010/wordprocessingShape" mc:Ignorable="w14 w15 w16se w16cid w16 w16cex w16sdtdh w16du wp14">
+<w:footnotes xmlns:wpc="http://schemas.microsoft.com/office/word/2010/wordprocessingCanvas" xmlns:cx="http://schemas.microsoft.com/office/drawing/2014/chartex" xmlns:cx1="http://schemas.microsoft.com/office/drawing/2015/9/8/chartex" xmlns:cx2="http://schemas.microsoft.com/office/drawing/2015/10/21/chartex" xmlns:cx3="http://schemas.microsoft.com/office/drawing/2016/5/9/chartex" xmlns:cx4="http://schemas.microsoft.com/office/drawing/2016/5/10/chartex" xmlns:cx5="http://schemas.microsoft.com/office/drawing/2016/5/11/chartex" xmlns:cx6="http://schemas.microsoft.com/office/drawing/2016/5/12/chartex" xmlns:cx7="http://schemas.microsoft.com/office/drawing/2016/5/13/chartex" xmlns:cx8="http://schemas.microsoft.com/office/drawing/2016/5/14/chartex" xmlns:mc="http://schemas.openxmlformats.org/markup-compatibility/2006" xmlns:aink="http://schemas.microsoft.com/office/drawing/2016/ink" xmlns:am3d="http://schemas.microsoft.com/office/drawing/2017/model3d" xmlns:o="urn:schemas-microsoft-com:office:office" xmlns:oel="http://schemas.microsoft.com/office/2019/extlst" xmlns:r="http://schemas.openxmlformats.org/officeDocument/2006/relationships" xmlns:m="http://schemas.openxmlformats.org/officeDocument/2006/math" xmlns:v="urn:schemas-microsoft-com:vml" xmlns:wp14="http://schemas.microsoft.com/office/word/2010/wordprocessingDrawing" xmlns:wp="http://schemas.openxmlformats.org/drawingml/2006/wordprocessingDrawing" xmlns:w10="urn:schemas-microsoft-com:office:word" xmlns:w="http://schemas.openxmlformats.org/wordprocessingml/2006/main" xmlns:w14="http://schemas.microsoft.com/office/word/2010/wordml" xmlns:w15="http://schemas.microsoft.com/office/word/2012/wordml" xmlns:w16cex="http://schemas.microsoft.com/office/word/2018/wordml/cex" xmlns:w16cid="http://schemas.microsoft.com/office/word/2016/wordml/cid" xmlns:w16="http://schemas.microsoft.com/office/word/2018/wordml" xmlns:w16du="http://schemas.microsoft.com/office/word/2023/wordml/word16du" xmlns:w16sdtdh="http://schemas.microsoft.com/office/word/2020/wordml/sdtdatahash" xmlns:w16sdtfl="http://schemas.microsoft.com/office/word/2024/wordml/sdtformatlock" xmlns:w16se="http://schemas.microsoft.com/office/word/2015/wordml/symex" xmlns:wpg="http://schemas.microsoft.com/office/word/2010/wordprocessingGroup" xmlns:wpi="http://schemas.microsoft.com/office/word/2010/wordprocessingInk" xmlns:wne="http://schemas.microsoft.com/office/word/2006/wordml" xmlns:wps="http://schemas.microsoft.com/office/word/2010/wordprocessingShape" mc:Ignorable="w14 w15 w16se w16cid w16 w16cex w16sdtdh w16sdtfl w16du wp14">
   <w:footnote w:type="separator" w:id="-1">
     <w:p>
       <w:pPr>
@@ -25846,7 +25809,7 @@
 </file>
 
 <file path=word/header1.xml><?xml version="1.0" encoding="utf-8"?>
-<w:hdr xmlns:wpc="http://schemas.microsoft.com/office/word/2010/wordprocessingCanvas" xmlns:cx="http://schemas.microsoft.com/office/drawing/2014/chartex" xmlns:cx1="http://schemas.microsoft.com/office/drawing/2015/9/8/chartex" xmlns:cx2="http://schemas.microsoft.com/office/drawing/2015/10/21/chartex" xmlns:cx3="http://schemas.microsoft.com/office/drawing/2016/5/9/chartex" xmlns:cx4="http://schemas.microsoft.com/office/drawing/2016/5/10/chartex" xmlns:cx5="http://schemas.microsoft.com/office/drawing/2016/5/11/chartex" xmlns:cx6="http://schemas.microsoft.com/office/drawing/2016/5/12/chartex" xmlns:cx7="http://schemas.microsoft.com/office/drawing/2016/5/13/chartex" xmlns:cx8="http://schemas.microsoft.com/office/drawing/2016/5/14/chartex" xmlns:mc="http://schemas.openxmlformats.org/markup-compatibility/2006" xmlns:aink="http://schemas.microsoft.com/office/drawing/2016/ink" xmlns:am3d="http://schemas.microsoft.com/office/drawing/2017/model3d" xmlns:o="urn:schemas-microsoft-com:office:office" xmlns:oel="http://schemas.microsoft.com/office/2019/extlst" xmlns:r="http://schemas.openxmlformats.org/officeDocument/2006/relationships" xmlns:m="http://schemas.openxmlformats.org/officeDocument/2006/math" xmlns:v="urn:schemas-microsoft-com:vml" xmlns:wp14="http://schemas.microsoft.com/office/word/2010/wordprocessingDrawing" xmlns:wp="http://schemas.openxmlformats.org/drawingml/2006/wordprocessingDrawing" xmlns:w10="urn:schemas-microsoft-com:office:word" xmlns:w="http://schemas.openxmlformats.org/wordprocessingml/2006/main" xmlns:w14="http://schemas.microsoft.com/office/word/2010/wordml" xmlns:w15="http://schemas.microsoft.com/office/word/2012/wordml" xmlns:w16cex="http://schemas.microsoft.com/office/word/2018/wordml/cex" xmlns:w16cid="http://schemas.microsoft.com/office/word/2016/wordml/cid" xmlns:w16="http://schemas.microsoft.com/office/word/2018/wordml" xmlns:w16du="http://schemas.microsoft.com/office/word/2023/wordml/word16du" xmlns:w16sdtdh="http://schemas.microsoft.com/office/word/2020/wordml/sdtdatahash" xmlns:w16se="http://schemas.microsoft.com/office/word/2015/wordml/symex" xmlns:wpg="http://schemas.microsoft.com/office/word/2010/wordprocessingGroup" xmlns:wpi="http://schemas.microsoft.com/office/word/2010/wordprocessingInk" xmlns:wne="http://schemas.microsoft.com/office/word/2006/wordml" xmlns:wps="http://schemas.microsoft.com/office/word/2010/wordprocessingShape" mc:Ignorable="w14 w15 w16se w16cid w16 w16cex w16sdtdh w16du wp14">
+<w:hdr xmlns:wpc="http://schemas.microsoft.com/office/word/2010/wordprocessingCanvas" xmlns:cx="http://schemas.microsoft.com/office/drawing/2014/chartex" xmlns:cx1="http://schemas.microsoft.com/office/drawing/2015/9/8/chartex" xmlns:cx2="http://schemas.microsoft.com/office/drawing/2015/10/21/chartex" xmlns:cx3="http://schemas.microsoft.com/office/drawing/2016/5/9/chartex" xmlns:cx4="http://schemas.microsoft.com/office/drawing/2016/5/10/chartex" xmlns:cx5="http://schemas.microsoft.com/office/drawing/2016/5/11/chartex" xmlns:cx6="http://schemas.microsoft.com/office/drawing/2016/5/12/chartex" xmlns:cx7="http://schemas.microsoft.com/office/drawing/2016/5/13/chartex" xmlns:cx8="http://schemas.microsoft.com/office/drawing/2016/5/14/chartex" xmlns:mc="http://schemas.openxmlformats.org/markup-compatibility/2006" xmlns:aink="http://schemas.microsoft.com/office/drawing/2016/ink" xmlns:am3d="http://schemas.microsoft.com/office/drawing/2017/model3d" xmlns:o="urn:schemas-microsoft-com:office:office" xmlns:oel="http://schemas.microsoft.com/office/2019/extlst" xmlns:r="http://schemas.openxmlformats.org/officeDocument/2006/relationships" xmlns:m="http://schemas.openxmlformats.org/officeDocument/2006/math" xmlns:v="urn:schemas-microsoft-com:vml" xmlns:wp14="http://schemas.microsoft.com/office/word/2010/wordprocessingDrawing" xmlns:wp="http://schemas.openxmlformats.org/drawingml/2006/wordprocessingDrawing" xmlns:w10="urn:schemas-microsoft-com:office:word" xmlns:w="http://schemas.openxmlformats.org/wordprocessingml/2006/main" xmlns:w14="http://schemas.microsoft.com/office/word/2010/wordml" xmlns:w15="http://schemas.microsoft.com/office/word/2012/wordml" xmlns:w16cex="http://schemas.microsoft.com/office/word/2018/wordml/cex" xmlns:w16cid="http://schemas.microsoft.com/office/word/2016/wordml/cid" xmlns:w16="http://schemas.microsoft.com/office/word/2018/wordml" xmlns:w16du="http://schemas.microsoft.com/office/word/2023/wordml/word16du" xmlns:w16sdtdh="http://schemas.microsoft.com/office/word/2020/wordml/sdtdatahash" xmlns:w16sdtfl="http://schemas.microsoft.com/office/word/2024/wordml/sdtformatlock" xmlns:w16se="http://schemas.microsoft.com/office/word/2015/wordml/symex" xmlns:wpg="http://schemas.microsoft.com/office/word/2010/wordprocessingGroup" xmlns:wpi="http://schemas.microsoft.com/office/word/2010/wordprocessingInk" xmlns:wne="http://schemas.microsoft.com/office/word/2006/wordml" xmlns:wps="http://schemas.microsoft.com/office/word/2010/wordprocessingShape" mc:Ignorable="w14 w15 w16se w16cid w16 w16cex w16sdtdh w16sdtfl w16du wp14">
   <w:tbl>
     <w:tblPr>
       <w:tblStyle w:val="Tablaconcuadrcula"/>
@@ -26136,7 +26099,7 @@
 </file>
 
 <file path=word/numbering.xml><?xml version="1.0" encoding="utf-8"?>
-<w:numbering xmlns:wpc="http://schemas.microsoft.com/office/word/2010/wordprocessingCanvas" xmlns:cx="http://schemas.microsoft.com/office/drawing/2014/chartex" xmlns:cx1="http://schemas.microsoft.com/office/drawing/2015/9/8/chartex" xmlns:cx2="http://schemas.microsoft.com/office/drawing/2015/10/21/chartex" xmlns:cx3="http://schemas.microsoft.com/office/drawing/2016/5/9/chartex" xmlns:cx4="http://schemas.microsoft.com/office/drawing/2016/5/10/chartex" xmlns:cx5="http://schemas.microsoft.com/office/drawing/2016/5/11/chartex" xmlns:cx6="http://schemas.microsoft.com/office/drawing/2016/5/12/chartex" xmlns:cx7="http://schemas.microsoft.com/office/drawing/2016/5/13/chartex" xmlns:cx8="http://schemas.microsoft.com/office/drawing/2016/5/14/chartex" xmlns:mc="http://schemas.openxmlformats.org/markup-compatibility/2006" xmlns:aink="http://schemas.microsoft.com/office/drawing/2016/ink" xmlns:am3d="http://schemas.microsoft.com/office/drawing/2017/model3d" xmlns:o="urn:schemas-microsoft-com:office:office" xmlns:oel="http://schemas.microsoft.com/office/2019/extlst" xmlns:r="http://schemas.openxmlformats.org/officeDocument/2006/relationships" xmlns:m="http://schemas.openxmlformats.org/officeDocument/2006/math" xmlns:v="urn:schemas-microsoft-com:vml" xmlns:wp14="http://schemas.microsoft.com/office/word/2010/wordprocessingDrawing" xmlns:wp="http://schemas.openxmlformats.org/drawingml/2006/wordprocessingDrawing" xmlns:w10="urn:schemas-microsoft-com:office:word" xmlns:w="http://schemas.openxmlformats.org/wordprocessingml/2006/main" xmlns:w14="http://schemas.microsoft.com/office/word/2010/wordml" xmlns:w15="http://schemas.microsoft.com/office/word/2012/wordml" xmlns:w16cex="http://schemas.microsoft.com/office/word/2018/wordml/cex" xmlns:w16cid="http://schemas.microsoft.com/office/word/2016/wordml/cid" xmlns:w16="http://schemas.microsoft.com/office/word/2018/wordml" xmlns:w16du="http://schemas.microsoft.com/office/word/2023/wordml/word16du" xmlns:w16sdtdh="http://schemas.microsoft.com/office/word/2020/wordml/sdtdatahash" xmlns:w16se="http://schemas.microsoft.com/office/word/2015/wordml/symex" xmlns:wpg="http://schemas.microsoft.com/office/word/2010/wordprocessingGroup" xmlns:wpi="http://schemas.microsoft.com/office/word/2010/wordprocessingInk" xmlns:wne="http://schemas.microsoft.com/office/word/2006/wordml" xmlns:wps="http://schemas.microsoft.com/office/word/2010/wordprocessingShape" mc:Ignorable="w14 w15 w16se w16cid w16 w16cex w16sdtdh w16du wp14">
+<w:numbering xmlns:wpc="http://schemas.microsoft.com/office/word/2010/wordprocessingCanvas" xmlns:cx="http://schemas.microsoft.com/office/drawing/2014/chartex" xmlns:cx1="http://schemas.microsoft.com/office/drawing/2015/9/8/chartex" xmlns:cx2="http://schemas.microsoft.com/office/drawing/2015/10/21/chartex" xmlns:cx3="http://schemas.microsoft.com/office/drawing/2016/5/9/chartex" xmlns:cx4="http://schemas.microsoft.com/office/drawing/2016/5/10/chartex" xmlns:cx5="http://schemas.microsoft.com/office/drawing/2016/5/11/chartex" xmlns:cx6="http://schemas.microsoft.com/office/drawing/2016/5/12/chartex" xmlns:cx7="http://schemas.microsoft.com/office/drawing/2016/5/13/chartex" xmlns:cx8="http://schemas.microsoft.com/office/drawing/2016/5/14/chartex" xmlns:mc="http://schemas.openxmlformats.org/markup-compatibility/2006" xmlns:aink="http://schemas.microsoft.com/office/drawing/2016/ink" xmlns:am3d="http://schemas.microsoft.com/office/drawing/2017/model3d" xmlns:o="urn:schemas-microsoft-com:office:office" xmlns:oel="http://schemas.microsoft.com/office/2019/extlst" xmlns:r="http://schemas.openxmlformats.org/officeDocument/2006/relationships" xmlns:m="http://schemas.openxmlformats.org/officeDocument/2006/math" xmlns:v="urn:schemas-microsoft-com:vml" xmlns:wp14="http://schemas.microsoft.com/office/word/2010/wordprocessingDrawing" xmlns:wp="http://schemas.openxmlformats.org/drawingml/2006/wordprocessingDrawing" xmlns:w10="urn:schemas-microsoft-com:office:word" xmlns:w="http://schemas.openxmlformats.org/wordprocessingml/2006/main" xmlns:w14="http://schemas.microsoft.com/office/word/2010/wordml" xmlns:w15="http://schemas.microsoft.com/office/word/2012/wordml" xmlns:w16cex="http://schemas.microsoft.com/office/word/2018/wordml/cex" xmlns:w16cid="http://schemas.microsoft.com/office/word/2016/wordml/cid" xmlns:w16="http://schemas.microsoft.com/office/word/2018/wordml" xmlns:w16du="http://schemas.microsoft.com/office/word/2023/wordml/word16du" xmlns:w16sdtdh="http://schemas.microsoft.com/office/word/2020/wordml/sdtdatahash" xmlns:w16sdtfl="http://schemas.microsoft.com/office/word/2024/wordml/sdtformatlock" xmlns:w16se="http://schemas.microsoft.com/office/word/2015/wordml/symex" xmlns:wpg="http://schemas.microsoft.com/office/word/2010/wordprocessingGroup" xmlns:wpi="http://schemas.microsoft.com/office/word/2010/wordprocessingInk" xmlns:wne="http://schemas.microsoft.com/office/word/2006/wordml" xmlns:wps="http://schemas.microsoft.com/office/word/2010/wordprocessingShape" mc:Ignorable="w14 w15 w16se w16cid w16 w16cex w16sdtdh w16sdtfl w16du wp14">
   <w:abstractNum w:abstractNumId="0" w15:restartNumberingAfterBreak="0">
     <w:nsid w:val="08D86D46"/>
     <w:multiLevelType w:val="hybridMultilevel"/>
@@ -29374,7 +29337,7 @@
 </file>
 
 <file path=word/styles.xml><?xml version="1.0" encoding="utf-8"?>
-<w:styles xmlns:mc="http://schemas.openxmlformats.org/markup-compatibility/2006" xmlns:r="http://schemas.openxmlformats.org/officeDocument/2006/relationships" xmlns:w="http://schemas.openxmlformats.org/wordprocessingml/2006/main" xmlns:w14="http://schemas.microsoft.com/office/word/2010/wordml" xmlns:w15="http://schemas.microsoft.com/office/word/2012/wordml" xmlns:w16cex="http://schemas.microsoft.com/office/word/2018/wordml/cex" xmlns:w16cid="http://schemas.microsoft.com/office/word/2016/wordml/cid" xmlns:w16="http://schemas.microsoft.com/office/word/2018/wordml" xmlns:w16du="http://schemas.microsoft.com/office/word/2023/wordml/word16du" xmlns:w16sdtdh="http://schemas.microsoft.com/office/word/2020/wordml/sdtdatahash" xmlns:w16se="http://schemas.microsoft.com/office/word/2015/wordml/symex" mc:Ignorable="w14 w15 w16se w16cid w16 w16cex w16sdtdh w16du">
+<w:styles xmlns:mc="http://schemas.openxmlformats.org/markup-compatibility/2006" xmlns:r="http://schemas.openxmlformats.org/officeDocument/2006/relationships" xmlns:w="http://schemas.openxmlformats.org/wordprocessingml/2006/main" xmlns:w14="http://schemas.microsoft.com/office/word/2010/wordml" xmlns:w15="http://schemas.microsoft.com/office/word/2012/wordml" xmlns:w16cex="http://schemas.microsoft.com/office/word/2018/wordml/cex" xmlns:w16cid="http://schemas.microsoft.com/office/word/2016/wordml/cid" xmlns:w16="http://schemas.microsoft.com/office/word/2018/wordml" xmlns:w16du="http://schemas.microsoft.com/office/word/2023/wordml/word16du" xmlns:w16sdtdh="http://schemas.microsoft.com/office/word/2020/wordml/sdtdatahash" xmlns:w16sdtfl="http://schemas.microsoft.com/office/word/2024/wordml/sdtformatlock" xmlns:w16se="http://schemas.microsoft.com/office/word/2015/wordml/symex" mc:Ignorable="w14 w15 w16se w16cid w16 w16cex w16sdtdh w16sdtfl w16du">
   <w:docDefaults>
     <w:rPrDefault>
       <w:rPr>
@@ -30421,7 +30384,7 @@
       <w14:ligatures w14:val="none"/>
     </w:rPr>
   </w:style>
-  <w:style w:type="character" w:styleId="Textoennegrita">
+  <w:style w:type="character" w:styleId="Fuerte">
     <w:name w:val="Strong"/>
     <w:basedOn w:val="Fuentedeprrafopredeter"/>
     <w:uiPriority w:val="22"/>
